--- a/Taylor/Python, React/Taylor Pentz.docx
+++ b/Taylor/Python, React/Taylor Pentz.docx
@@ -108,7 +108,7 @@
           <w:rFonts w:ascii="Times New Roman" w:hAnsi="Times New Roman" w:cs="Times New Roman"/>
           <w:sz w:val="24"/>
         </w:rPr>
-        <w:t>https://www.linkedin.com/in/taylor-pentz-10a92a3aa</w:t>
+        <w:t>https://www.linkedin.com/in/taylor-p-b0389a3ba</w:t>
       </w:r>
       <w:bookmarkStart w:id="0" w:name="_GoBack"/>
       <w:bookmarkEnd w:id="0"/>
@@ -175,7 +175,25 @@
           <w:sz w:val="24"/>
           <w:szCs w:val="24"/>
         </w:rPr>
-        <w:t xml:space="preserve">Proven expertise in designing and delivering scalable, real-time platforms across finance and </w:t>
+        <w:t>Proven expertise in designing and delivering scalable, real-time platforms across finance and SaaS.</w:t>
+      </w:r>
+      <w:proofErr w:type="gramEnd"/>
+      <w:r>
+        <w:rPr>
+          <w:rFonts w:asciiTheme="majorBidi" w:hAnsiTheme="majorBidi" w:cstheme="majorBidi"/>
+          <w:sz w:val="24"/>
+          <w:szCs w:val="24"/>
+        </w:rPr>
+        <w:t xml:space="preserve"> </w:t>
+      </w:r>
+      <w:proofErr w:type="gramStart"/>
+      <w:r>
+        <w:rPr>
+          <w:rFonts w:asciiTheme="majorBidi" w:hAnsiTheme="majorBidi" w:cstheme="majorBidi"/>
+          <w:sz w:val="24"/>
+          <w:szCs w:val="24"/>
+        </w:rPr>
+        <w:t xml:space="preserve">Skilled in Python, </w:t>
       </w:r>
       <w:proofErr w:type="spellStart"/>
       <w:r>
@@ -184,7 +202,7 @@
           <w:sz w:val="24"/>
           <w:szCs w:val="24"/>
         </w:rPr>
-        <w:t>SaaS</w:t>
+        <w:t>TypeScript</w:t>
       </w:r>
       <w:proofErr w:type="spellEnd"/>
       <w:r>
@@ -193,61 +211,7 @@
           <w:sz w:val="24"/>
           <w:szCs w:val="24"/>
         </w:rPr>
-        <w:t>.</w:t>
-      </w:r>
-      <w:proofErr w:type="gramEnd"/>
-      <w:r>
-        <w:rPr>
-          <w:rFonts w:asciiTheme="majorBidi" w:hAnsiTheme="majorBidi" w:cstheme="majorBidi"/>
-          <w:sz w:val="24"/>
-          <w:szCs w:val="24"/>
-        </w:rPr>
-        <w:t xml:space="preserve"> </w:t>
-      </w:r>
-      <w:proofErr w:type="gramStart"/>
-      <w:r>
-        <w:rPr>
-          <w:rFonts w:asciiTheme="majorBidi" w:hAnsiTheme="majorBidi" w:cstheme="majorBidi"/>
-          <w:sz w:val="24"/>
-          <w:szCs w:val="24"/>
-        </w:rPr>
-        <w:t xml:space="preserve">Skilled in Python, </w:t>
-      </w:r>
-      <w:proofErr w:type="spellStart"/>
-      <w:r>
-        <w:rPr>
-          <w:rFonts w:asciiTheme="majorBidi" w:hAnsiTheme="majorBidi" w:cstheme="majorBidi"/>
-          <w:sz w:val="24"/>
-          <w:szCs w:val="24"/>
-        </w:rPr>
-        <w:t>TypeScript</w:t>
-      </w:r>
-      <w:proofErr w:type="spellEnd"/>
-      <w:r>
-        <w:rPr>
-          <w:rFonts w:asciiTheme="majorBidi" w:hAnsiTheme="majorBidi" w:cstheme="majorBidi"/>
-          <w:sz w:val="24"/>
-          <w:szCs w:val="24"/>
-        </w:rPr>
-        <w:t xml:space="preserve">, and React, with deep knowledge of cloud-native infrastructure (AWS, GCP), </w:t>
-      </w:r>
-      <w:proofErr w:type="spellStart"/>
-      <w:r>
-        <w:rPr>
-          <w:rFonts w:asciiTheme="majorBidi" w:hAnsiTheme="majorBidi" w:cstheme="majorBidi"/>
-          <w:sz w:val="24"/>
-          <w:szCs w:val="24"/>
-        </w:rPr>
-        <w:t>DevOps</w:t>
-      </w:r>
-      <w:proofErr w:type="spellEnd"/>
-      <w:r>
-        <w:rPr>
-          <w:rFonts w:asciiTheme="majorBidi" w:hAnsiTheme="majorBidi" w:cstheme="majorBidi"/>
-          <w:sz w:val="24"/>
-          <w:szCs w:val="24"/>
-        </w:rPr>
-        <w:t>, and CI/CD.</w:t>
+        <w:t>, and React, with deep knowledge of cloud-native infrastructure (AWS, GCP), DevOps, and CI/CD.</w:t>
       </w:r>
       <w:proofErr w:type="gramEnd"/>
       <w:r>
@@ -387,110 +351,42 @@
           <w:sz w:val="24"/>
           <w:szCs w:val="24"/>
         </w:rPr>
-        <w:t xml:space="preserve">Cloud &amp; </w:t>
+        <w:t>Cloud &amp; DevOps:</w:t>
+      </w:r>
+      <w:r>
+        <w:rPr>
+          <w:rFonts w:ascii="Times New Roman" w:eastAsia="Times New Roman" w:hAnsi="Times New Roman" w:cs="Times New Roman"/>
+          <w:sz w:val="24"/>
+          <w:szCs w:val="24"/>
+        </w:rPr>
+        <w:t xml:space="preserve"> AWS (Lambda, S3, RDS, ECS), GCP (</w:t>
       </w:r>
       <w:proofErr w:type="spellStart"/>
       <w:r>
         <w:rPr>
           <w:rFonts w:ascii="Times New Roman" w:eastAsia="Times New Roman" w:hAnsi="Times New Roman" w:cs="Times New Roman"/>
-          <w:b/>
-          <w:bCs/>
-          <w:sz w:val="24"/>
-          <w:szCs w:val="24"/>
-        </w:rPr>
-        <w:t>DevOps</w:t>
+          <w:sz w:val="24"/>
+          <w:szCs w:val="24"/>
+        </w:rPr>
+        <w:t>Firestore</w:t>
       </w:r>
       <w:proofErr w:type="spellEnd"/>
       <w:r>
         <w:rPr>
           <w:rFonts w:ascii="Times New Roman" w:eastAsia="Times New Roman" w:hAnsi="Times New Roman" w:cs="Times New Roman"/>
-          <w:b/>
-          <w:bCs/>
-          <w:sz w:val="24"/>
-          <w:szCs w:val="24"/>
-        </w:rPr>
-        <w:t>:</w:t>
-      </w:r>
-      <w:r>
-        <w:rPr>
-          <w:rFonts w:ascii="Times New Roman" w:eastAsia="Times New Roman" w:hAnsi="Times New Roman" w:cs="Times New Roman"/>
-          <w:sz w:val="24"/>
-          <w:szCs w:val="24"/>
-        </w:rPr>
-        <w:t xml:space="preserve"> AWS (Lambda, S3, RDS, ECS), GCP (</w:t>
-      </w:r>
-      <w:proofErr w:type="spellStart"/>
-      <w:r>
-        <w:rPr>
-          <w:rFonts w:ascii="Times New Roman" w:eastAsia="Times New Roman" w:hAnsi="Times New Roman" w:cs="Times New Roman"/>
-          <w:sz w:val="24"/>
-          <w:szCs w:val="24"/>
-        </w:rPr>
-        <w:t>Firestore</w:t>
-      </w:r>
-      <w:proofErr w:type="spellEnd"/>
-      <w:r>
-        <w:rPr>
-          <w:rFonts w:ascii="Times New Roman" w:eastAsia="Times New Roman" w:hAnsi="Times New Roman" w:cs="Times New Roman"/>
-          <w:sz w:val="24"/>
-          <w:szCs w:val="24"/>
-        </w:rPr>
-        <w:t xml:space="preserve">, Cloud Functions), </w:t>
-      </w:r>
-      <w:proofErr w:type="spellStart"/>
-      <w:r>
-        <w:rPr>
-          <w:rFonts w:ascii="Times New Roman" w:eastAsia="Times New Roman" w:hAnsi="Times New Roman" w:cs="Times New Roman"/>
-          <w:sz w:val="24"/>
-          <w:szCs w:val="24"/>
-        </w:rPr>
-        <w:t>Do</w:t>
-      </w:r>
-      <w:r>
-        <w:rPr>
-          <w:rFonts w:ascii="Times New Roman" w:eastAsia="Times New Roman" w:hAnsi="Times New Roman" w:cs="Times New Roman"/>
-          <w:sz w:val="24"/>
-          <w:szCs w:val="24"/>
-        </w:rPr>
-        <w:t>cker</w:t>
-      </w:r>
-      <w:proofErr w:type="spellEnd"/>
-      <w:r>
-        <w:rPr>
-          <w:rFonts w:ascii="Times New Roman" w:eastAsia="Times New Roman" w:hAnsi="Times New Roman" w:cs="Times New Roman"/>
-          <w:sz w:val="24"/>
-          <w:szCs w:val="24"/>
-        </w:rPr>
-        <w:t xml:space="preserve">, </w:t>
-      </w:r>
-      <w:proofErr w:type="spellStart"/>
-      <w:r>
-        <w:rPr>
-          <w:rFonts w:ascii="Times New Roman" w:eastAsia="Times New Roman" w:hAnsi="Times New Roman" w:cs="Times New Roman"/>
-          <w:sz w:val="24"/>
-          <w:szCs w:val="24"/>
-        </w:rPr>
-        <w:t>GitHub</w:t>
-      </w:r>
-      <w:proofErr w:type="spellEnd"/>
-      <w:r>
-        <w:rPr>
-          <w:rFonts w:ascii="Times New Roman" w:eastAsia="Times New Roman" w:hAnsi="Times New Roman" w:cs="Times New Roman"/>
-          <w:sz w:val="24"/>
-          <w:szCs w:val="24"/>
-        </w:rPr>
-        <w:t xml:space="preserve"> Actions, </w:t>
-      </w:r>
-      <w:proofErr w:type="spellStart"/>
-      <w:r>
-        <w:rPr>
-          <w:rFonts w:ascii="Times New Roman" w:eastAsia="Times New Roman" w:hAnsi="Times New Roman" w:cs="Times New Roman"/>
-          <w:sz w:val="24"/>
-          <w:szCs w:val="24"/>
-        </w:rPr>
-        <w:t>Terraform</w:t>
-      </w:r>
-      <w:proofErr w:type="spellEnd"/>
+          <w:sz w:val="24"/>
+          <w:szCs w:val="24"/>
+        </w:rPr>
+        <w:t>, Cloud Functions), Do</w:t>
+      </w:r>
+      <w:r>
+        <w:rPr>
+          <w:rFonts w:ascii="Times New Roman" w:eastAsia="Times New Roman" w:hAnsi="Times New Roman" w:cs="Times New Roman"/>
+          <w:sz w:val="24"/>
+          <w:szCs w:val="24"/>
+        </w:rPr>
+        <w:t>cker, GitHub Actions, Terraform</w:t>
+      </w:r>
     </w:p>
     <w:p>
       <w:pPr>
@@ -523,51 +419,15 @@
           <w:sz w:val="24"/>
           <w:szCs w:val="24"/>
         </w:rPr>
-        <w:t xml:space="preserve"> </w:t>
-      </w:r>
-      <w:proofErr w:type="spellStart"/>
-      <w:r>
-        <w:rPr>
-          <w:rFonts w:ascii="Times New Roman" w:eastAsia="Times New Roman" w:hAnsi="Times New Roman" w:cs="Times New Roman"/>
-          <w:sz w:val="24"/>
-          <w:szCs w:val="24"/>
-        </w:rPr>
-        <w:t>PostgreSQL</w:t>
-      </w:r>
-      <w:proofErr w:type="spellEnd"/>
-      <w:r>
-        <w:rPr>
-          <w:rFonts w:ascii="Times New Roman" w:eastAsia="Times New Roman" w:hAnsi="Times New Roman" w:cs="Times New Roman"/>
-          <w:sz w:val="24"/>
-          <w:szCs w:val="24"/>
-        </w:rPr>
-        <w:t xml:space="preserve">, MySQL, </w:t>
-      </w:r>
-      <w:proofErr w:type="spellStart"/>
-      <w:r>
-        <w:rPr>
-          <w:rFonts w:ascii="Times New Roman" w:eastAsia="Times New Roman" w:hAnsi="Times New Roman" w:cs="Times New Roman"/>
-          <w:sz w:val="24"/>
-          <w:szCs w:val="24"/>
-        </w:rPr>
-        <w:t>Mong</w:t>
-      </w:r>
-      <w:r>
-        <w:rPr>
-          <w:rFonts w:ascii="Times New Roman" w:eastAsia="Times New Roman" w:hAnsi="Times New Roman" w:cs="Times New Roman"/>
-          <w:sz w:val="24"/>
-          <w:szCs w:val="24"/>
-        </w:rPr>
-        <w:t>oDB</w:t>
-      </w:r>
-      <w:proofErr w:type="spellEnd"/>
-      <w:r>
-        <w:rPr>
-          <w:rFonts w:ascii="Times New Roman" w:eastAsia="Times New Roman" w:hAnsi="Times New Roman" w:cs="Times New Roman"/>
-          <w:sz w:val="24"/>
-          <w:szCs w:val="24"/>
-        </w:rPr>
-        <w:t xml:space="preserve">, </w:t>
+        <w:t xml:space="preserve"> PostgreSQL, MySQL, Mong</w:t>
+      </w:r>
+      <w:r>
+        <w:rPr>
+          <w:rFonts w:ascii="Times New Roman" w:eastAsia="Times New Roman" w:hAnsi="Times New Roman" w:cs="Times New Roman"/>
+          <w:sz w:val="24"/>
+          <w:szCs w:val="24"/>
+        </w:rPr>
+        <w:t xml:space="preserve">oDB, </w:t>
       </w:r>
       <w:proofErr w:type="spellStart"/>
       <w:r>
@@ -996,25 +856,7 @@
           <w:sz w:val="24"/>
           <w:szCs w:val="24"/>
         </w:rPr>
-        <w:t xml:space="preserve"> and </w:t>
-      </w:r>
-      <w:proofErr w:type="spellStart"/>
-      <w:r>
-        <w:rPr>
-          <w:rFonts w:ascii="Times New Roman" w:eastAsia="Times New Roman" w:hAnsi="Times New Roman" w:cs="Times New Roman"/>
-          <w:sz w:val="24"/>
-          <w:szCs w:val="24"/>
-        </w:rPr>
-        <w:t>PostgreSQL</w:t>
-      </w:r>
-      <w:proofErr w:type="spellEnd"/>
-      <w:r>
-        <w:rPr>
-          <w:rFonts w:ascii="Times New Roman" w:eastAsia="Times New Roman" w:hAnsi="Times New Roman" w:cs="Times New Roman"/>
-          <w:sz w:val="24"/>
-          <w:szCs w:val="24"/>
-        </w:rPr>
-        <w:t>, improving financial data ingestion speed by 300% while maintaining accuracy at scale.</w:t>
+        <w:t xml:space="preserve"> and PostgreSQL, improving financial data ingestion speed by 300% while maintaining accuracy at scale.</w:t>
       </w:r>
     </w:p>
     <w:p>
@@ -1128,43 +970,7 @@
           <w:sz w:val="24"/>
           <w:szCs w:val="24"/>
         </w:rPr>
-        <w:t xml:space="preserve">Introduced test-driven development culture and CI/CD pipelines with </w:t>
-      </w:r>
-      <w:proofErr w:type="spellStart"/>
-      <w:r>
-        <w:rPr>
-          <w:rFonts w:ascii="Times New Roman" w:eastAsia="Times New Roman" w:hAnsi="Times New Roman" w:cs="Times New Roman"/>
-          <w:sz w:val="24"/>
-          <w:szCs w:val="24"/>
-        </w:rPr>
-        <w:t>GitHub</w:t>
-      </w:r>
-      <w:proofErr w:type="spellEnd"/>
-      <w:r>
-        <w:rPr>
-          <w:rFonts w:ascii="Times New Roman" w:eastAsia="Times New Roman" w:hAnsi="Times New Roman" w:cs="Times New Roman"/>
-          <w:sz w:val="24"/>
-          <w:szCs w:val="24"/>
-        </w:rPr>
-        <w:t xml:space="preserve"> Actions and </w:t>
-      </w:r>
-      <w:proofErr w:type="spellStart"/>
-      <w:r>
-        <w:rPr>
-          <w:rFonts w:ascii="Times New Roman" w:eastAsia="Times New Roman" w:hAnsi="Times New Roman" w:cs="Times New Roman"/>
-          <w:sz w:val="24"/>
-          <w:szCs w:val="24"/>
-        </w:rPr>
-        <w:t>Docker</w:t>
-      </w:r>
-      <w:proofErr w:type="spellEnd"/>
-      <w:r>
-        <w:rPr>
-          <w:rFonts w:ascii="Times New Roman" w:eastAsia="Times New Roman" w:hAnsi="Times New Roman" w:cs="Times New Roman"/>
-          <w:sz w:val="24"/>
-          <w:szCs w:val="24"/>
-        </w:rPr>
-        <w:t>, reducing bug reports in production by 65% over two quarters.</w:t>
+        <w:t>Introduced test-driven development culture and CI/CD pipelines with GitHub Actions and Docker, reducing bug reports in production by 65% over two quarters.</w:t>
       </w:r>
     </w:p>
     <w:p>
@@ -1188,25 +994,7 @@
           <w:sz w:val="24"/>
           <w:szCs w:val="24"/>
         </w:rPr>
-        <w:t xml:space="preserve">Integrated cloud-native solutions with AWS services including Lambda, S3, RDS, and API Gateway to build highly available </w:t>
-      </w:r>
-      <w:proofErr w:type="spellStart"/>
-      <w:r>
-        <w:rPr>
-          <w:rFonts w:ascii="Times New Roman" w:eastAsia="Times New Roman" w:hAnsi="Times New Roman" w:cs="Times New Roman"/>
-          <w:sz w:val="24"/>
-          <w:szCs w:val="24"/>
-        </w:rPr>
-        <w:t>RESTful</w:t>
-      </w:r>
-      <w:proofErr w:type="spellEnd"/>
-      <w:r>
-        <w:rPr>
-          <w:rFonts w:ascii="Times New Roman" w:eastAsia="Times New Roman" w:hAnsi="Times New Roman" w:cs="Times New Roman"/>
-          <w:sz w:val="24"/>
-          <w:szCs w:val="24"/>
-        </w:rPr>
-        <w:t xml:space="preserve"> and event-driven systems.</w:t>
+        <w:t>Integrated cloud-native solutions with AWS services including Lambda, S3, RDS, and API Gateway to build highly available RESTful and event-driven systems.</w:t>
       </w:r>
     </w:p>
     <w:p>
@@ -1527,7 +1315,7 @@
           <w:sz w:val="24"/>
           <w:szCs w:val="24"/>
         </w:rPr>
-        <w:t xml:space="preserve">Managed AWS ECS container orchestration and </w:t>
+        <w:t xml:space="preserve">Managed AWS ECS container orchestration and Terraform-based </w:t>
       </w:r>
       <w:proofErr w:type="spellStart"/>
       <w:r>
@@ -1536,7 +1324,7 @@
           <w:sz w:val="24"/>
           <w:szCs w:val="24"/>
         </w:rPr>
-        <w:t>Terraform</w:t>
+        <w:t>IaC</w:t>
       </w:r>
       <w:proofErr w:type="spellEnd"/>
       <w:r>
@@ -1545,43 +1333,7 @@
           <w:sz w:val="24"/>
           <w:szCs w:val="24"/>
         </w:rPr>
-        <w:t xml:space="preserve">-based </w:t>
-      </w:r>
-      <w:proofErr w:type="spellStart"/>
-      <w:r>
-        <w:rPr>
-          <w:rFonts w:ascii="Times New Roman" w:eastAsia="Times New Roman" w:hAnsi="Times New Roman" w:cs="Times New Roman"/>
-          <w:sz w:val="24"/>
-          <w:szCs w:val="24"/>
-        </w:rPr>
-        <w:t>IaC</w:t>
-      </w:r>
-      <w:proofErr w:type="spellEnd"/>
-      <w:r>
-        <w:rPr>
-          <w:rFonts w:ascii="Times New Roman" w:eastAsia="Times New Roman" w:hAnsi="Times New Roman" w:cs="Times New Roman"/>
-          <w:sz w:val="24"/>
-          <w:szCs w:val="24"/>
-        </w:rPr>
-        <w:t xml:space="preserve"> to support scalable deployments across </w:t>
-      </w:r>
-      <w:proofErr w:type="spellStart"/>
-      <w:r>
-        <w:rPr>
-          <w:rFonts w:ascii="Times New Roman" w:eastAsia="Times New Roman" w:hAnsi="Times New Roman" w:cs="Times New Roman"/>
-          <w:sz w:val="24"/>
-          <w:szCs w:val="24"/>
-        </w:rPr>
-        <w:t>dev</w:t>
-      </w:r>
-      <w:proofErr w:type="spellEnd"/>
-      <w:r>
-        <w:rPr>
-          <w:rFonts w:ascii="Times New Roman" w:eastAsia="Times New Roman" w:hAnsi="Times New Roman" w:cs="Times New Roman"/>
-          <w:sz w:val="24"/>
-          <w:szCs w:val="24"/>
-        </w:rPr>
-        <w:t>/staging/prod environments.</w:t>
+        <w:t xml:space="preserve"> to support scalable deployments across dev/staging/prod environments.</w:t>
       </w:r>
     </w:p>
     <w:p>
@@ -1605,25 +1357,7 @@
           <w:sz w:val="24"/>
           <w:szCs w:val="24"/>
         </w:rPr>
-        <w:t xml:space="preserve">Built automated trade compliance checks for regulatory enforcement using a rule-based validation engine with </w:t>
-      </w:r>
-      <w:proofErr w:type="spellStart"/>
-      <w:r>
-        <w:rPr>
-          <w:rFonts w:ascii="Times New Roman" w:eastAsia="Times New Roman" w:hAnsi="Times New Roman" w:cs="Times New Roman"/>
-          <w:sz w:val="24"/>
-          <w:szCs w:val="24"/>
-        </w:rPr>
-        <w:t>PostgreSQL</w:t>
-      </w:r>
-      <w:proofErr w:type="spellEnd"/>
-      <w:r>
-        <w:rPr>
-          <w:rFonts w:ascii="Times New Roman" w:eastAsia="Times New Roman" w:hAnsi="Times New Roman" w:cs="Times New Roman"/>
-          <w:sz w:val="24"/>
-          <w:szCs w:val="24"/>
-        </w:rPr>
-        <w:t xml:space="preserve"> triggers and stored procedures.</w:t>
+        <w:t>Built automated trade compliance checks for regulatory enforcement using a rule-based validation engine with PostgreSQL triggers and stored procedures.</w:t>
       </w:r>
     </w:p>
     <w:p>
@@ -1775,25 +1509,7 @@
           <w:sz w:val="24"/>
           <w:szCs w:val="24"/>
         </w:rPr>
-        <w:t xml:space="preserve">Developed high-throughput B2B </w:t>
-      </w:r>
-      <w:proofErr w:type="spellStart"/>
-      <w:r>
-        <w:rPr>
-          <w:rFonts w:ascii="Times New Roman" w:eastAsia="Times New Roman" w:hAnsi="Times New Roman" w:cs="Times New Roman"/>
-          <w:sz w:val="24"/>
-          <w:szCs w:val="24"/>
-        </w:rPr>
-        <w:t>SaaS</w:t>
-      </w:r>
-      <w:proofErr w:type="spellEnd"/>
-      <w:r>
-        <w:rPr>
-          <w:rFonts w:ascii="Times New Roman" w:eastAsia="Times New Roman" w:hAnsi="Times New Roman" w:cs="Times New Roman"/>
-          <w:sz w:val="24"/>
-          <w:szCs w:val="24"/>
-        </w:rPr>
-        <w:t xml:space="preserve"> tools for managing financial operations, supporting over 10,000 concurrent users at peak traffic.</w:t>
+        <w:t>Developed high-throughput B2B SaaS tools for managing financial operations, supporting over 10,000 concurrent users at peak traffic.</w:t>
       </w:r>
     </w:p>
     <w:p>
@@ -1883,25 +1599,7 @@
           <w:sz w:val="24"/>
           <w:szCs w:val="24"/>
         </w:rPr>
-        <w:t xml:space="preserve">Enhanced logging and </w:t>
-      </w:r>
-      <w:proofErr w:type="spellStart"/>
-      <w:r>
-        <w:rPr>
-          <w:rFonts w:ascii="Times New Roman" w:eastAsia="Times New Roman" w:hAnsi="Times New Roman" w:cs="Times New Roman"/>
-          <w:sz w:val="24"/>
-          <w:szCs w:val="24"/>
-        </w:rPr>
-        <w:t>observability</w:t>
-      </w:r>
-      <w:proofErr w:type="spellEnd"/>
-      <w:r>
-        <w:rPr>
-          <w:rFonts w:ascii="Times New Roman" w:eastAsia="Times New Roman" w:hAnsi="Times New Roman" w:cs="Times New Roman"/>
-          <w:sz w:val="24"/>
-          <w:szCs w:val="24"/>
-        </w:rPr>
-        <w:t xml:space="preserve"> using ELK stack and custom middleware, reducing incident detection time from hours to minutes.</w:t>
+        <w:t>Enhanced logging and observability using ELK stack and custom middleware, reducing incident detection time from hours to minutes.</w:t>
       </w:r>
     </w:p>
     <w:p>
@@ -2357,43 +2055,7 @@
           <w:sz w:val="24"/>
           <w:szCs w:val="24"/>
         </w:rPr>
-        <w:t xml:space="preserve">Participated in </w:t>
-      </w:r>
-      <w:proofErr w:type="spellStart"/>
-      <w:r>
-        <w:rPr>
-          <w:rFonts w:ascii="Times New Roman" w:eastAsia="Times New Roman" w:hAnsi="Times New Roman" w:cs="Times New Roman"/>
-          <w:sz w:val="24"/>
-          <w:szCs w:val="24"/>
-        </w:rPr>
-        <w:t>hackathons</w:t>
-      </w:r>
-      <w:proofErr w:type="spellEnd"/>
-      <w:r>
-        <w:rPr>
-          <w:rFonts w:ascii="Times New Roman" w:eastAsia="Times New Roman" w:hAnsi="Times New Roman" w:cs="Times New Roman"/>
-          <w:sz w:val="24"/>
-          <w:szCs w:val="24"/>
-        </w:rPr>
-        <w:t xml:space="preserve"> and innovation days; co-developed a plugin system that became part of internal </w:t>
-      </w:r>
-      <w:proofErr w:type="spellStart"/>
-      <w:r>
-        <w:rPr>
-          <w:rFonts w:ascii="Times New Roman" w:eastAsia="Times New Roman" w:hAnsi="Times New Roman" w:cs="Times New Roman"/>
-          <w:sz w:val="24"/>
-          <w:szCs w:val="24"/>
-        </w:rPr>
-        <w:t>toolchain</w:t>
-      </w:r>
-      <w:proofErr w:type="spellEnd"/>
-      <w:r>
-        <w:rPr>
-          <w:rFonts w:ascii="Times New Roman" w:eastAsia="Times New Roman" w:hAnsi="Times New Roman" w:cs="Times New Roman"/>
-          <w:sz w:val="24"/>
-          <w:szCs w:val="24"/>
-        </w:rPr>
-        <w:t>.</w:t>
+        <w:t>Participated in hackathons and innovation days; co-developed a plugin system that became part of internal toolchain.</w:t>
       </w:r>
     </w:p>
     <w:p>
@@ -2739,41 +2401,13 @@
           <w:szCs w:val="24"/>
         </w:rPr>
       </w:pPr>
-      <w:proofErr w:type="spellStart"/>
-      <w:r>
-        <w:rPr>
-          <w:rFonts w:ascii="Times New Roman" w:eastAsia="Times New Roman" w:hAnsi="Times New Roman" w:cs="Times New Roman"/>
-          <w:sz w:val="24"/>
-          <w:szCs w:val="24"/>
-        </w:rPr>
-        <w:t>MongoDB</w:t>
-      </w:r>
-      <w:proofErr w:type="spellEnd"/>
-      <w:r>
-        <w:rPr>
-          <w:rFonts w:ascii="Times New Roman" w:eastAsia="Times New Roman" w:hAnsi="Times New Roman" w:cs="Times New Roman"/>
-          <w:sz w:val="24"/>
-          <w:szCs w:val="24"/>
-        </w:rPr>
-        <w:t xml:space="preserve"> for Developers (</w:t>
-      </w:r>
-      <w:proofErr w:type="spellStart"/>
-      <w:r>
-        <w:rPr>
-          <w:rFonts w:ascii="Times New Roman" w:eastAsia="Times New Roman" w:hAnsi="Times New Roman" w:cs="Times New Roman"/>
-          <w:sz w:val="24"/>
-          <w:szCs w:val="24"/>
-        </w:rPr>
-        <w:t>MongoDB</w:t>
-      </w:r>
-      <w:proofErr w:type="spellEnd"/>
-      <w:r>
-        <w:rPr>
-          <w:rFonts w:ascii="Times New Roman" w:eastAsia="Times New Roman" w:hAnsi="Times New Roman" w:cs="Times New Roman"/>
-          <w:sz w:val="24"/>
-          <w:szCs w:val="24"/>
-        </w:rPr>
-        <w:t xml:space="preserve"> University)</w:t>
+      <w:r>
+        <w:rPr>
+          <w:rFonts w:ascii="Times New Roman" w:eastAsia="Times New Roman" w:hAnsi="Times New Roman" w:cs="Times New Roman"/>
+          <w:sz w:val="24"/>
+          <w:szCs w:val="24"/>
+        </w:rPr>
+        <w:t>MongoDB for Developers (MongoDB University)</w:t>
       </w:r>
     </w:p>
     <w:p>
@@ -2797,25 +2431,7 @@
           <w:sz w:val="24"/>
           <w:szCs w:val="24"/>
         </w:rPr>
-        <w:t>Python for Data Structures and Algorithms (</w:t>
-      </w:r>
-      <w:proofErr w:type="spellStart"/>
-      <w:r>
-        <w:rPr>
-          <w:rFonts w:ascii="Times New Roman" w:eastAsia="Times New Roman" w:hAnsi="Times New Roman" w:cs="Times New Roman"/>
-          <w:sz w:val="24"/>
-          <w:szCs w:val="24"/>
-        </w:rPr>
-        <w:t>Coursera</w:t>
-      </w:r>
-      <w:proofErr w:type="spellEnd"/>
-      <w:r>
-        <w:rPr>
-          <w:rFonts w:ascii="Times New Roman" w:eastAsia="Times New Roman" w:hAnsi="Times New Roman" w:cs="Times New Roman"/>
-          <w:sz w:val="24"/>
-          <w:szCs w:val="24"/>
-        </w:rPr>
-        <w:t>)</w:t>
+        <w:t>Python for Data Structures and Algorithms (Coursera)</w:t>
       </w:r>
     </w:p>
     <w:p>
@@ -5876,7 +5492,7 @@
 </file>
 
 <file path=customXml/itemProps1.xml><?xml version="1.0" encoding="utf-8"?>
-<ds:datastoreItem xmlns:ds="http://schemas.openxmlformats.org/officeDocument/2006/customXml" ds:itemID="{2E6BAA23-B9CE-4EB2-B7A6-FA80B2273928}">
+<ds:datastoreItem xmlns:ds="http://schemas.openxmlformats.org/officeDocument/2006/customXml" ds:itemID="{B8C2660C-F3DE-4EC7-BDCE-1A5AE7949661}">
   <ds:schemaRefs>
     <ds:schemaRef ds:uri="http://schemas.openxmlformats.org/officeDocument/2006/bibliography"/>
   </ds:schemaRefs>

--- a/Taylor/Python, React/Taylor Pentz.docx
+++ b/Taylor/Python, React/Taylor Pentz.docx
@@ -54,11 +54,45 @@
           <w:rFonts w:ascii="Arial Black" w:eastAsia="Times New Roman" w:hAnsi="Arial Black" w:cs="Times New Roman"/>
           <w:b/>
           <w:bCs/>
-          <w:sz w:val="32"/>
+          <w:sz w:val="24"/>
           <w:szCs w:val="32"/>
         </w:rPr>
         <w:t>Senior Software Engineer</w:t>
       </w:r>
+      <w:r>
+        <w:rPr>
+          <w:rFonts w:ascii="Arial Black" w:eastAsia="Times New Roman" w:hAnsi="Arial Black" w:cs="Times New Roman"/>
+          <w:b/>
+          <w:bCs/>
+          <w:sz w:val="24"/>
+          <w:szCs w:val="32"/>
+        </w:rPr>
+        <w:t xml:space="preserve"> – Python (</w:t>
+      </w:r>
+      <w:proofErr w:type="spellStart"/>
+      <w:r>
+        <w:rPr>
+          <w:rFonts w:ascii="Arial Black" w:eastAsia="Times New Roman" w:hAnsi="Arial Black" w:cs="Times New Roman"/>
+          <w:b/>
+          <w:bCs/>
+          <w:sz w:val="24"/>
+          <w:szCs w:val="32"/>
+        </w:rPr>
+        <w:t>FastAPI</w:t>
+      </w:r>
+      <w:proofErr w:type="spellEnd"/>
+      <w:r>
+        <w:rPr>
+          <w:rFonts w:ascii="Arial Black" w:eastAsia="Times New Roman" w:hAnsi="Arial Black" w:cs="Times New Roman"/>
+          <w:b/>
+          <w:bCs/>
+          <w:sz w:val="24"/>
+          <w:szCs w:val="32"/>
+        </w:rPr>
+        <w:t>/Django), React, AWS</w:t>
+      </w:r>
+      <w:bookmarkStart w:id="0" w:name="_GoBack"/>
+      <w:bookmarkEnd w:id="0"/>
       <w:r>
         <w:rPr>
           <w:rFonts w:ascii="Times New Roman" w:eastAsia="Times New Roman" w:hAnsi="Times New Roman" w:cs="Times New Roman"/>
@@ -110,8 +144,6 @@
         </w:rPr>
         <w:t>https://www.linkedin.com/in/taylor-p-b0389a3ba</w:t>
       </w:r>
-      <w:bookmarkStart w:id="0" w:name="_GoBack"/>
-      <w:bookmarkEnd w:id="0"/>
     </w:p>
     <w:p>
       <w:pPr>
@@ -155,72 +187,84 @@
         <w:spacing w:before="100" w:beforeAutospacing="1" w:after="100" w:afterAutospacing="1" w:line="240" w:lineRule="auto"/>
         <w:jc w:val="both"/>
         <w:rPr>
-          <w:rFonts w:asciiTheme="majorBidi" w:eastAsia="Times New Roman" w:hAnsiTheme="majorBidi" w:cstheme="majorBidi"/>
-          <w:sz w:val="24"/>
-          <w:szCs w:val="24"/>
-        </w:rPr>
-      </w:pPr>
-      <w:r>
-        <w:rPr>
-          <w:rFonts w:asciiTheme="majorBidi" w:hAnsiTheme="majorBidi" w:cstheme="majorBidi"/>
-          <w:sz w:val="24"/>
-          <w:szCs w:val="24"/>
-        </w:rPr>
-        <w:t xml:space="preserve">Innovative and impact-driven Senior Software Engineer with 9+ years of full-stack experience in startups and high-growth environments. </w:t>
-      </w:r>
-      <w:proofErr w:type="gramStart"/>
-      <w:r>
-        <w:rPr>
-          <w:rFonts w:asciiTheme="majorBidi" w:hAnsiTheme="majorBidi" w:cstheme="majorBidi"/>
-          <w:sz w:val="24"/>
-          <w:szCs w:val="24"/>
-        </w:rPr>
-        <w:t>Proven expertise in designing and delivering scalable, real-time platforms across finance and SaaS.</w:t>
-      </w:r>
-      <w:proofErr w:type="gramEnd"/>
-      <w:r>
-        <w:rPr>
-          <w:rFonts w:asciiTheme="majorBidi" w:hAnsiTheme="majorBidi" w:cstheme="majorBidi"/>
-          <w:sz w:val="24"/>
-          <w:szCs w:val="24"/>
-        </w:rPr>
-        <w:t xml:space="preserve"> </w:t>
-      </w:r>
-      <w:proofErr w:type="gramStart"/>
-      <w:r>
-        <w:rPr>
-          <w:rFonts w:asciiTheme="majorBidi" w:hAnsiTheme="majorBidi" w:cstheme="majorBidi"/>
-          <w:sz w:val="24"/>
-          <w:szCs w:val="24"/>
-        </w:rPr>
-        <w:t xml:space="preserve">Skilled in Python, </w:t>
+          <w:rFonts w:ascii="Times New Roman" w:eastAsia="Times New Roman" w:hAnsi="Times New Roman" w:cs="Times New Roman"/>
+          <w:sz w:val="28"/>
+          <w:szCs w:val="24"/>
+        </w:rPr>
+      </w:pPr>
+      <w:r>
+        <w:rPr>
+          <w:rFonts w:ascii="Times New Roman" w:hAnsi="Times New Roman" w:cs="Times New Roman"/>
+          <w:sz w:val="24"/>
+        </w:rPr>
+        <w:t xml:space="preserve">Senior Software Engineer with 10+ years of experience designing and delivering scalable enterprise applications across SaaS, </w:t>
       </w:r>
       <w:proofErr w:type="spellStart"/>
       <w:r>
         <w:rPr>
-          <w:rFonts w:asciiTheme="majorBidi" w:hAnsiTheme="majorBidi" w:cstheme="majorBidi"/>
-          <w:sz w:val="24"/>
-          <w:szCs w:val="24"/>
+          <w:rFonts w:ascii="Times New Roman" w:hAnsi="Times New Roman" w:cs="Times New Roman"/>
+          <w:sz w:val="24"/>
+        </w:rPr>
+        <w:t>fintech</w:t>
+      </w:r>
+      <w:proofErr w:type="spellEnd"/>
+      <w:r>
+        <w:rPr>
+          <w:rFonts w:ascii="Times New Roman" w:hAnsi="Times New Roman" w:cs="Times New Roman"/>
+          <w:sz w:val="24"/>
+        </w:rPr>
+        <w:t xml:space="preserve">, and cloud-native environments using </w:t>
+      </w:r>
+      <w:r>
+        <w:rPr>
+          <w:rStyle w:val="Strong"/>
+          <w:rFonts w:ascii="Times New Roman" w:hAnsi="Times New Roman" w:cs="Times New Roman"/>
+          <w:sz w:val="24"/>
+        </w:rPr>
+        <w:t xml:space="preserve">Python, React, </w:t>
+      </w:r>
+      <w:proofErr w:type="spellStart"/>
+      <w:r>
+        <w:rPr>
+          <w:rStyle w:val="Strong"/>
+          <w:rFonts w:ascii="Times New Roman" w:hAnsi="Times New Roman" w:cs="Times New Roman"/>
+          <w:sz w:val="24"/>
         </w:rPr>
         <w:t>TypeScript</w:t>
       </w:r>
       <w:proofErr w:type="spellEnd"/>
       <w:r>
         <w:rPr>
-          <w:rFonts w:asciiTheme="majorBidi" w:hAnsiTheme="majorBidi" w:cstheme="majorBidi"/>
-          <w:sz w:val="24"/>
-          <w:szCs w:val="24"/>
-        </w:rPr>
-        <w:t>, and React, with deep knowledge of cloud-native infrastructure (AWS, GCP), DevOps, and CI/CD.</w:t>
-      </w:r>
-      <w:proofErr w:type="gramEnd"/>
-      <w:r>
-        <w:rPr>
-          <w:rFonts w:asciiTheme="majorBidi" w:hAnsiTheme="majorBidi" w:cstheme="majorBidi"/>
-          <w:sz w:val="24"/>
-          <w:szCs w:val="24"/>
-        </w:rPr>
-        <w:t xml:space="preserve"> Passionate about building products from zero-to-one, architecting resilient systems, and working on teams that value fast iteration and technical ownership.</w:t>
+          <w:rStyle w:val="Strong"/>
+          <w:rFonts w:ascii="Times New Roman" w:hAnsi="Times New Roman" w:cs="Times New Roman"/>
+          <w:sz w:val="24"/>
+        </w:rPr>
+        <w:t xml:space="preserve">, AWS, </w:t>
+      </w:r>
+      <w:proofErr w:type="spellStart"/>
+      <w:r>
+        <w:rPr>
+          <w:rStyle w:val="Strong"/>
+          <w:rFonts w:ascii="Times New Roman" w:hAnsi="Times New Roman" w:cs="Times New Roman"/>
+          <w:sz w:val="24"/>
+        </w:rPr>
+        <w:t>microservices</w:t>
+      </w:r>
+      <w:proofErr w:type="spellEnd"/>
+      <w:r>
+        <w:rPr>
+          <w:rStyle w:val="Strong"/>
+          <w:rFonts w:ascii="Times New Roman" w:hAnsi="Times New Roman" w:cs="Times New Roman"/>
+          <w:sz w:val="24"/>
+        </w:rPr>
+        <w:t>, and distributed systems</w:t>
+      </w:r>
+      <w:r>
+        <w:rPr>
+          <w:rFonts w:ascii="Times New Roman" w:hAnsi="Times New Roman" w:cs="Times New Roman"/>
+          <w:sz w:val="24"/>
+        </w:rPr>
+        <w:t>. Strong background in building high-performance APIs, modernizing legacy platforms, leading cloud migrations, optimizing application performance, and delivering secure, production-grade software solutions across full software development lifecycles.</w:t>
       </w:r>
     </w:p>
     <w:p>
@@ -268,25 +312,34 @@
       <w:r>
         <w:rPr>
           <w:rFonts w:ascii="Times New Roman" w:eastAsia="Times New Roman" w:hAnsi="Times New Roman" w:cs="Times New Roman"/>
-          <w:b/>
-          <w:bCs/>
-          <w:sz w:val="24"/>
-          <w:szCs w:val="24"/>
-        </w:rPr>
-        <w:t>Languages &amp; Frameworks:</w:t>
-      </w:r>
-      <w:r>
-        <w:rPr>
-          <w:rFonts w:ascii="Times New Roman" w:eastAsia="Times New Roman" w:hAnsi="Times New Roman" w:cs="Times New Roman"/>
-          <w:sz w:val="24"/>
-          <w:szCs w:val="24"/>
-        </w:rPr>
-        <w:t xml:space="preserve"> Python, </w:t>
+          <w:bCs/>
+          <w:sz w:val="24"/>
+          <w:szCs w:val="24"/>
+        </w:rPr>
+        <w:t>Programming Languages:</w:t>
+      </w:r>
+      <w:r>
+        <w:rPr>
+          <w:rFonts w:ascii="Times New Roman" w:eastAsia="Times New Roman" w:hAnsi="Times New Roman" w:cs="Times New Roman"/>
+          <w:sz w:val="24"/>
+          <w:szCs w:val="24"/>
+        </w:rPr>
+        <w:t xml:space="preserve"> </w:t>
+      </w:r>
+      <w:r>
+        <w:rPr>
+          <w:rFonts w:ascii="Times New Roman" w:eastAsia="Times New Roman" w:hAnsi="Times New Roman" w:cs="Times New Roman"/>
+          <w:bCs/>
+          <w:sz w:val="24"/>
+          <w:szCs w:val="24"/>
+        </w:rPr>
+        <w:t xml:space="preserve">Python, JavaScript, </w:t>
       </w:r>
       <w:proofErr w:type="spellStart"/>
       <w:r>
         <w:rPr>
           <w:rFonts w:ascii="Times New Roman" w:eastAsia="Times New Roman" w:hAnsi="Times New Roman" w:cs="Times New Roman"/>
+          <w:bCs/>
           <w:sz w:val="24"/>
           <w:szCs w:val="24"/>
         </w:rPr>
@@ -296,36 +349,11 @@
       <w:r>
         <w:rPr>
           <w:rFonts w:ascii="Times New Roman" w:eastAsia="Times New Roman" w:hAnsi="Times New Roman" w:cs="Times New Roman"/>
-          <w:sz w:val="24"/>
-          <w:szCs w:val="24"/>
-        </w:rPr>
-        <w:t>, JavaScript, React, Node.js</w:t>
-      </w:r>
-      <w:r>
-        <w:rPr>
-          <w:rFonts w:ascii="Times New Roman" w:eastAsia="Times New Roman" w:hAnsi="Times New Roman" w:cs="Times New Roman"/>
-          <w:sz w:val="24"/>
-          <w:szCs w:val="24"/>
-        </w:rPr>
-        <w:t xml:space="preserve">, Next.js, </w:t>
-      </w:r>
-      <w:proofErr w:type="spellStart"/>
-      <w:r>
-        <w:rPr>
-          <w:rFonts w:ascii="Times New Roman" w:eastAsia="Times New Roman" w:hAnsi="Times New Roman" w:cs="Times New Roman"/>
-          <w:sz w:val="24"/>
-          <w:szCs w:val="24"/>
-        </w:rPr>
-        <w:t>FastAPI</w:t>
-      </w:r>
-      <w:proofErr w:type="spellEnd"/>
-      <w:r>
-        <w:rPr>
-          <w:rFonts w:ascii="Times New Roman" w:eastAsia="Times New Roman" w:hAnsi="Times New Roman" w:cs="Times New Roman"/>
-          <w:sz w:val="24"/>
-          <w:szCs w:val="24"/>
-        </w:rPr>
-        <w:t>, Express, C#</w:t>
+          <w:bCs/>
+          <w:sz w:val="24"/>
+          <w:szCs w:val="24"/>
+        </w:rPr>
+        <w:t>, SQL, Bash</w:t>
       </w:r>
     </w:p>
     <w:p>
@@ -346,46 +374,128 @@
       <w:r>
         <w:rPr>
           <w:rFonts w:ascii="Times New Roman" w:eastAsia="Times New Roman" w:hAnsi="Times New Roman" w:cs="Times New Roman"/>
-          <w:b/>
-          <w:bCs/>
-          <w:sz w:val="24"/>
-          <w:szCs w:val="24"/>
-        </w:rPr>
-        <w:t>Cloud &amp; DevOps:</w:t>
-      </w:r>
-      <w:r>
-        <w:rPr>
-          <w:rFonts w:ascii="Times New Roman" w:eastAsia="Times New Roman" w:hAnsi="Times New Roman" w:cs="Times New Roman"/>
-          <w:sz w:val="24"/>
-          <w:szCs w:val="24"/>
-        </w:rPr>
-        <w:t xml:space="preserve"> AWS (Lambda, S3, RDS, ECS), GCP (</w:t>
+          <w:bCs/>
+          <w:sz w:val="24"/>
+          <w:szCs w:val="24"/>
+        </w:rPr>
+        <w:t>Backend Technologies:</w:t>
+      </w:r>
+      <w:r>
+        <w:rPr>
+          <w:rFonts w:ascii="Times New Roman" w:eastAsia="Times New Roman" w:hAnsi="Times New Roman" w:cs="Times New Roman"/>
+          <w:sz w:val="24"/>
+          <w:szCs w:val="24"/>
+        </w:rPr>
+        <w:t xml:space="preserve"> </w:t>
+      </w:r>
+      <w:r>
+        <w:rPr>
+          <w:rFonts w:ascii="Times New Roman" w:eastAsia="Times New Roman" w:hAnsi="Times New Roman" w:cs="Times New Roman"/>
+          <w:bCs/>
+          <w:sz w:val="24"/>
+          <w:szCs w:val="24"/>
+        </w:rPr>
+        <w:t xml:space="preserve">Python 3.7–3.12, </w:t>
       </w:r>
       <w:proofErr w:type="spellStart"/>
       <w:r>
         <w:rPr>
           <w:rFonts w:ascii="Times New Roman" w:eastAsia="Times New Roman" w:hAnsi="Times New Roman" w:cs="Times New Roman"/>
-          <w:sz w:val="24"/>
-          <w:szCs w:val="24"/>
-        </w:rPr>
-        <w:t>Firestore</w:t>
+          <w:bCs/>
+          <w:sz w:val="24"/>
+          <w:szCs w:val="24"/>
+        </w:rPr>
+        <w:t>FastAPI</w:t>
       </w:r>
       <w:proofErr w:type="spellEnd"/>
       <w:r>
         <w:rPr>
           <w:rFonts w:ascii="Times New Roman" w:eastAsia="Times New Roman" w:hAnsi="Times New Roman" w:cs="Times New Roman"/>
-          <w:sz w:val="24"/>
-          <w:szCs w:val="24"/>
-        </w:rPr>
-        <w:t>, Cloud Functions), Do</w:t>
-      </w:r>
-      <w:r>
-        <w:rPr>
-          <w:rFonts w:ascii="Times New Roman" w:eastAsia="Times New Roman" w:hAnsi="Times New Roman" w:cs="Times New Roman"/>
-          <w:sz w:val="24"/>
-          <w:szCs w:val="24"/>
-        </w:rPr>
-        <w:t>cker, GitHub Actions, Terraform</w:t>
+          <w:bCs/>
+          <w:sz w:val="24"/>
+          <w:szCs w:val="24"/>
+        </w:rPr>
+        <w:t xml:space="preserve">, Django, Flask, Celery, </w:t>
+      </w:r>
+      <w:proofErr w:type="spellStart"/>
+      <w:r>
+        <w:rPr>
+          <w:rFonts w:ascii="Times New Roman" w:eastAsia="Times New Roman" w:hAnsi="Times New Roman" w:cs="Times New Roman"/>
+          <w:bCs/>
+          <w:sz w:val="24"/>
+          <w:szCs w:val="24"/>
+        </w:rPr>
+        <w:t>SQLAlchemy</w:t>
+      </w:r>
+      <w:proofErr w:type="spellEnd"/>
+      <w:r>
+        <w:rPr>
+          <w:rFonts w:ascii="Times New Roman" w:eastAsia="Times New Roman" w:hAnsi="Times New Roman" w:cs="Times New Roman"/>
+          <w:bCs/>
+          <w:sz w:val="24"/>
+          <w:szCs w:val="24"/>
+        </w:rPr>
+        <w:t xml:space="preserve">, REST APIs, </w:t>
+      </w:r>
+      <w:proofErr w:type="spellStart"/>
+      <w:r>
+        <w:rPr>
+          <w:rFonts w:ascii="Times New Roman" w:eastAsia="Times New Roman" w:hAnsi="Times New Roman" w:cs="Times New Roman"/>
+          <w:bCs/>
+          <w:sz w:val="24"/>
+          <w:szCs w:val="24"/>
+        </w:rPr>
+        <w:t>GraphQL</w:t>
+      </w:r>
+      <w:proofErr w:type="spellEnd"/>
+      <w:r>
+        <w:rPr>
+          <w:rFonts w:ascii="Times New Roman" w:eastAsia="Times New Roman" w:hAnsi="Times New Roman" w:cs="Times New Roman"/>
+          <w:bCs/>
+          <w:sz w:val="24"/>
+          <w:szCs w:val="24"/>
+        </w:rPr>
+        <w:t xml:space="preserve">, </w:t>
+      </w:r>
+      <w:proofErr w:type="spellStart"/>
+      <w:r>
+        <w:rPr>
+          <w:rFonts w:ascii="Times New Roman" w:eastAsia="Times New Roman" w:hAnsi="Times New Roman" w:cs="Times New Roman"/>
+          <w:bCs/>
+          <w:sz w:val="24"/>
+          <w:szCs w:val="24"/>
+        </w:rPr>
+        <w:t>Microservices</w:t>
+      </w:r>
+      <w:proofErr w:type="spellEnd"/>
+      <w:r>
+        <w:rPr>
+          <w:rFonts w:ascii="Times New Roman" w:eastAsia="Times New Roman" w:hAnsi="Times New Roman" w:cs="Times New Roman"/>
+          <w:bCs/>
+          <w:sz w:val="24"/>
+          <w:szCs w:val="24"/>
+        </w:rPr>
+        <w:t xml:space="preserve">, </w:t>
+      </w:r>
+      <w:proofErr w:type="spellStart"/>
+      <w:r>
+        <w:rPr>
+          <w:rFonts w:ascii="Times New Roman" w:eastAsia="Times New Roman" w:hAnsi="Times New Roman" w:cs="Times New Roman"/>
+          <w:bCs/>
+          <w:sz w:val="24"/>
+          <w:szCs w:val="24"/>
+        </w:rPr>
+        <w:t>Async</w:t>
+      </w:r>
+      <w:proofErr w:type="spellEnd"/>
+      <w:r>
+        <w:rPr>
+          <w:rFonts w:ascii="Times New Roman" w:eastAsia="Times New Roman" w:hAnsi="Times New Roman" w:cs="Times New Roman"/>
+          <w:bCs/>
+          <w:sz w:val="24"/>
+          <w:szCs w:val="24"/>
+        </w:rPr>
+        <w:t xml:space="preserve"> Programming</w:t>
       </w:r>
     </w:p>
     <w:p>
@@ -406,75 +516,49 @@
       <w:r>
         <w:rPr>
           <w:rFonts w:ascii="Times New Roman" w:eastAsia="Times New Roman" w:hAnsi="Times New Roman" w:cs="Times New Roman"/>
-          <w:b/>
-          <w:bCs/>
-          <w:sz w:val="24"/>
-          <w:szCs w:val="24"/>
-        </w:rPr>
-        <w:t>Databases:</w:t>
-      </w:r>
-      <w:r>
-        <w:rPr>
-          <w:rFonts w:ascii="Times New Roman" w:eastAsia="Times New Roman" w:hAnsi="Times New Roman" w:cs="Times New Roman"/>
-          <w:sz w:val="24"/>
-          <w:szCs w:val="24"/>
-        </w:rPr>
-        <w:t xml:space="preserve"> PostgreSQL, MySQL, Mong</w:t>
-      </w:r>
-      <w:r>
-        <w:rPr>
-          <w:rFonts w:ascii="Times New Roman" w:eastAsia="Times New Roman" w:hAnsi="Times New Roman" w:cs="Times New Roman"/>
-          <w:sz w:val="24"/>
-          <w:szCs w:val="24"/>
-        </w:rPr>
-        <w:t xml:space="preserve">oDB, </w:t>
+          <w:bCs/>
+          <w:sz w:val="24"/>
+          <w:szCs w:val="24"/>
+        </w:rPr>
+        <w:t>Frontend Technologies:</w:t>
+      </w:r>
+      <w:r>
+        <w:rPr>
+          <w:rFonts w:ascii="Times New Roman" w:eastAsia="Times New Roman" w:hAnsi="Times New Roman" w:cs="Times New Roman"/>
+          <w:sz w:val="24"/>
+          <w:szCs w:val="24"/>
+        </w:rPr>
+        <w:t xml:space="preserve"> </w:t>
+      </w:r>
+      <w:r>
+        <w:rPr>
+          <w:rFonts w:ascii="Times New Roman" w:eastAsia="Times New Roman" w:hAnsi="Times New Roman" w:cs="Times New Roman"/>
+          <w:bCs/>
+          <w:sz w:val="24"/>
+          <w:szCs w:val="24"/>
+        </w:rPr>
+        <w:t xml:space="preserve">React 16–19, </w:t>
       </w:r>
       <w:proofErr w:type="spellStart"/>
       <w:r>
         <w:rPr>
           <w:rFonts w:ascii="Times New Roman" w:eastAsia="Times New Roman" w:hAnsi="Times New Roman" w:cs="Times New Roman"/>
-          <w:sz w:val="24"/>
-          <w:szCs w:val="24"/>
-        </w:rPr>
-        <w:t>Redis</w:t>
+          <w:bCs/>
+          <w:sz w:val="24"/>
+          <w:szCs w:val="24"/>
+        </w:rPr>
+        <w:t>TypeScript</w:t>
       </w:r>
       <w:proofErr w:type="spellEnd"/>
       <w:r>
         <w:rPr>
           <w:rFonts w:ascii="Times New Roman" w:eastAsia="Times New Roman" w:hAnsi="Times New Roman" w:cs="Times New Roman"/>
-          <w:sz w:val="24"/>
-          <w:szCs w:val="24"/>
-        </w:rPr>
-        <w:t xml:space="preserve">, </w:t>
-      </w:r>
-      <w:proofErr w:type="spellStart"/>
-      <w:r>
-        <w:rPr>
-          <w:rFonts w:ascii="Times New Roman" w:eastAsia="Times New Roman" w:hAnsi="Times New Roman" w:cs="Times New Roman"/>
-          <w:sz w:val="24"/>
-          <w:szCs w:val="24"/>
-        </w:rPr>
-        <w:t>DynamoDB</w:t>
-      </w:r>
-      <w:proofErr w:type="spellEnd"/>
-      <w:r>
-        <w:rPr>
-          <w:rFonts w:ascii="Times New Roman" w:eastAsia="Times New Roman" w:hAnsi="Times New Roman" w:cs="Times New Roman"/>
-          <w:sz w:val="24"/>
-          <w:szCs w:val="24"/>
-        </w:rPr>
-        <w:t xml:space="preserve">, </w:t>
-      </w:r>
-      <w:proofErr w:type="spellStart"/>
-      <w:r>
-        <w:rPr>
-          <w:rFonts w:ascii="Times New Roman" w:eastAsia="Times New Roman" w:hAnsi="Times New Roman" w:cs="Times New Roman"/>
-          <w:sz w:val="24"/>
-          <w:szCs w:val="24"/>
-        </w:rPr>
-        <w:t>Firestore</w:t>
-      </w:r>
-      <w:proofErr w:type="spellEnd"/>
+          <w:bCs/>
+          <w:sz w:val="24"/>
+          <w:szCs w:val="24"/>
+        </w:rPr>
+        <w:t>, Redux Toolkit, Next.js, HTML5, CSS3, Material UI, Tailwind CSS</w:t>
+      </w:r>
     </w:p>
     <w:p>
       <w:pPr>
@@ -494,12 +578,11 @@
       <w:r>
         <w:rPr>
           <w:rFonts w:ascii="Times New Roman" w:eastAsia="Times New Roman" w:hAnsi="Times New Roman" w:cs="Times New Roman"/>
-          <w:b/>
-          <w:bCs/>
-          <w:sz w:val="24"/>
-          <w:szCs w:val="24"/>
-        </w:rPr>
-        <w:t>Architecture:</w:t>
+          <w:bCs/>
+          <w:sz w:val="24"/>
+          <w:szCs w:val="24"/>
+        </w:rPr>
+        <w:t>Cloud Platforms:</w:t>
       </w:r>
       <w:r>
         <w:rPr>
@@ -509,67 +592,34 @@
         </w:rPr>
         <w:t xml:space="preserve"> </w:t>
       </w:r>
+      <w:r>
+        <w:rPr>
+          <w:rFonts w:ascii="Times New Roman" w:eastAsia="Times New Roman" w:hAnsi="Times New Roman" w:cs="Times New Roman"/>
+          <w:bCs/>
+          <w:sz w:val="24"/>
+          <w:szCs w:val="24"/>
+        </w:rPr>
+        <w:t xml:space="preserve">AWS (EC2, Lambda, ECS, EKS, S3, RDS, </w:t>
+      </w:r>
       <w:proofErr w:type="spellStart"/>
       <w:r>
         <w:rPr>
           <w:rFonts w:ascii="Times New Roman" w:eastAsia="Times New Roman" w:hAnsi="Times New Roman" w:cs="Times New Roman"/>
-          <w:sz w:val="24"/>
-          <w:szCs w:val="24"/>
-        </w:rPr>
-        <w:t>Microservices</w:t>
+          <w:bCs/>
+          <w:sz w:val="24"/>
+          <w:szCs w:val="24"/>
+        </w:rPr>
+        <w:t>CloudWatch</w:t>
       </w:r>
       <w:proofErr w:type="spellEnd"/>
       <w:r>
         <w:rPr>
           <w:rFonts w:ascii="Times New Roman" w:eastAsia="Times New Roman" w:hAnsi="Times New Roman" w:cs="Times New Roman"/>
-          <w:sz w:val="24"/>
-          <w:szCs w:val="24"/>
-        </w:rPr>
-        <w:t xml:space="preserve">, Event-Driven Systems, </w:t>
-      </w:r>
-      <w:proofErr w:type="spellStart"/>
-      <w:r>
-        <w:rPr>
-          <w:rFonts w:ascii="Times New Roman" w:eastAsia="Times New Roman" w:hAnsi="Times New Roman" w:cs="Times New Roman"/>
-          <w:sz w:val="24"/>
-          <w:szCs w:val="24"/>
-        </w:rPr>
-        <w:t>Server</w:t>
-      </w:r>
-      <w:r>
-        <w:rPr>
-          <w:rFonts w:ascii="Times New Roman" w:eastAsia="Times New Roman" w:hAnsi="Times New Roman" w:cs="Times New Roman"/>
-          <w:sz w:val="24"/>
-          <w:szCs w:val="24"/>
-        </w:rPr>
-        <w:t>less</w:t>
-      </w:r>
-      <w:proofErr w:type="spellEnd"/>
-      <w:r>
-        <w:rPr>
-          <w:rFonts w:ascii="Times New Roman" w:eastAsia="Times New Roman" w:hAnsi="Times New Roman" w:cs="Times New Roman"/>
-          <w:sz w:val="24"/>
-          <w:szCs w:val="24"/>
-        </w:rPr>
-        <w:t xml:space="preserve">, CQRS, REST &amp; </w:t>
-      </w:r>
-      <w:proofErr w:type="spellStart"/>
-      <w:r>
-        <w:rPr>
-          <w:rFonts w:ascii="Times New Roman" w:eastAsia="Times New Roman" w:hAnsi="Times New Roman" w:cs="Times New Roman"/>
-          <w:sz w:val="24"/>
-          <w:szCs w:val="24"/>
-        </w:rPr>
-        <w:t>GraphQL</w:t>
-      </w:r>
-      <w:proofErr w:type="spellEnd"/>
-      <w:r>
-        <w:rPr>
-          <w:rFonts w:ascii="Times New Roman" w:eastAsia="Times New Roman" w:hAnsi="Times New Roman" w:cs="Times New Roman"/>
-          <w:sz w:val="24"/>
-          <w:szCs w:val="24"/>
-        </w:rPr>
-        <w:t xml:space="preserve"> APIs</w:t>
+          <w:bCs/>
+          <w:sz w:val="24"/>
+          <w:szCs w:val="24"/>
+        </w:rPr>
+        <w:t>, IAM, API Gateway), Azure</w:t>
       </w:r>
     </w:p>
     <w:p>
@@ -590,34 +640,44 @@
       <w:r>
         <w:rPr>
           <w:rFonts w:ascii="Times New Roman" w:eastAsia="Times New Roman" w:hAnsi="Times New Roman" w:cs="Times New Roman"/>
-          <w:b/>
-          <w:bCs/>
-          <w:sz w:val="24"/>
-          <w:szCs w:val="24"/>
-        </w:rPr>
-        <w:t>Tools:</w:t>
-      </w:r>
-      <w:r>
-        <w:rPr>
-          <w:rFonts w:ascii="Times New Roman" w:eastAsia="Times New Roman" w:hAnsi="Times New Roman" w:cs="Times New Roman"/>
-          <w:sz w:val="24"/>
-          <w:szCs w:val="24"/>
-        </w:rPr>
-        <w:t xml:space="preserve"> Kafka, </w:t>
+          <w:bCs/>
+          <w:sz w:val="24"/>
+          <w:szCs w:val="24"/>
+        </w:rPr>
+        <w:t>Databases:</w:t>
+      </w:r>
+      <w:r>
+        <w:rPr>
+          <w:rFonts w:ascii="Times New Roman" w:eastAsia="Times New Roman" w:hAnsi="Times New Roman" w:cs="Times New Roman"/>
+          <w:sz w:val="24"/>
+          <w:szCs w:val="24"/>
+        </w:rPr>
+        <w:t xml:space="preserve"> </w:t>
+      </w:r>
+      <w:r>
+        <w:rPr>
+          <w:rFonts w:ascii="Times New Roman" w:eastAsia="Times New Roman" w:hAnsi="Times New Roman" w:cs="Times New Roman"/>
+          <w:bCs/>
+          <w:sz w:val="24"/>
+          <w:szCs w:val="24"/>
+        </w:rPr>
+        <w:t xml:space="preserve">PostgreSQL, MySQL, MongoDB, </w:t>
       </w:r>
       <w:proofErr w:type="spellStart"/>
       <w:r>
         <w:rPr>
           <w:rFonts w:ascii="Times New Roman" w:eastAsia="Times New Roman" w:hAnsi="Times New Roman" w:cs="Times New Roman"/>
-          <w:sz w:val="24"/>
-          <w:szCs w:val="24"/>
-        </w:rPr>
-        <w:t>RabbitMQ</w:t>
+          <w:bCs/>
+          <w:sz w:val="24"/>
+          <w:szCs w:val="24"/>
+        </w:rPr>
+        <w:t>Redis</w:t>
       </w:r>
       <w:proofErr w:type="spellEnd"/>
       <w:r>
         <w:rPr>
           <w:rFonts w:ascii="Times New Roman" w:eastAsia="Times New Roman" w:hAnsi="Times New Roman" w:cs="Times New Roman"/>
+          <w:bCs/>
           <w:sz w:val="24"/>
           <w:szCs w:val="24"/>
         </w:rPr>
@@ -627,46 +687,13 @@
       <w:r>
         <w:rPr>
           <w:rFonts w:ascii="Times New Roman" w:eastAsia="Times New Roman" w:hAnsi="Times New Roman" w:cs="Times New Roman"/>
-          <w:sz w:val="24"/>
-          <w:szCs w:val="24"/>
-        </w:rPr>
-        <w:t>WebSockets</w:t>
+          <w:bCs/>
+          <w:sz w:val="24"/>
+          <w:szCs w:val="24"/>
+        </w:rPr>
+        <w:t>DynamoDB</w:t>
       </w:r>
       <w:proofErr w:type="spellEnd"/>
-      <w:r>
-        <w:rPr>
-          <w:rFonts w:ascii="Times New Roman" w:eastAsia="Times New Roman" w:hAnsi="Times New Roman" w:cs="Times New Roman"/>
-          <w:sz w:val="24"/>
-          <w:szCs w:val="24"/>
-        </w:rPr>
-        <w:t xml:space="preserve">, </w:t>
-      </w:r>
-      <w:proofErr w:type="spellStart"/>
-      <w:r>
-        <w:rPr>
-          <w:rFonts w:ascii="Times New Roman" w:eastAsia="Times New Roman" w:hAnsi="Times New Roman" w:cs="Times New Roman"/>
-          <w:sz w:val="24"/>
-          <w:szCs w:val="24"/>
-        </w:rPr>
-        <w:t>Git</w:t>
-      </w:r>
-      <w:proofErr w:type="spellEnd"/>
-      <w:r>
-        <w:rPr>
-          <w:rFonts w:ascii="Times New Roman" w:eastAsia="Times New Roman" w:hAnsi="Times New Roman" w:cs="Times New Roman"/>
-          <w:sz w:val="24"/>
-          <w:szCs w:val="24"/>
-        </w:rPr>
-        <w:t>, ELK Stac</w:t>
-      </w:r>
-      <w:r>
-        <w:rPr>
-          <w:rFonts w:ascii="Times New Roman" w:eastAsia="Times New Roman" w:hAnsi="Times New Roman" w:cs="Times New Roman"/>
-          <w:sz w:val="24"/>
-          <w:szCs w:val="24"/>
-        </w:rPr>
-        <w:t>k, Prometheus, Cypress, Jenkins</w:t>
-      </w:r>
     </w:p>
     <w:p>
       <w:pPr>
@@ -686,20 +713,353 @@
       <w:r>
         <w:rPr>
           <w:rFonts w:ascii="Times New Roman" w:eastAsia="Times New Roman" w:hAnsi="Times New Roman" w:cs="Times New Roman"/>
-          <w:b/>
-          <w:bCs/>
-          <w:sz w:val="24"/>
-          <w:szCs w:val="24"/>
-        </w:rPr>
-        <w:t>Soft Skills:</w:t>
-      </w:r>
-      <w:r>
-        <w:rPr>
-          <w:rFonts w:ascii="Times New Roman" w:eastAsia="Times New Roman" w:hAnsi="Times New Roman" w:cs="Times New Roman"/>
-          <w:sz w:val="24"/>
-          <w:szCs w:val="24"/>
-        </w:rPr>
-        <w:t xml:space="preserve"> Technical Leadership, Mentoring, Agile/Scrum, Cross-Functional Collaboration</w:t>
+          <w:bCs/>
+          <w:sz w:val="24"/>
+          <w:szCs w:val="24"/>
+        </w:rPr>
+        <w:t>DevOps &amp; CI/CD:</w:t>
+      </w:r>
+      <w:r>
+        <w:rPr>
+          <w:rFonts w:ascii="Times New Roman" w:eastAsia="Times New Roman" w:hAnsi="Times New Roman" w:cs="Times New Roman"/>
+          <w:sz w:val="24"/>
+          <w:szCs w:val="24"/>
+        </w:rPr>
+        <w:t xml:space="preserve"> </w:t>
+      </w:r>
+      <w:r>
+        <w:rPr>
+          <w:rFonts w:ascii="Times New Roman" w:eastAsia="Times New Roman" w:hAnsi="Times New Roman" w:cs="Times New Roman"/>
+          <w:bCs/>
+          <w:sz w:val="24"/>
+          <w:szCs w:val="24"/>
+        </w:rPr>
+        <w:t xml:space="preserve">Docker, Kubernetes, Jenkins, GitHub Actions, Terraform, Helm, </w:t>
+      </w:r>
+      <w:proofErr w:type="spellStart"/>
+      <w:r>
+        <w:rPr>
+          <w:rFonts w:ascii="Times New Roman" w:eastAsia="Times New Roman" w:hAnsi="Times New Roman" w:cs="Times New Roman"/>
+          <w:bCs/>
+          <w:sz w:val="24"/>
+          <w:szCs w:val="24"/>
+        </w:rPr>
+        <w:t>ArgoCD</w:t>
+      </w:r>
+      <w:proofErr w:type="spellEnd"/>
+    </w:p>
+    <w:p>
+      <w:pPr>
+        <w:pStyle w:val="ListParagraph"/>
+        <w:numPr>
+          <w:ilvl w:val="0"/>
+          <w:numId w:val="8"/>
+        </w:numPr>
+        <w:spacing w:before="100" w:beforeAutospacing="1" w:after="100" w:afterAutospacing="1" w:line="240" w:lineRule="auto"/>
+        <w:jc w:val="both"/>
+        <w:rPr>
+          <w:rFonts w:ascii="Times New Roman" w:eastAsia="Times New Roman" w:hAnsi="Times New Roman" w:cs="Times New Roman"/>
+          <w:sz w:val="24"/>
+          <w:szCs w:val="24"/>
+        </w:rPr>
+      </w:pPr>
+      <w:r>
+        <w:rPr>
+          <w:rFonts w:ascii="Times New Roman" w:eastAsia="Times New Roman" w:hAnsi="Times New Roman" w:cs="Times New Roman"/>
+          <w:bCs/>
+          <w:sz w:val="24"/>
+          <w:szCs w:val="24"/>
+        </w:rPr>
+        <w:t>Messaging &amp; Event Streaming:</w:t>
+      </w:r>
+      <w:r>
+        <w:rPr>
+          <w:rFonts w:ascii="Times New Roman" w:eastAsia="Times New Roman" w:hAnsi="Times New Roman" w:cs="Times New Roman"/>
+          <w:sz w:val="24"/>
+          <w:szCs w:val="24"/>
+        </w:rPr>
+        <w:t xml:space="preserve"> </w:t>
+      </w:r>
+      <w:r>
+        <w:rPr>
+          <w:rFonts w:ascii="Times New Roman" w:eastAsia="Times New Roman" w:hAnsi="Times New Roman" w:cs="Times New Roman"/>
+          <w:bCs/>
+          <w:sz w:val="24"/>
+          <w:szCs w:val="24"/>
+        </w:rPr>
+        <w:t xml:space="preserve">Kafka, </w:t>
+      </w:r>
+      <w:proofErr w:type="spellStart"/>
+      <w:r>
+        <w:rPr>
+          <w:rFonts w:ascii="Times New Roman" w:eastAsia="Times New Roman" w:hAnsi="Times New Roman" w:cs="Times New Roman"/>
+          <w:bCs/>
+          <w:sz w:val="24"/>
+          <w:szCs w:val="24"/>
+        </w:rPr>
+        <w:t>RabbitMQ</w:t>
+      </w:r>
+      <w:proofErr w:type="spellEnd"/>
+      <w:r>
+        <w:rPr>
+          <w:rFonts w:ascii="Times New Roman" w:eastAsia="Times New Roman" w:hAnsi="Times New Roman" w:cs="Times New Roman"/>
+          <w:bCs/>
+          <w:sz w:val="24"/>
+          <w:szCs w:val="24"/>
+        </w:rPr>
+        <w:t>, AWS SQS, SNS</w:t>
+      </w:r>
+    </w:p>
+    <w:p>
+      <w:pPr>
+        <w:pStyle w:val="ListParagraph"/>
+        <w:numPr>
+          <w:ilvl w:val="0"/>
+          <w:numId w:val="8"/>
+        </w:numPr>
+        <w:spacing w:before="100" w:beforeAutospacing="1" w:after="100" w:afterAutospacing="1" w:line="240" w:lineRule="auto"/>
+        <w:jc w:val="both"/>
+        <w:rPr>
+          <w:rFonts w:ascii="Times New Roman" w:eastAsia="Times New Roman" w:hAnsi="Times New Roman" w:cs="Times New Roman"/>
+          <w:sz w:val="24"/>
+          <w:szCs w:val="24"/>
+        </w:rPr>
+      </w:pPr>
+      <w:r>
+        <w:rPr>
+          <w:rFonts w:ascii="Times New Roman" w:eastAsia="Times New Roman" w:hAnsi="Times New Roman" w:cs="Times New Roman"/>
+          <w:bCs/>
+          <w:sz w:val="24"/>
+          <w:szCs w:val="24"/>
+        </w:rPr>
+        <w:t>Testing:</w:t>
+      </w:r>
+      <w:r>
+        <w:rPr>
+          <w:rFonts w:ascii="Times New Roman" w:eastAsia="Times New Roman" w:hAnsi="Times New Roman" w:cs="Times New Roman"/>
+          <w:sz w:val="24"/>
+          <w:szCs w:val="24"/>
+        </w:rPr>
+        <w:t xml:space="preserve"> </w:t>
+      </w:r>
+      <w:proofErr w:type="spellStart"/>
+      <w:r>
+        <w:rPr>
+          <w:rFonts w:ascii="Times New Roman" w:eastAsia="Times New Roman" w:hAnsi="Times New Roman" w:cs="Times New Roman"/>
+          <w:bCs/>
+          <w:sz w:val="24"/>
+          <w:szCs w:val="24"/>
+        </w:rPr>
+        <w:t>PyTest</w:t>
+      </w:r>
+      <w:proofErr w:type="spellEnd"/>
+      <w:r>
+        <w:rPr>
+          <w:rFonts w:ascii="Times New Roman" w:eastAsia="Times New Roman" w:hAnsi="Times New Roman" w:cs="Times New Roman"/>
+          <w:bCs/>
+          <w:sz w:val="24"/>
+          <w:szCs w:val="24"/>
+        </w:rPr>
+        <w:t>, Jest, React Testing Library, Cypress, Postman</w:t>
+      </w:r>
+    </w:p>
+    <w:p>
+      <w:pPr>
+        <w:pStyle w:val="ListParagraph"/>
+        <w:numPr>
+          <w:ilvl w:val="0"/>
+          <w:numId w:val="8"/>
+        </w:numPr>
+        <w:spacing w:before="100" w:beforeAutospacing="1" w:after="100" w:afterAutospacing="1" w:line="240" w:lineRule="auto"/>
+        <w:jc w:val="both"/>
+        <w:rPr>
+          <w:rFonts w:ascii="Times New Roman" w:eastAsia="Times New Roman" w:hAnsi="Times New Roman" w:cs="Times New Roman"/>
+          <w:sz w:val="24"/>
+          <w:szCs w:val="24"/>
+        </w:rPr>
+      </w:pPr>
+      <w:r>
+        <w:rPr>
+          <w:rFonts w:ascii="Times New Roman" w:eastAsia="Times New Roman" w:hAnsi="Times New Roman" w:cs="Times New Roman"/>
+          <w:bCs/>
+          <w:sz w:val="24"/>
+          <w:szCs w:val="24"/>
+        </w:rPr>
+        <w:t>Monitoring &amp; Observability:</w:t>
+      </w:r>
+      <w:r>
+        <w:rPr>
+          <w:rFonts w:ascii="Times New Roman" w:eastAsia="Times New Roman" w:hAnsi="Times New Roman" w:cs="Times New Roman"/>
+          <w:sz w:val="24"/>
+          <w:szCs w:val="24"/>
+        </w:rPr>
+        <w:t xml:space="preserve"> </w:t>
+      </w:r>
+      <w:proofErr w:type="spellStart"/>
+      <w:r>
+        <w:rPr>
+          <w:rFonts w:ascii="Times New Roman" w:eastAsia="Times New Roman" w:hAnsi="Times New Roman" w:cs="Times New Roman"/>
+          <w:bCs/>
+          <w:sz w:val="24"/>
+          <w:szCs w:val="24"/>
+        </w:rPr>
+        <w:t>Datadog</w:t>
+      </w:r>
+      <w:proofErr w:type="spellEnd"/>
+      <w:r>
+        <w:rPr>
+          <w:rFonts w:ascii="Times New Roman" w:eastAsia="Times New Roman" w:hAnsi="Times New Roman" w:cs="Times New Roman"/>
+          <w:bCs/>
+          <w:sz w:val="24"/>
+          <w:szCs w:val="24"/>
+        </w:rPr>
+        <w:t xml:space="preserve">, </w:t>
+      </w:r>
+      <w:proofErr w:type="spellStart"/>
+      <w:r>
+        <w:rPr>
+          <w:rFonts w:ascii="Times New Roman" w:eastAsia="Times New Roman" w:hAnsi="Times New Roman" w:cs="Times New Roman"/>
+          <w:bCs/>
+          <w:sz w:val="24"/>
+          <w:szCs w:val="24"/>
+        </w:rPr>
+        <w:t>Grafana</w:t>
+      </w:r>
+      <w:proofErr w:type="spellEnd"/>
+      <w:r>
+        <w:rPr>
+          <w:rFonts w:ascii="Times New Roman" w:eastAsia="Times New Roman" w:hAnsi="Times New Roman" w:cs="Times New Roman"/>
+          <w:bCs/>
+          <w:sz w:val="24"/>
+          <w:szCs w:val="24"/>
+        </w:rPr>
+        <w:t xml:space="preserve">, Prometheus, ELK Stack, </w:t>
+      </w:r>
+      <w:proofErr w:type="spellStart"/>
+      <w:r>
+        <w:rPr>
+          <w:rFonts w:ascii="Times New Roman" w:eastAsia="Times New Roman" w:hAnsi="Times New Roman" w:cs="Times New Roman"/>
+          <w:bCs/>
+          <w:sz w:val="24"/>
+          <w:szCs w:val="24"/>
+        </w:rPr>
+        <w:t>CloudWatch</w:t>
+      </w:r>
+      <w:proofErr w:type="spellEnd"/>
+    </w:p>
+    <w:p>
+      <w:pPr>
+        <w:pStyle w:val="ListParagraph"/>
+        <w:numPr>
+          <w:ilvl w:val="0"/>
+          <w:numId w:val="8"/>
+        </w:numPr>
+        <w:spacing w:before="100" w:beforeAutospacing="1" w:after="100" w:afterAutospacing="1" w:line="240" w:lineRule="auto"/>
+        <w:jc w:val="both"/>
+        <w:rPr>
+          <w:rFonts w:ascii="Times New Roman" w:eastAsia="Times New Roman" w:hAnsi="Times New Roman" w:cs="Times New Roman"/>
+          <w:sz w:val="24"/>
+          <w:szCs w:val="24"/>
+        </w:rPr>
+      </w:pPr>
+      <w:r>
+        <w:rPr>
+          <w:rFonts w:ascii="Times New Roman" w:eastAsia="Times New Roman" w:hAnsi="Times New Roman" w:cs="Times New Roman"/>
+          <w:bCs/>
+          <w:sz w:val="24"/>
+          <w:szCs w:val="24"/>
+        </w:rPr>
+        <w:t>Architecture:</w:t>
+      </w:r>
+      <w:r>
+        <w:rPr>
+          <w:rFonts w:ascii="Times New Roman" w:eastAsia="Times New Roman" w:hAnsi="Times New Roman" w:cs="Times New Roman"/>
+          <w:sz w:val="24"/>
+          <w:szCs w:val="24"/>
+        </w:rPr>
+        <w:t xml:space="preserve"> </w:t>
+      </w:r>
+      <w:proofErr w:type="spellStart"/>
+      <w:r>
+        <w:rPr>
+          <w:rFonts w:ascii="Times New Roman" w:eastAsia="Times New Roman" w:hAnsi="Times New Roman" w:cs="Times New Roman"/>
+          <w:bCs/>
+          <w:sz w:val="24"/>
+          <w:szCs w:val="24"/>
+        </w:rPr>
+        <w:t>Microservices</w:t>
+      </w:r>
+      <w:proofErr w:type="spellEnd"/>
+      <w:r>
+        <w:rPr>
+          <w:rFonts w:ascii="Times New Roman" w:eastAsia="Times New Roman" w:hAnsi="Times New Roman" w:cs="Times New Roman"/>
+          <w:bCs/>
+          <w:sz w:val="24"/>
+          <w:szCs w:val="24"/>
+        </w:rPr>
+        <w:t xml:space="preserve">, Event-Driven Architecture, Distributed Systems, Domain Driven Design, </w:t>
+      </w:r>
+      <w:proofErr w:type="spellStart"/>
+      <w:r>
+        <w:rPr>
+          <w:rFonts w:ascii="Times New Roman" w:eastAsia="Times New Roman" w:hAnsi="Times New Roman" w:cs="Times New Roman"/>
+          <w:bCs/>
+          <w:sz w:val="24"/>
+          <w:szCs w:val="24"/>
+        </w:rPr>
+        <w:t>Serverless</w:t>
+      </w:r>
+      <w:proofErr w:type="spellEnd"/>
+      <w:r>
+        <w:rPr>
+          <w:rFonts w:ascii="Times New Roman" w:eastAsia="Times New Roman" w:hAnsi="Times New Roman" w:cs="Times New Roman"/>
+          <w:bCs/>
+          <w:sz w:val="24"/>
+          <w:szCs w:val="24"/>
+        </w:rPr>
+        <w:t>, RESTful APIs</w:t>
+      </w:r>
+    </w:p>
+    <w:p>
+      <w:pPr>
+        <w:pStyle w:val="ListParagraph"/>
+        <w:numPr>
+          <w:ilvl w:val="0"/>
+          <w:numId w:val="8"/>
+        </w:numPr>
+        <w:spacing w:before="100" w:beforeAutospacing="1" w:after="100" w:afterAutospacing="1" w:line="240" w:lineRule="auto"/>
+        <w:jc w:val="both"/>
+        <w:rPr>
+          <w:rFonts w:ascii="Times New Roman" w:eastAsia="Times New Roman" w:hAnsi="Times New Roman" w:cs="Times New Roman"/>
+          <w:sz w:val="24"/>
+          <w:szCs w:val="24"/>
+        </w:rPr>
+      </w:pPr>
+      <w:r>
+        <w:rPr>
+          <w:rFonts w:ascii="Times New Roman" w:eastAsia="Times New Roman" w:hAnsi="Times New Roman" w:cs="Times New Roman"/>
+          <w:bCs/>
+          <w:sz w:val="24"/>
+          <w:szCs w:val="24"/>
+        </w:rPr>
+        <w:t>Practices:</w:t>
+      </w:r>
+      <w:r>
+        <w:rPr>
+          <w:rFonts w:ascii="Times New Roman" w:eastAsia="Times New Roman" w:hAnsi="Times New Roman" w:cs="Times New Roman"/>
+          <w:sz w:val="24"/>
+          <w:szCs w:val="24"/>
+        </w:rPr>
+        <w:t xml:space="preserve"> </w:t>
+      </w:r>
+      <w:r>
+        <w:rPr>
+          <w:rFonts w:ascii="Times New Roman" w:eastAsia="Times New Roman" w:hAnsi="Times New Roman" w:cs="Times New Roman"/>
+          <w:bCs/>
+          <w:sz w:val="24"/>
+          <w:szCs w:val="24"/>
+        </w:rPr>
+        <w:t>Agile, Scrum, TDD, Code Reviews, CI/CD, Performance Optimization, System Design</w:t>
       </w:r>
     </w:p>
     <w:p>
@@ -797,6 +1157,1380 @@
           <w:szCs w:val="24"/>
         </w:rPr>
         <w:t>Boston, MA (Remote) | Apr 2023 – Mar 2025</w:t>
+      </w:r>
+    </w:p>
+    <w:p>
+      <w:pPr>
+        <w:pStyle w:val="ListParagraph"/>
+        <w:numPr>
+          <w:ilvl w:val="0"/>
+          <w:numId w:val="16"/>
+        </w:numPr>
+        <w:spacing w:before="100" w:beforeAutospacing="1" w:after="100" w:afterAutospacing="1" w:line="240" w:lineRule="auto"/>
+        <w:jc w:val="both"/>
+        <w:rPr>
+          <w:rFonts w:ascii="Times New Roman" w:eastAsia="Times New Roman" w:hAnsi="Times New Roman" w:cs="Times New Roman"/>
+          <w:sz w:val="24"/>
+          <w:szCs w:val="24"/>
+        </w:rPr>
+      </w:pPr>
+      <w:r>
+        <w:rPr>
+          <w:rFonts w:ascii="Times New Roman" w:eastAsia="Times New Roman" w:hAnsi="Times New Roman" w:cs="Times New Roman"/>
+          <w:sz w:val="24"/>
+          <w:szCs w:val="24"/>
+        </w:rPr>
+        <w:t xml:space="preserve">Designed and implemented cloud-native backend services using </w:t>
+      </w:r>
+      <w:r>
+        <w:rPr>
+          <w:rFonts w:ascii="Times New Roman" w:eastAsia="Times New Roman" w:hAnsi="Times New Roman" w:cs="Times New Roman"/>
+          <w:b/>
+          <w:bCs/>
+          <w:sz w:val="24"/>
+          <w:szCs w:val="24"/>
+        </w:rPr>
+        <w:t xml:space="preserve">Python, </w:t>
+      </w:r>
+      <w:proofErr w:type="spellStart"/>
+      <w:r>
+        <w:rPr>
+          <w:rFonts w:ascii="Times New Roman" w:eastAsia="Times New Roman" w:hAnsi="Times New Roman" w:cs="Times New Roman"/>
+          <w:b/>
+          <w:bCs/>
+          <w:sz w:val="24"/>
+          <w:szCs w:val="24"/>
+        </w:rPr>
+        <w:t>FastAPI</w:t>
+      </w:r>
+      <w:proofErr w:type="spellEnd"/>
+      <w:r>
+        <w:rPr>
+          <w:rFonts w:ascii="Times New Roman" w:eastAsia="Times New Roman" w:hAnsi="Times New Roman" w:cs="Times New Roman"/>
+          <w:b/>
+          <w:bCs/>
+          <w:sz w:val="24"/>
+          <w:szCs w:val="24"/>
+        </w:rPr>
+        <w:t>, PostgreSQL, and AWS</w:t>
+      </w:r>
+      <w:r>
+        <w:rPr>
+          <w:rFonts w:ascii="Times New Roman" w:eastAsia="Times New Roman" w:hAnsi="Times New Roman" w:cs="Times New Roman"/>
+          <w:sz w:val="24"/>
+          <w:szCs w:val="24"/>
+        </w:rPr>
+        <w:t>, supporting high-volume customer-facing applications that processed millions of API transactions monthly.</w:t>
+      </w:r>
+    </w:p>
+    <w:p>
+      <w:pPr>
+        <w:pStyle w:val="ListParagraph"/>
+        <w:numPr>
+          <w:ilvl w:val="0"/>
+          <w:numId w:val="16"/>
+        </w:numPr>
+        <w:spacing w:before="100" w:beforeAutospacing="1" w:after="100" w:afterAutospacing="1" w:line="240" w:lineRule="auto"/>
+        <w:jc w:val="both"/>
+        <w:rPr>
+          <w:rFonts w:ascii="Times New Roman" w:eastAsia="Times New Roman" w:hAnsi="Times New Roman" w:cs="Times New Roman"/>
+          <w:sz w:val="24"/>
+          <w:szCs w:val="24"/>
+        </w:rPr>
+      </w:pPr>
+      <w:r>
+        <w:rPr>
+          <w:rFonts w:ascii="Times New Roman" w:eastAsia="Times New Roman" w:hAnsi="Times New Roman" w:cs="Times New Roman"/>
+          <w:sz w:val="24"/>
+          <w:szCs w:val="24"/>
+        </w:rPr>
+        <w:t xml:space="preserve">Architected and developed scalable </w:t>
+      </w:r>
+      <w:proofErr w:type="spellStart"/>
+      <w:r>
+        <w:rPr>
+          <w:rFonts w:ascii="Times New Roman" w:eastAsia="Times New Roman" w:hAnsi="Times New Roman" w:cs="Times New Roman"/>
+          <w:b/>
+          <w:bCs/>
+          <w:sz w:val="24"/>
+          <w:szCs w:val="24"/>
+        </w:rPr>
+        <w:t>microservices</w:t>
+      </w:r>
+      <w:proofErr w:type="spellEnd"/>
+      <w:r>
+        <w:rPr>
+          <w:rFonts w:ascii="Times New Roman" w:eastAsia="Times New Roman" w:hAnsi="Times New Roman" w:cs="Times New Roman"/>
+          <w:b/>
+          <w:bCs/>
+          <w:sz w:val="24"/>
+          <w:szCs w:val="24"/>
+        </w:rPr>
+        <w:t>-based systems</w:t>
+      </w:r>
+      <w:r>
+        <w:rPr>
+          <w:rFonts w:ascii="Times New Roman" w:eastAsia="Times New Roman" w:hAnsi="Times New Roman" w:cs="Times New Roman"/>
+          <w:sz w:val="24"/>
+          <w:szCs w:val="24"/>
+        </w:rPr>
+        <w:t xml:space="preserve"> using </w:t>
+      </w:r>
+      <w:r>
+        <w:rPr>
+          <w:rFonts w:ascii="Times New Roman" w:eastAsia="Times New Roman" w:hAnsi="Times New Roman" w:cs="Times New Roman"/>
+          <w:b/>
+          <w:bCs/>
+          <w:sz w:val="24"/>
+          <w:szCs w:val="24"/>
+        </w:rPr>
+        <w:t>Docker, Kubernetes, and AWS ECS</w:t>
+      </w:r>
+      <w:r>
+        <w:rPr>
+          <w:rFonts w:ascii="Times New Roman" w:eastAsia="Times New Roman" w:hAnsi="Times New Roman" w:cs="Times New Roman"/>
+          <w:sz w:val="24"/>
+          <w:szCs w:val="24"/>
+        </w:rPr>
+        <w:t>, improving deployment consistency and operational efficiency across distributed workloads.</w:t>
+      </w:r>
+    </w:p>
+    <w:p>
+      <w:pPr>
+        <w:pStyle w:val="ListParagraph"/>
+        <w:numPr>
+          <w:ilvl w:val="0"/>
+          <w:numId w:val="16"/>
+        </w:numPr>
+        <w:spacing w:before="100" w:beforeAutospacing="1" w:after="100" w:afterAutospacing="1" w:line="240" w:lineRule="auto"/>
+        <w:jc w:val="both"/>
+        <w:rPr>
+          <w:rFonts w:ascii="Times New Roman" w:eastAsia="Times New Roman" w:hAnsi="Times New Roman" w:cs="Times New Roman"/>
+          <w:sz w:val="24"/>
+          <w:szCs w:val="24"/>
+        </w:rPr>
+      </w:pPr>
+      <w:r>
+        <w:rPr>
+          <w:rFonts w:ascii="Times New Roman" w:eastAsia="Times New Roman" w:hAnsi="Times New Roman" w:cs="Times New Roman"/>
+          <w:sz w:val="24"/>
+          <w:szCs w:val="24"/>
+        </w:rPr>
+        <w:t xml:space="preserve">Built reusable frontend components using </w:t>
+      </w:r>
+      <w:r>
+        <w:rPr>
+          <w:rFonts w:ascii="Times New Roman" w:eastAsia="Times New Roman" w:hAnsi="Times New Roman" w:cs="Times New Roman"/>
+          <w:b/>
+          <w:bCs/>
+          <w:sz w:val="24"/>
+          <w:szCs w:val="24"/>
+        </w:rPr>
+        <w:t xml:space="preserve">React 18, </w:t>
+      </w:r>
+      <w:proofErr w:type="spellStart"/>
+      <w:r>
+        <w:rPr>
+          <w:rFonts w:ascii="Times New Roman" w:eastAsia="Times New Roman" w:hAnsi="Times New Roman" w:cs="Times New Roman"/>
+          <w:b/>
+          <w:bCs/>
+          <w:sz w:val="24"/>
+          <w:szCs w:val="24"/>
+        </w:rPr>
+        <w:t>TypeScript</w:t>
+      </w:r>
+      <w:proofErr w:type="spellEnd"/>
+      <w:r>
+        <w:rPr>
+          <w:rFonts w:ascii="Times New Roman" w:eastAsia="Times New Roman" w:hAnsi="Times New Roman" w:cs="Times New Roman"/>
+          <w:b/>
+          <w:bCs/>
+          <w:sz w:val="24"/>
+          <w:szCs w:val="24"/>
+        </w:rPr>
+        <w:t>, Redux Toolkit, and Material UI</w:t>
+      </w:r>
+      <w:r>
+        <w:rPr>
+          <w:rFonts w:ascii="Times New Roman" w:eastAsia="Times New Roman" w:hAnsi="Times New Roman" w:cs="Times New Roman"/>
+          <w:sz w:val="24"/>
+          <w:szCs w:val="24"/>
+        </w:rPr>
+        <w:t>, reducing duplicated UI logic and improving developer productivity across teams.</w:t>
+      </w:r>
+    </w:p>
+    <w:p>
+      <w:pPr>
+        <w:pStyle w:val="ListParagraph"/>
+        <w:numPr>
+          <w:ilvl w:val="0"/>
+          <w:numId w:val="16"/>
+        </w:numPr>
+        <w:spacing w:before="100" w:beforeAutospacing="1" w:after="100" w:afterAutospacing="1" w:line="240" w:lineRule="auto"/>
+        <w:jc w:val="both"/>
+        <w:rPr>
+          <w:rFonts w:ascii="Times New Roman" w:eastAsia="Times New Roman" w:hAnsi="Times New Roman" w:cs="Times New Roman"/>
+          <w:sz w:val="24"/>
+          <w:szCs w:val="24"/>
+        </w:rPr>
+      </w:pPr>
+      <w:r>
+        <w:rPr>
+          <w:rFonts w:ascii="Times New Roman" w:eastAsia="Times New Roman" w:hAnsi="Times New Roman" w:cs="Times New Roman"/>
+          <w:sz w:val="24"/>
+          <w:szCs w:val="24"/>
+        </w:rPr>
+        <w:t xml:space="preserve">Modernized legacy monolithic services into containerized services, resolving API timeout issues and reducing average response times by </w:t>
+      </w:r>
+      <w:r>
+        <w:rPr>
+          <w:rFonts w:ascii="Times New Roman" w:eastAsia="Times New Roman" w:hAnsi="Times New Roman" w:cs="Times New Roman"/>
+          <w:b/>
+          <w:bCs/>
+          <w:sz w:val="24"/>
+          <w:szCs w:val="24"/>
+        </w:rPr>
+        <w:t>38%</w:t>
+      </w:r>
+      <w:r>
+        <w:rPr>
+          <w:rFonts w:ascii="Times New Roman" w:eastAsia="Times New Roman" w:hAnsi="Times New Roman" w:cs="Times New Roman"/>
+          <w:sz w:val="24"/>
+          <w:szCs w:val="24"/>
+        </w:rPr>
+        <w:t xml:space="preserve"> through query optimization and asynchronous processing.</w:t>
+      </w:r>
+    </w:p>
+    <w:p>
+      <w:pPr>
+        <w:pStyle w:val="ListParagraph"/>
+        <w:numPr>
+          <w:ilvl w:val="0"/>
+          <w:numId w:val="16"/>
+        </w:numPr>
+        <w:spacing w:before="100" w:beforeAutospacing="1" w:after="100" w:afterAutospacing="1" w:line="240" w:lineRule="auto"/>
+        <w:jc w:val="both"/>
+        <w:rPr>
+          <w:rFonts w:ascii="Times New Roman" w:eastAsia="Times New Roman" w:hAnsi="Times New Roman" w:cs="Times New Roman"/>
+          <w:sz w:val="24"/>
+          <w:szCs w:val="24"/>
+        </w:rPr>
+      </w:pPr>
+      <w:r>
+        <w:rPr>
+          <w:rFonts w:ascii="Times New Roman" w:eastAsia="Times New Roman" w:hAnsi="Times New Roman" w:cs="Times New Roman"/>
+          <w:sz w:val="24"/>
+          <w:szCs w:val="24"/>
+        </w:rPr>
+        <w:lastRenderedPageBreak/>
+        <w:t xml:space="preserve">Implemented background task processing using </w:t>
+      </w:r>
+      <w:r>
+        <w:rPr>
+          <w:rFonts w:ascii="Times New Roman" w:eastAsia="Times New Roman" w:hAnsi="Times New Roman" w:cs="Times New Roman"/>
+          <w:b/>
+          <w:bCs/>
+          <w:sz w:val="24"/>
+          <w:szCs w:val="24"/>
+        </w:rPr>
+        <w:t xml:space="preserve">Celery and </w:t>
+      </w:r>
+      <w:proofErr w:type="spellStart"/>
+      <w:r>
+        <w:rPr>
+          <w:rFonts w:ascii="Times New Roman" w:eastAsia="Times New Roman" w:hAnsi="Times New Roman" w:cs="Times New Roman"/>
+          <w:b/>
+          <w:bCs/>
+          <w:sz w:val="24"/>
+          <w:szCs w:val="24"/>
+        </w:rPr>
+        <w:t>Redis</w:t>
+      </w:r>
+      <w:proofErr w:type="spellEnd"/>
+      <w:r>
+        <w:rPr>
+          <w:rFonts w:ascii="Times New Roman" w:eastAsia="Times New Roman" w:hAnsi="Times New Roman" w:cs="Times New Roman"/>
+          <w:sz w:val="24"/>
+          <w:szCs w:val="24"/>
+        </w:rPr>
+        <w:t>, eliminating bottlenecks caused by synchronous workflows and improving processing throughput.</w:t>
+      </w:r>
+    </w:p>
+    <w:p>
+      <w:pPr>
+        <w:pStyle w:val="ListParagraph"/>
+        <w:numPr>
+          <w:ilvl w:val="0"/>
+          <w:numId w:val="16"/>
+        </w:numPr>
+        <w:spacing w:before="100" w:beforeAutospacing="1" w:after="100" w:afterAutospacing="1" w:line="240" w:lineRule="auto"/>
+        <w:jc w:val="both"/>
+        <w:rPr>
+          <w:rFonts w:ascii="Times New Roman" w:eastAsia="Times New Roman" w:hAnsi="Times New Roman" w:cs="Times New Roman"/>
+          <w:sz w:val="24"/>
+          <w:szCs w:val="24"/>
+        </w:rPr>
+      </w:pPr>
+      <w:r>
+        <w:rPr>
+          <w:rFonts w:ascii="Times New Roman" w:eastAsia="Times New Roman" w:hAnsi="Times New Roman" w:cs="Times New Roman"/>
+          <w:sz w:val="24"/>
+          <w:szCs w:val="24"/>
+        </w:rPr>
+        <w:t xml:space="preserve">Created secure authentication and authorization workflows using </w:t>
+      </w:r>
+      <w:r>
+        <w:rPr>
+          <w:rFonts w:ascii="Times New Roman" w:eastAsia="Times New Roman" w:hAnsi="Times New Roman" w:cs="Times New Roman"/>
+          <w:b/>
+          <w:bCs/>
+          <w:sz w:val="24"/>
+          <w:szCs w:val="24"/>
+        </w:rPr>
+        <w:t>JWT, OAuth2, and AWS IAM</w:t>
+      </w:r>
+      <w:r>
+        <w:rPr>
+          <w:rFonts w:ascii="Times New Roman" w:eastAsia="Times New Roman" w:hAnsi="Times New Roman" w:cs="Times New Roman"/>
+          <w:sz w:val="24"/>
+          <w:szCs w:val="24"/>
+        </w:rPr>
+        <w:t>, strengthening application security for enterprise customers.</w:t>
+      </w:r>
+    </w:p>
+    <w:p>
+      <w:pPr>
+        <w:pStyle w:val="ListParagraph"/>
+        <w:numPr>
+          <w:ilvl w:val="0"/>
+          <w:numId w:val="16"/>
+        </w:numPr>
+        <w:spacing w:before="100" w:beforeAutospacing="1" w:after="100" w:afterAutospacing="1" w:line="240" w:lineRule="auto"/>
+        <w:jc w:val="both"/>
+        <w:rPr>
+          <w:rFonts w:ascii="Times New Roman" w:eastAsia="Times New Roman" w:hAnsi="Times New Roman" w:cs="Times New Roman"/>
+          <w:sz w:val="24"/>
+          <w:szCs w:val="24"/>
+        </w:rPr>
+      </w:pPr>
+      <w:r>
+        <w:rPr>
+          <w:rFonts w:ascii="Times New Roman" w:eastAsia="Times New Roman" w:hAnsi="Times New Roman" w:cs="Times New Roman"/>
+          <w:sz w:val="24"/>
+          <w:szCs w:val="24"/>
+        </w:rPr>
+        <w:t xml:space="preserve">Led migration efforts from older deployment pipelines to </w:t>
+      </w:r>
+      <w:r>
+        <w:rPr>
+          <w:rFonts w:ascii="Times New Roman" w:eastAsia="Times New Roman" w:hAnsi="Times New Roman" w:cs="Times New Roman"/>
+          <w:b/>
+          <w:bCs/>
+          <w:sz w:val="24"/>
+          <w:szCs w:val="24"/>
+        </w:rPr>
+        <w:t>GitHub Actions and Terraform</w:t>
+      </w:r>
+      <w:r>
+        <w:rPr>
+          <w:rFonts w:ascii="Times New Roman" w:eastAsia="Times New Roman" w:hAnsi="Times New Roman" w:cs="Times New Roman"/>
+          <w:sz w:val="24"/>
+          <w:szCs w:val="24"/>
+        </w:rPr>
+        <w:t>, enabling infrastructure standardization and faster releases.</w:t>
+      </w:r>
+    </w:p>
+    <w:p>
+      <w:pPr>
+        <w:pStyle w:val="ListParagraph"/>
+        <w:numPr>
+          <w:ilvl w:val="0"/>
+          <w:numId w:val="16"/>
+        </w:numPr>
+        <w:spacing w:before="100" w:beforeAutospacing="1" w:after="100" w:afterAutospacing="1" w:line="240" w:lineRule="auto"/>
+        <w:jc w:val="both"/>
+        <w:rPr>
+          <w:rFonts w:ascii="Times New Roman" w:eastAsia="Times New Roman" w:hAnsi="Times New Roman" w:cs="Times New Roman"/>
+          <w:sz w:val="24"/>
+          <w:szCs w:val="24"/>
+        </w:rPr>
+      </w:pPr>
+      <w:r>
+        <w:rPr>
+          <w:rFonts w:ascii="Times New Roman" w:eastAsia="Times New Roman" w:hAnsi="Times New Roman" w:cs="Times New Roman"/>
+          <w:sz w:val="24"/>
+          <w:szCs w:val="24"/>
+        </w:rPr>
+        <w:t>Resolved production issues involving database connection exhaustion, API throttling, and container scaling problems using proactive monitoring and tuning.</w:t>
+      </w:r>
+    </w:p>
+    <w:p>
+      <w:pPr>
+        <w:pStyle w:val="ListParagraph"/>
+        <w:numPr>
+          <w:ilvl w:val="0"/>
+          <w:numId w:val="16"/>
+        </w:numPr>
+        <w:spacing w:before="100" w:beforeAutospacing="1" w:after="100" w:afterAutospacing="1" w:line="240" w:lineRule="auto"/>
+        <w:jc w:val="both"/>
+        <w:rPr>
+          <w:rFonts w:ascii="Times New Roman" w:eastAsia="Times New Roman" w:hAnsi="Times New Roman" w:cs="Times New Roman"/>
+          <w:sz w:val="24"/>
+          <w:szCs w:val="24"/>
+        </w:rPr>
+      </w:pPr>
+      <w:r>
+        <w:rPr>
+          <w:rFonts w:ascii="Times New Roman" w:eastAsia="Times New Roman" w:hAnsi="Times New Roman" w:cs="Times New Roman"/>
+          <w:sz w:val="24"/>
+          <w:szCs w:val="24"/>
+        </w:rPr>
+        <w:t xml:space="preserve">Implemented observability using </w:t>
+      </w:r>
+      <w:proofErr w:type="spellStart"/>
+      <w:r>
+        <w:rPr>
+          <w:rFonts w:ascii="Times New Roman" w:eastAsia="Times New Roman" w:hAnsi="Times New Roman" w:cs="Times New Roman"/>
+          <w:b/>
+          <w:bCs/>
+          <w:sz w:val="24"/>
+          <w:szCs w:val="24"/>
+        </w:rPr>
+        <w:t>CloudWatch</w:t>
+      </w:r>
+      <w:proofErr w:type="spellEnd"/>
+      <w:r>
+        <w:rPr>
+          <w:rFonts w:ascii="Times New Roman" w:eastAsia="Times New Roman" w:hAnsi="Times New Roman" w:cs="Times New Roman"/>
+          <w:b/>
+          <w:bCs/>
+          <w:sz w:val="24"/>
+          <w:szCs w:val="24"/>
+        </w:rPr>
+        <w:t xml:space="preserve">, </w:t>
+      </w:r>
+      <w:proofErr w:type="spellStart"/>
+      <w:r>
+        <w:rPr>
+          <w:rFonts w:ascii="Times New Roman" w:eastAsia="Times New Roman" w:hAnsi="Times New Roman" w:cs="Times New Roman"/>
+          <w:b/>
+          <w:bCs/>
+          <w:sz w:val="24"/>
+          <w:szCs w:val="24"/>
+        </w:rPr>
+        <w:t>Datadog</w:t>
+      </w:r>
+      <w:proofErr w:type="spellEnd"/>
+      <w:r>
+        <w:rPr>
+          <w:rFonts w:ascii="Times New Roman" w:eastAsia="Times New Roman" w:hAnsi="Times New Roman" w:cs="Times New Roman"/>
+          <w:b/>
+          <w:bCs/>
+          <w:sz w:val="24"/>
+          <w:szCs w:val="24"/>
+        </w:rPr>
+        <w:t xml:space="preserve">, and </w:t>
+      </w:r>
+      <w:proofErr w:type="spellStart"/>
+      <w:r>
+        <w:rPr>
+          <w:rFonts w:ascii="Times New Roman" w:eastAsia="Times New Roman" w:hAnsi="Times New Roman" w:cs="Times New Roman"/>
+          <w:b/>
+          <w:bCs/>
+          <w:sz w:val="24"/>
+          <w:szCs w:val="24"/>
+        </w:rPr>
+        <w:t>Grafana</w:t>
+      </w:r>
+      <w:proofErr w:type="spellEnd"/>
+      <w:r>
+        <w:rPr>
+          <w:rFonts w:ascii="Times New Roman" w:eastAsia="Times New Roman" w:hAnsi="Times New Roman" w:cs="Times New Roman"/>
+          <w:sz w:val="24"/>
+          <w:szCs w:val="24"/>
+        </w:rPr>
+        <w:t>, improving incident detection and reducing troubleshooting effort.</w:t>
+      </w:r>
+    </w:p>
+    <w:p>
+      <w:pPr>
+        <w:pStyle w:val="ListParagraph"/>
+        <w:numPr>
+          <w:ilvl w:val="0"/>
+          <w:numId w:val="16"/>
+        </w:numPr>
+        <w:spacing w:before="100" w:beforeAutospacing="1" w:after="100" w:afterAutospacing="1" w:line="240" w:lineRule="auto"/>
+        <w:jc w:val="both"/>
+        <w:rPr>
+          <w:rFonts w:ascii="Times New Roman" w:eastAsia="Times New Roman" w:hAnsi="Times New Roman" w:cs="Times New Roman"/>
+          <w:sz w:val="24"/>
+          <w:szCs w:val="24"/>
+        </w:rPr>
+      </w:pPr>
+      <w:r>
+        <w:rPr>
+          <w:rFonts w:ascii="Times New Roman" w:eastAsia="Times New Roman" w:hAnsi="Times New Roman" w:cs="Times New Roman"/>
+          <w:sz w:val="24"/>
+          <w:szCs w:val="24"/>
+        </w:rPr>
+        <w:t>Collaborated with product managers and engineering leadership on architecture reviews, roadmap planning, and technical mentoring for junior engineers.</w:t>
+      </w:r>
+    </w:p>
+    <w:p>
+      <w:pPr>
+        <w:spacing w:before="100" w:beforeAutospacing="1" w:after="100" w:afterAutospacing="1" w:line="240" w:lineRule="auto"/>
+        <w:jc w:val="both"/>
+        <w:outlineLvl w:val="3"/>
+        <w:rPr>
+          <w:rFonts w:ascii="Arial Black" w:eastAsia="Times New Roman" w:hAnsi="Arial Black" w:cs="Times New Roman"/>
+          <w:b/>
+          <w:bCs/>
+          <w:sz w:val="24"/>
+          <w:szCs w:val="24"/>
+        </w:rPr>
+      </w:pPr>
+      <w:proofErr w:type="spellStart"/>
+      <w:r>
+        <w:rPr>
+          <w:rFonts w:ascii="Arial Black" w:eastAsia="Times New Roman" w:hAnsi="Arial Black" w:cs="Times New Roman"/>
+          <w:b/>
+          <w:bCs/>
+          <w:sz w:val="24"/>
+          <w:szCs w:val="24"/>
+        </w:rPr>
+        <w:t>Hexaview</w:t>
+      </w:r>
+      <w:proofErr w:type="spellEnd"/>
+      <w:r>
+        <w:rPr>
+          <w:rFonts w:ascii="Arial Black" w:eastAsia="Times New Roman" w:hAnsi="Arial Black" w:cs="Times New Roman"/>
+          <w:b/>
+          <w:bCs/>
+          <w:sz w:val="24"/>
+          <w:szCs w:val="24"/>
+        </w:rPr>
+        <w:t xml:space="preserve"> Technologies Inc.</w:t>
+      </w:r>
+    </w:p>
+    <w:p>
+      <w:pPr>
+        <w:spacing w:after="0" w:line="240" w:lineRule="auto"/>
+        <w:jc w:val="both"/>
+        <w:rPr>
+          <w:rFonts w:ascii="Times New Roman" w:eastAsia="Times New Roman" w:hAnsi="Times New Roman" w:cs="Times New Roman"/>
+          <w:i/>
+          <w:iCs/>
+          <w:sz w:val="24"/>
+          <w:szCs w:val="24"/>
+        </w:rPr>
+      </w:pPr>
+      <w:r>
+        <w:rPr>
+          <w:rFonts w:ascii="Times New Roman" w:eastAsia="Times New Roman" w:hAnsi="Times New Roman" w:cs="Times New Roman"/>
+          <w:i/>
+          <w:iCs/>
+          <w:sz w:val="24"/>
+          <w:szCs w:val="24"/>
+        </w:rPr>
+        <w:t>Software Engineer</w:t>
+      </w:r>
+    </w:p>
+    <w:p>
+      <w:pPr>
+        <w:spacing w:after="0" w:line="240" w:lineRule="auto"/>
+        <w:jc w:val="both"/>
+        <w:rPr>
+          <w:rFonts w:ascii="Times New Roman" w:eastAsia="Times New Roman" w:hAnsi="Times New Roman" w:cs="Times New Roman"/>
+          <w:sz w:val="24"/>
+          <w:szCs w:val="24"/>
+        </w:rPr>
+      </w:pPr>
+      <w:r>
+        <w:rPr>
+          <w:rFonts w:ascii="Times New Roman" w:eastAsia="Times New Roman" w:hAnsi="Times New Roman" w:cs="Times New Roman"/>
+          <w:i/>
+          <w:iCs/>
+          <w:sz w:val="24"/>
+          <w:szCs w:val="24"/>
+        </w:rPr>
+        <w:t>New York, NY | Jul 2018 – Mar 2023</w:t>
+      </w:r>
+    </w:p>
+    <w:p>
+      <w:pPr>
+        <w:pStyle w:val="ListParagraph"/>
+        <w:numPr>
+          <w:ilvl w:val="0"/>
+          <w:numId w:val="17"/>
+        </w:numPr>
+        <w:spacing w:before="100" w:beforeAutospacing="1" w:after="100" w:afterAutospacing="1" w:line="240" w:lineRule="auto"/>
+        <w:jc w:val="both"/>
+        <w:rPr>
+          <w:rFonts w:ascii="Times New Roman" w:eastAsia="Times New Roman" w:hAnsi="Times New Roman" w:cs="Times New Roman"/>
+          <w:sz w:val="24"/>
+          <w:szCs w:val="24"/>
+        </w:rPr>
+      </w:pPr>
+      <w:r>
+        <w:rPr>
+          <w:rFonts w:ascii="Times New Roman" w:eastAsia="Times New Roman" w:hAnsi="Times New Roman" w:cs="Times New Roman"/>
+          <w:sz w:val="24"/>
+          <w:szCs w:val="24"/>
+        </w:rPr>
+        <w:t xml:space="preserve">Developed enterprise applications using </w:t>
+      </w:r>
+      <w:r>
+        <w:rPr>
+          <w:rFonts w:ascii="Times New Roman" w:eastAsia="Times New Roman" w:hAnsi="Times New Roman" w:cs="Times New Roman"/>
+          <w:b/>
+          <w:bCs/>
+          <w:sz w:val="24"/>
+          <w:szCs w:val="24"/>
+        </w:rPr>
+        <w:t>Python, Django, Flask, React, and PostgreSQL</w:t>
+      </w:r>
+      <w:r>
+        <w:rPr>
+          <w:rFonts w:ascii="Times New Roman" w:eastAsia="Times New Roman" w:hAnsi="Times New Roman" w:cs="Times New Roman"/>
+          <w:sz w:val="24"/>
+          <w:szCs w:val="24"/>
+        </w:rPr>
+        <w:t xml:space="preserve"> for financial and data-driven platforms.</w:t>
+      </w:r>
+    </w:p>
+    <w:p>
+      <w:pPr>
+        <w:pStyle w:val="ListParagraph"/>
+        <w:numPr>
+          <w:ilvl w:val="0"/>
+          <w:numId w:val="17"/>
+        </w:numPr>
+        <w:spacing w:before="100" w:beforeAutospacing="1" w:after="100" w:afterAutospacing="1" w:line="240" w:lineRule="auto"/>
+        <w:jc w:val="both"/>
+        <w:rPr>
+          <w:rFonts w:ascii="Times New Roman" w:eastAsia="Times New Roman" w:hAnsi="Times New Roman" w:cs="Times New Roman"/>
+          <w:sz w:val="24"/>
+          <w:szCs w:val="24"/>
+        </w:rPr>
+      </w:pPr>
+      <w:r>
+        <w:rPr>
+          <w:rFonts w:ascii="Times New Roman" w:eastAsia="Times New Roman" w:hAnsi="Times New Roman" w:cs="Times New Roman"/>
+          <w:sz w:val="24"/>
+          <w:szCs w:val="24"/>
+        </w:rPr>
+        <w:t>Designed and maintained RESTful APIs supporting multiple frontend applications and third-party integrations.</w:t>
+      </w:r>
+    </w:p>
+    <w:p>
+      <w:pPr>
+        <w:pStyle w:val="ListParagraph"/>
+        <w:numPr>
+          <w:ilvl w:val="0"/>
+          <w:numId w:val="17"/>
+        </w:numPr>
+        <w:spacing w:before="100" w:beforeAutospacing="1" w:after="100" w:afterAutospacing="1" w:line="240" w:lineRule="auto"/>
+        <w:jc w:val="both"/>
+        <w:rPr>
+          <w:rFonts w:ascii="Times New Roman" w:eastAsia="Times New Roman" w:hAnsi="Times New Roman" w:cs="Times New Roman"/>
+          <w:sz w:val="24"/>
+          <w:szCs w:val="24"/>
+        </w:rPr>
+      </w:pPr>
+      <w:r>
+        <w:rPr>
+          <w:rFonts w:ascii="Times New Roman" w:eastAsia="Times New Roman" w:hAnsi="Times New Roman" w:cs="Times New Roman"/>
+          <w:sz w:val="24"/>
+          <w:szCs w:val="24"/>
+        </w:rPr>
+        <w:t xml:space="preserve">Built responsive frontend applications using </w:t>
+      </w:r>
+      <w:proofErr w:type="gramStart"/>
+      <w:r>
+        <w:rPr>
+          <w:rFonts w:ascii="Times New Roman" w:eastAsia="Times New Roman" w:hAnsi="Times New Roman" w:cs="Times New Roman"/>
+          <w:b/>
+          <w:bCs/>
+          <w:sz w:val="24"/>
+          <w:szCs w:val="24"/>
+        </w:rPr>
+        <w:t>React</w:t>
+      </w:r>
+      <w:proofErr w:type="gramEnd"/>
+      <w:r>
+        <w:rPr>
+          <w:rFonts w:ascii="Times New Roman" w:eastAsia="Times New Roman" w:hAnsi="Times New Roman" w:cs="Times New Roman"/>
+          <w:b/>
+          <w:bCs/>
+          <w:sz w:val="24"/>
+          <w:szCs w:val="24"/>
+        </w:rPr>
+        <w:t xml:space="preserve"> 16–18, Redux, and </w:t>
+      </w:r>
+      <w:proofErr w:type="spellStart"/>
+      <w:r>
+        <w:rPr>
+          <w:rFonts w:ascii="Times New Roman" w:eastAsia="Times New Roman" w:hAnsi="Times New Roman" w:cs="Times New Roman"/>
+          <w:b/>
+          <w:bCs/>
+          <w:sz w:val="24"/>
+          <w:szCs w:val="24"/>
+        </w:rPr>
+        <w:t>TypeScript</w:t>
+      </w:r>
+      <w:proofErr w:type="spellEnd"/>
+      <w:r>
+        <w:rPr>
+          <w:rFonts w:ascii="Times New Roman" w:eastAsia="Times New Roman" w:hAnsi="Times New Roman" w:cs="Times New Roman"/>
+          <w:sz w:val="24"/>
+          <w:szCs w:val="24"/>
+        </w:rPr>
+        <w:t>, improving application usability and maintainability.</w:t>
+      </w:r>
+    </w:p>
+    <w:p>
+      <w:pPr>
+        <w:pStyle w:val="ListParagraph"/>
+        <w:numPr>
+          <w:ilvl w:val="0"/>
+          <w:numId w:val="17"/>
+        </w:numPr>
+        <w:spacing w:before="100" w:beforeAutospacing="1" w:after="100" w:afterAutospacing="1" w:line="240" w:lineRule="auto"/>
+        <w:jc w:val="both"/>
+        <w:rPr>
+          <w:rFonts w:ascii="Times New Roman" w:eastAsia="Times New Roman" w:hAnsi="Times New Roman" w:cs="Times New Roman"/>
+          <w:sz w:val="24"/>
+          <w:szCs w:val="24"/>
+        </w:rPr>
+      </w:pPr>
+      <w:r>
+        <w:rPr>
+          <w:rFonts w:ascii="Times New Roman" w:eastAsia="Times New Roman" w:hAnsi="Times New Roman" w:cs="Times New Roman"/>
+          <w:sz w:val="24"/>
+          <w:szCs w:val="24"/>
+        </w:rPr>
+        <w:t>Migrated legacy frontend modules into reusable React component architecture, reducing maintenance complexity.</w:t>
+      </w:r>
+    </w:p>
+    <w:p>
+      <w:pPr>
+        <w:pStyle w:val="ListParagraph"/>
+        <w:numPr>
+          <w:ilvl w:val="0"/>
+          <w:numId w:val="17"/>
+        </w:numPr>
+        <w:spacing w:before="100" w:beforeAutospacing="1" w:after="100" w:afterAutospacing="1" w:line="240" w:lineRule="auto"/>
+        <w:jc w:val="both"/>
+        <w:rPr>
+          <w:rFonts w:ascii="Times New Roman" w:eastAsia="Times New Roman" w:hAnsi="Times New Roman" w:cs="Times New Roman"/>
+          <w:sz w:val="24"/>
+          <w:szCs w:val="24"/>
+        </w:rPr>
+      </w:pPr>
+      <w:r>
+        <w:rPr>
+          <w:rFonts w:ascii="Times New Roman" w:eastAsia="Times New Roman" w:hAnsi="Times New Roman" w:cs="Times New Roman"/>
+          <w:sz w:val="24"/>
+          <w:szCs w:val="24"/>
+        </w:rPr>
+        <w:t xml:space="preserve">Optimized slow database operations through indexing strategies, caching, and query tuning, improving backend processing performance by </w:t>
+      </w:r>
+      <w:r>
+        <w:rPr>
+          <w:rFonts w:ascii="Times New Roman" w:eastAsia="Times New Roman" w:hAnsi="Times New Roman" w:cs="Times New Roman"/>
+          <w:b/>
+          <w:bCs/>
+          <w:sz w:val="24"/>
+          <w:szCs w:val="24"/>
+        </w:rPr>
+        <w:t>32%</w:t>
+      </w:r>
+      <w:r>
+        <w:rPr>
+          <w:rFonts w:ascii="Times New Roman" w:eastAsia="Times New Roman" w:hAnsi="Times New Roman" w:cs="Times New Roman"/>
+          <w:sz w:val="24"/>
+          <w:szCs w:val="24"/>
+        </w:rPr>
+        <w:t>.</w:t>
+      </w:r>
+    </w:p>
+    <w:p>
+      <w:pPr>
+        <w:pStyle w:val="ListParagraph"/>
+        <w:numPr>
+          <w:ilvl w:val="0"/>
+          <w:numId w:val="17"/>
+        </w:numPr>
+        <w:spacing w:before="100" w:beforeAutospacing="1" w:after="100" w:afterAutospacing="1" w:line="240" w:lineRule="auto"/>
+        <w:jc w:val="both"/>
+        <w:rPr>
+          <w:rFonts w:ascii="Times New Roman" w:eastAsia="Times New Roman" w:hAnsi="Times New Roman" w:cs="Times New Roman"/>
+          <w:sz w:val="24"/>
+          <w:szCs w:val="24"/>
+        </w:rPr>
+      </w:pPr>
+      <w:r>
+        <w:rPr>
+          <w:rFonts w:ascii="Times New Roman" w:eastAsia="Times New Roman" w:hAnsi="Times New Roman" w:cs="Times New Roman"/>
+          <w:sz w:val="24"/>
+          <w:szCs w:val="24"/>
+        </w:rPr>
+        <w:t xml:space="preserve">Developed asynchronous workflows using </w:t>
+      </w:r>
+      <w:r>
+        <w:rPr>
+          <w:rFonts w:ascii="Times New Roman" w:eastAsia="Times New Roman" w:hAnsi="Times New Roman" w:cs="Times New Roman"/>
+          <w:b/>
+          <w:bCs/>
+          <w:sz w:val="24"/>
+          <w:szCs w:val="24"/>
+        </w:rPr>
+        <w:t xml:space="preserve">Kafka, Celery, and </w:t>
+      </w:r>
+      <w:proofErr w:type="spellStart"/>
+      <w:r>
+        <w:rPr>
+          <w:rFonts w:ascii="Times New Roman" w:eastAsia="Times New Roman" w:hAnsi="Times New Roman" w:cs="Times New Roman"/>
+          <w:b/>
+          <w:bCs/>
+          <w:sz w:val="24"/>
+          <w:szCs w:val="24"/>
+        </w:rPr>
+        <w:t>Redis</w:t>
+      </w:r>
+      <w:proofErr w:type="spellEnd"/>
+      <w:r>
+        <w:rPr>
+          <w:rFonts w:ascii="Times New Roman" w:eastAsia="Times New Roman" w:hAnsi="Times New Roman" w:cs="Times New Roman"/>
+          <w:sz w:val="24"/>
+          <w:szCs w:val="24"/>
+        </w:rPr>
+        <w:t>, enabling scalable event processing.</w:t>
+      </w:r>
+    </w:p>
+    <w:p>
+      <w:pPr>
+        <w:pStyle w:val="ListParagraph"/>
+        <w:numPr>
+          <w:ilvl w:val="0"/>
+          <w:numId w:val="17"/>
+        </w:numPr>
+        <w:spacing w:before="100" w:beforeAutospacing="1" w:after="100" w:afterAutospacing="1" w:line="240" w:lineRule="auto"/>
+        <w:jc w:val="both"/>
+        <w:rPr>
+          <w:rFonts w:ascii="Times New Roman" w:eastAsia="Times New Roman" w:hAnsi="Times New Roman" w:cs="Times New Roman"/>
+          <w:sz w:val="24"/>
+          <w:szCs w:val="24"/>
+        </w:rPr>
+      </w:pPr>
+      <w:r>
+        <w:rPr>
+          <w:rFonts w:ascii="Times New Roman" w:eastAsia="Times New Roman" w:hAnsi="Times New Roman" w:cs="Times New Roman"/>
+          <w:sz w:val="24"/>
+          <w:szCs w:val="24"/>
+        </w:rPr>
+        <w:t xml:space="preserve">Implemented automated CI/CD pipelines using </w:t>
+      </w:r>
+      <w:r>
+        <w:rPr>
+          <w:rFonts w:ascii="Times New Roman" w:eastAsia="Times New Roman" w:hAnsi="Times New Roman" w:cs="Times New Roman"/>
+          <w:b/>
+          <w:bCs/>
+          <w:sz w:val="24"/>
+          <w:szCs w:val="24"/>
+        </w:rPr>
+        <w:t>Jenkins, Docker, and Kubernetes</w:t>
+      </w:r>
+      <w:r>
+        <w:rPr>
+          <w:rFonts w:ascii="Times New Roman" w:eastAsia="Times New Roman" w:hAnsi="Times New Roman" w:cs="Times New Roman"/>
+          <w:sz w:val="24"/>
+          <w:szCs w:val="24"/>
+        </w:rPr>
+        <w:t>, reducing deployment overhead.</w:t>
+      </w:r>
+    </w:p>
+    <w:p>
+      <w:pPr>
+        <w:pStyle w:val="ListParagraph"/>
+        <w:numPr>
+          <w:ilvl w:val="0"/>
+          <w:numId w:val="17"/>
+        </w:numPr>
+        <w:spacing w:before="100" w:beforeAutospacing="1" w:after="100" w:afterAutospacing="1" w:line="240" w:lineRule="auto"/>
+        <w:jc w:val="both"/>
+        <w:rPr>
+          <w:rFonts w:ascii="Times New Roman" w:eastAsia="Times New Roman" w:hAnsi="Times New Roman" w:cs="Times New Roman"/>
+          <w:sz w:val="24"/>
+          <w:szCs w:val="24"/>
+        </w:rPr>
+      </w:pPr>
+      <w:r>
+        <w:rPr>
+          <w:rFonts w:ascii="Times New Roman" w:eastAsia="Times New Roman" w:hAnsi="Times New Roman" w:cs="Times New Roman"/>
+          <w:sz w:val="24"/>
+          <w:szCs w:val="24"/>
+        </w:rPr>
+        <w:t>Addressed recurring production issues involving memory leaks, stale cache problems, and API retries by introducing improved monitoring practices.</w:t>
+      </w:r>
+    </w:p>
+    <w:p>
+      <w:pPr>
+        <w:pStyle w:val="ListParagraph"/>
+        <w:numPr>
+          <w:ilvl w:val="0"/>
+          <w:numId w:val="17"/>
+        </w:numPr>
+        <w:spacing w:before="100" w:beforeAutospacing="1" w:after="100" w:afterAutospacing="1" w:line="240" w:lineRule="auto"/>
+        <w:jc w:val="both"/>
+        <w:rPr>
+          <w:rFonts w:ascii="Times New Roman" w:eastAsia="Times New Roman" w:hAnsi="Times New Roman" w:cs="Times New Roman"/>
+          <w:sz w:val="24"/>
+          <w:szCs w:val="24"/>
+        </w:rPr>
+      </w:pPr>
+      <w:r>
+        <w:rPr>
+          <w:rFonts w:ascii="Times New Roman" w:eastAsia="Times New Roman" w:hAnsi="Times New Roman" w:cs="Times New Roman"/>
+          <w:sz w:val="24"/>
+          <w:szCs w:val="24"/>
+        </w:rPr>
+        <w:t xml:space="preserve">Worked closely with QA teams implementing automated testing using </w:t>
+      </w:r>
+      <w:proofErr w:type="spellStart"/>
+      <w:r>
+        <w:rPr>
+          <w:rFonts w:ascii="Times New Roman" w:eastAsia="Times New Roman" w:hAnsi="Times New Roman" w:cs="Times New Roman"/>
+          <w:b/>
+          <w:bCs/>
+          <w:sz w:val="24"/>
+          <w:szCs w:val="24"/>
+        </w:rPr>
+        <w:t>PyTest</w:t>
+      </w:r>
+      <w:proofErr w:type="spellEnd"/>
+      <w:r>
+        <w:rPr>
+          <w:rFonts w:ascii="Times New Roman" w:eastAsia="Times New Roman" w:hAnsi="Times New Roman" w:cs="Times New Roman"/>
+          <w:b/>
+          <w:bCs/>
+          <w:sz w:val="24"/>
+          <w:szCs w:val="24"/>
+        </w:rPr>
+        <w:t xml:space="preserve"> and Jest</w:t>
+      </w:r>
+      <w:r>
+        <w:rPr>
+          <w:rFonts w:ascii="Times New Roman" w:eastAsia="Times New Roman" w:hAnsi="Times New Roman" w:cs="Times New Roman"/>
+          <w:sz w:val="24"/>
+          <w:szCs w:val="24"/>
+        </w:rPr>
+        <w:t xml:space="preserve"> to improve release quality.</w:t>
+      </w:r>
+    </w:p>
+    <w:p>
+      <w:pPr>
+        <w:spacing w:before="100" w:beforeAutospacing="1" w:after="100" w:afterAutospacing="1" w:line="240" w:lineRule="auto"/>
+        <w:jc w:val="both"/>
+        <w:outlineLvl w:val="3"/>
+        <w:rPr>
+          <w:rFonts w:ascii="Arial Black" w:eastAsia="Times New Roman" w:hAnsi="Arial Black" w:cs="Times New Roman"/>
+          <w:b/>
+          <w:bCs/>
+          <w:sz w:val="24"/>
+          <w:szCs w:val="24"/>
+        </w:rPr>
+      </w:pPr>
+      <w:proofErr w:type="spellStart"/>
+      <w:r>
+        <w:rPr>
+          <w:rFonts w:ascii="Arial Black" w:eastAsia="Times New Roman" w:hAnsi="Arial Black" w:cs="Times New Roman"/>
+          <w:b/>
+          <w:bCs/>
+          <w:sz w:val="24"/>
+          <w:szCs w:val="24"/>
+        </w:rPr>
+        <w:t>SimbirSoft</w:t>
+      </w:r>
+      <w:proofErr w:type="spellEnd"/>
+      <w:r>
+        <w:rPr>
+          <w:rFonts w:ascii="Arial Black" w:eastAsia="Times New Roman" w:hAnsi="Arial Black" w:cs="Times New Roman"/>
+          <w:b/>
+          <w:bCs/>
+          <w:sz w:val="24"/>
+          <w:szCs w:val="24"/>
+        </w:rPr>
+        <w:t xml:space="preserve"> Company</w:t>
+      </w:r>
+    </w:p>
+    <w:p>
+      <w:pPr>
+        <w:spacing w:after="0" w:line="240" w:lineRule="auto"/>
+        <w:jc w:val="both"/>
+        <w:rPr>
+          <w:rFonts w:ascii="Times New Roman" w:eastAsia="Times New Roman" w:hAnsi="Times New Roman" w:cs="Times New Roman"/>
+          <w:i/>
+          <w:iCs/>
+          <w:sz w:val="24"/>
+          <w:szCs w:val="24"/>
+        </w:rPr>
+      </w:pPr>
+      <w:r>
+        <w:rPr>
+          <w:rFonts w:ascii="Times New Roman" w:eastAsia="Times New Roman" w:hAnsi="Times New Roman" w:cs="Times New Roman"/>
+          <w:i/>
+          <w:iCs/>
+          <w:sz w:val="24"/>
+          <w:szCs w:val="24"/>
+        </w:rPr>
+        <w:t>Software Developer</w:t>
+      </w:r>
+    </w:p>
+    <w:p>
+      <w:pPr>
+        <w:spacing w:after="0" w:line="240" w:lineRule="auto"/>
+        <w:jc w:val="both"/>
+        <w:rPr>
+          <w:rFonts w:ascii="Times New Roman" w:eastAsia="Times New Roman" w:hAnsi="Times New Roman" w:cs="Times New Roman"/>
+          <w:sz w:val="24"/>
+          <w:szCs w:val="24"/>
+        </w:rPr>
+      </w:pPr>
+      <w:r>
+        <w:rPr>
+          <w:rFonts w:ascii="Times New Roman" w:eastAsia="Times New Roman" w:hAnsi="Times New Roman" w:cs="Times New Roman"/>
+          <w:i/>
+          <w:iCs/>
+          <w:sz w:val="24"/>
+          <w:szCs w:val="24"/>
+        </w:rPr>
+        <w:t>Boston, MA | Mar 2015 – Jun 2018</w:t>
+      </w:r>
+    </w:p>
+    <w:p>
+      <w:pPr>
+        <w:pStyle w:val="ListParagraph"/>
+        <w:numPr>
+          <w:ilvl w:val="0"/>
+          <w:numId w:val="18"/>
+        </w:numPr>
+        <w:spacing w:before="100" w:beforeAutospacing="1" w:after="100" w:afterAutospacing="1" w:line="240" w:lineRule="auto"/>
+        <w:jc w:val="both"/>
+        <w:rPr>
+          <w:rFonts w:ascii="Times New Roman" w:eastAsia="Times New Roman" w:hAnsi="Times New Roman" w:cs="Times New Roman"/>
+          <w:sz w:val="24"/>
+          <w:szCs w:val="24"/>
+        </w:rPr>
+      </w:pPr>
+      <w:r>
+        <w:rPr>
+          <w:rFonts w:ascii="Times New Roman" w:eastAsia="Times New Roman" w:hAnsi="Times New Roman" w:cs="Times New Roman"/>
+          <w:sz w:val="24"/>
+          <w:szCs w:val="24"/>
+        </w:rPr>
+        <w:t xml:space="preserve">Developed backend services using </w:t>
+      </w:r>
+      <w:r>
+        <w:rPr>
+          <w:rFonts w:ascii="Times New Roman" w:eastAsia="Times New Roman" w:hAnsi="Times New Roman" w:cs="Times New Roman"/>
+          <w:b/>
+          <w:bCs/>
+          <w:sz w:val="24"/>
+          <w:szCs w:val="24"/>
+        </w:rPr>
+        <w:t xml:space="preserve">Python, Flask, </w:t>
+      </w:r>
+      <w:proofErr w:type="spellStart"/>
+      <w:r>
+        <w:rPr>
+          <w:rFonts w:ascii="Times New Roman" w:eastAsia="Times New Roman" w:hAnsi="Times New Roman" w:cs="Times New Roman"/>
+          <w:b/>
+          <w:bCs/>
+          <w:sz w:val="24"/>
+          <w:szCs w:val="24"/>
+        </w:rPr>
+        <w:t>SQLAlchemy</w:t>
+      </w:r>
+      <w:proofErr w:type="spellEnd"/>
+      <w:r>
+        <w:rPr>
+          <w:rFonts w:ascii="Times New Roman" w:eastAsia="Times New Roman" w:hAnsi="Times New Roman" w:cs="Times New Roman"/>
+          <w:b/>
+          <w:bCs/>
+          <w:sz w:val="24"/>
+          <w:szCs w:val="24"/>
+        </w:rPr>
+        <w:t>, and MySQL</w:t>
+      </w:r>
+      <w:r>
+        <w:rPr>
+          <w:rFonts w:ascii="Times New Roman" w:eastAsia="Times New Roman" w:hAnsi="Times New Roman" w:cs="Times New Roman"/>
+          <w:sz w:val="24"/>
+          <w:szCs w:val="24"/>
+        </w:rPr>
+        <w:t xml:space="preserve"> supporting customer-facing business applications.</w:t>
+      </w:r>
+    </w:p>
+    <w:p>
+      <w:pPr>
+        <w:pStyle w:val="ListParagraph"/>
+        <w:numPr>
+          <w:ilvl w:val="0"/>
+          <w:numId w:val="18"/>
+        </w:numPr>
+        <w:spacing w:before="100" w:beforeAutospacing="1" w:after="100" w:afterAutospacing="1" w:line="240" w:lineRule="auto"/>
+        <w:jc w:val="both"/>
+        <w:rPr>
+          <w:rFonts w:ascii="Times New Roman" w:eastAsia="Times New Roman" w:hAnsi="Times New Roman" w:cs="Times New Roman"/>
+          <w:sz w:val="24"/>
+          <w:szCs w:val="24"/>
+        </w:rPr>
+      </w:pPr>
+      <w:r>
+        <w:rPr>
+          <w:rFonts w:ascii="Times New Roman" w:eastAsia="Times New Roman" w:hAnsi="Times New Roman" w:cs="Times New Roman"/>
+          <w:sz w:val="24"/>
+          <w:szCs w:val="24"/>
+        </w:rPr>
+        <w:t xml:space="preserve">Built frontend interfaces using early </w:t>
+      </w:r>
+      <w:proofErr w:type="gramStart"/>
+      <w:r>
+        <w:rPr>
+          <w:rFonts w:ascii="Times New Roman" w:eastAsia="Times New Roman" w:hAnsi="Times New Roman" w:cs="Times New Roman"/>
+          <w:b/>
+          <w:bCs/>
+          <w:sz w:val="24"/>
+          <w:szCs w:val="24"/>
+        </w:rPr>
+        <w:t>React</w:t>
+      </w:r>
+      <w:proofErr w:type="gramEnd"/>
+      <w:r>
+        <w:rPr>
+          <w:rFonts w:ascii="Times New Roman" w:eastAsia="Times New Roman" w:hAnsi="Times New Roman" w:cs="Times New Roman"/>
+          <w:b/>
+          <w:bCs/>
+          <w:sz w:val="24"/>
+          <w:szCs w:val="24"/>
+        </w:rPr>
+        <w:t xml:space="preserve"> versions and JavaScript</w:t>
+      </w:r>
+      <w:r>
+        <w:rPr>
+          <w:rFonts w:ascii="Times New Roman" w:eastAsia="Times New Roman" w:hAnsi="Times New Roman" w:cs="Times New Roman"/>
+          <w:sz w:val="24"/>
+          <w:szCs w:val="24"/>
+        </w:rPr>
+        <w:t>, helping transition older UI implementations.</w:t>
+      </w:r>
+    </w:p>
+    <w:p>
+      <w:pPr>
+        <w:pStyle w:val="ListParagraph"/>
+        <w:numPr>
+          <w:ilvl w:val="0"/>
+          <w:numId w:val="18"/>
+        </w:numPr>
+        <w:spacing w:before="100" w:beforeAutospacing="1" w:after="100" w:afterAutospacing="1" w:line="240" w:lineRule="auto"/>
+        <w:jc w:val="both"/>
+        <w:rPr>
+          <w:rFonts w:ascii="Times New Roman" w:eastAsia="Times New Roman" w:hAnsi="Times New Roman" w:cs="Times New Roman"/>
+          <w:sz w:val="24"/>
+          <w:szCs w:val="24"/>
+        </w:rPr>
+      </w:pPr>
+      <w:r>
+        <w:rPr>
+          <w:rFonts w:ascii="Times New Roman" w:eastAsia="Times New Roman" w:hAnsi="Times New Roman" w:cs="Times New Roman"/>
+          <w:sz w:val="24"/>
+          <w:szCs w:val="24"/>
+        </w:rPr>
+        <w:t>Created reusable API layers for mobile and web applications using REST principles.</w:t>
+      </w:r>
+    </w:p>
+    <w:p>
+      <w:pPr>
+        <w:pStyle w:val="ListParagraph"/>
+        <w:numPr>
+          <w:ilvl w:val="0"/>
+          <w:numId w:val="18"/>
+        </w:numPr>
+        <w:spacing w:before="100" w:beforeAutospacing="1" w:after="100" w:afterAutospacing="1" w:line="240" w:lineRule="auto"/>
+        <w:jc w:val="both"/>
+        <w:rPr>
+          <w:rFonts w:ascii="Times New Roman" w:eastAsia="Times New Roman" w:hAnsi="Times New Roman" w:cs="Times New Roman"/>
+          <w:sz w:val="24"/>
+          <w:szCs w:val="24"/>
+        </w:rPr>
+      </w:pPr>
+      <w:r>
+        <w:rPr>
+          <w:rFonts w:ascii="Times New Roman" w:eastAsia="Times New Roman" w:hAnsi="Times New Roman" w:cs="Times New Roman"/>
+          <w:sz w:val="24"/>
+          <w:szCs w:val="24"/>
+        </w:rPr>
+        <w:t>Resolved performance issues related to large dataset processing through pagination and query optimization.</w:t>
+      </w:r>
+    </w:p>
+    <w:p>
+      <w:pPr>
+        <w:pStyle w:val="ListParagraph"/>
+        <w:numPr>
+          <w:ilvl w:val="0"/>
+          <w:numId w:val="18"/>
+        </w:numPr>
+        <w:spacing w:before="100" w:beforeAutospacing="1" w:after="100" w:afterAutospacing="1" w:line="240" w:lineRule="auto"/>
+        <w:jc w:val="both"/>
+        <w:rPr>
+          <w:rFonts w:ascii="Times New Roman" w:eastAsia="Times New Roman" w:hAnsi="Times New Roman" w:cs="Times New Roman"/>
+          <w:sz w:val="24"/>
+          <w:szCs w:val="24"/>
+        </w:rPr>
+      </w:pPr>
+      <w:r>
+        <w:rPr>
+          <w:rFonts w:ascii="Times New Roman" w:eastAsia="Times New Roman" w:hAnsi="Times New Roman" w:cs="Times New Roman"/>
+          <w:sz w:val="24"/>
+          <w:szCs w:val="24"/>
+        </w:rPr>
+        <w:t>Implemented database migration scripts and schema updates supporting product growth.</w:t>
+      </w:r>
+    </w:p>
+    <w:p>
+      <w:pPr>
+        <w:pStyle w:val="ListParagraph"/>
+        <w:numPr>
+          <w:ilvl w:val="0"/>
+          <w:numId w:val="18"/>
+        </w:numPr>
+        <w:spacing w:before="100" w:beforeAutospacing="1" w:after="100" w:afterAutospacing="1" w:line="240" w:lineRule="auto"/>
+        <w:jc w:val="both"/>
+        <w:rPr>
+          <w:rFonts w:ascii="Times New Roman" w:eastAsia="Times New Roman" w:hAnsi="Times New Roman" w:cs="Times New Roman"/>
+          <w:sz w:val="24"/>
+          <w:szCs w:val="24"/>
+        </w:rPr>
+      </w:pPr>
+      <w:r>
+        <w:rPr>
+          <w:rFonts w:ascii="Times New Roman" w:eastAsia="Times New Roman" w:hAnsi="Times New Roman" w:cs="Times New Roman"/>
+          <w:sz w:val="24"/>
+          <w:szCs w:val="24"/>
+        </w:rPr>
+        <w:t>Participated in migration efforts from tightly coupled architectures toward service-based systems.</w:t>
+      </w:r>
+    </w:p>
+    <w:p>
+      <w:pPr>
+        <w:pStyle w:val="ListParagraph"/>
+        <w:numPr>
+          <w:ilvl w:val="0"/>
+          <w:numId w:val="18"/>
+        </w:numPr>
+        <w:spacing w:before="100" w:beforeAutospacing="1" w:after="100" w:afterAutospacing="1" w:line="240" w:lineRule="auto"/>
+        <w:jc w:val="both"/>
+        <w:rPr>
+          <w:rFonts w:ascii="Times New Roman" w:eastAsia="Times New Roman" w:hAnsi="Times New Roman" w:cs="Times New Roman"/>
+          <w:sz w:val="24"/>
+          <w:szCs w:val="24"/>
+        </w:rPr>
+      </w:pPr>
+      <w:r>
+        <w:rPr>
+          <w:rFonts w:ascii="Times New Roman" w:eastAsia="Times New Roman" w:hAnsi="Times New Roman" w:cs="Times New Roman"/>
+          <w:sz w:val="24"/>
+          <w:szCs w:val="24"/>
+        </w:rPr>
+        <w:lastRenderedPageBreak/>
+        <w:t xml:space="preserve">Improved release reliability by introducing automated testing workflows and code review standards, contributing to approximately </w:t>
+      </w:r>
+      <w:r>
+        <w:rPr>
+          <w:rFonts w:ascii="Times New Roman" w:eastAsia="Times New Roman" w:hAnsi="Times New Roman" w:cs="Times New Roman"/>
+          <w:b/>
+          <w:bCs/>
+          <w:sz w:val="24"/>
+          <w:szCs w:val="24"/>
+        </w:rPr>
+        <w:t>25%</w:t>
+      </w:r>
+      <w:r>
+        <w:rPr>
+          <w:rFonts w:ascii="Times New Roman" w:eastAsia="Times New Roman" w:hAnsi="Times New Roman" w:cs="Times New Roman"/>
+          <w:sz w:val="24"/>
+          <w:szCs w:val="24"/>
+        </w:rPr>
+        <w:t xml:space="preserve"> fewer post-release issues.</w:t>
+      </w:r>
+    </w:p>
+    <w:p>
+      <w:pPr>
+        <w:spacing w:before="100" w:beforeAutospacing="1" w:after="100" w:afterAutospacing="1" w:line="240" w:lineRule="auto"/>
+        <w:jc w:val="both"/>
+        <w:outlineLvl w:val="3"/>
+        <w:rPr>
+          <w:rFonts w:ascii="Arial Black" w:eastAsia="Times New Roman" w:hAnsi="Arial Black" w:cs="Times New Roman"/>
+          <w:b/>
+          <w:bCs/>
+          <w:sz w:val="24"/>
+          <w:szCs w:val="24"/>
+        </w:rPr>
+      </w:pPr>
+      <w:r>
+        <w:rPr>
+          <w:rFonts w:ascii="Arial Black" w:eastAsia="Times New Roman" w:hAnsi="Arial Black" w:cs="Times New Roman"/>
+          <w:b/>
+          <w:bCs/>
+          <w:sz w:val="24"/>
+          <w:szCs w:val="24"/>
+        </w:rPr>
+        <w:t>Microsoft</w:t>
+      </w:r>
+    </w:p>
+    <w:p>
+      <w:pPr>
+        <w:spacing w:after="0" w:line="240" w:lineRule="auto"/>
+        <w:jc w:val="both"/>
+        <w:rPr>
+          <w:rFonts w:ascii="Times New Roman" w:eastAsia="Times New Roman" w:hAnsi="Times New Roman" w:cs="Times New Roman"/>
+          <w:i/>
+          <w:iCs/>
+          <w:sz w:val="24"/>
+          <w:szCs w:val="24"/>
+        </w:rPr>
+      </w:pPr>
+      <w:r>
+        <w:rPr>
+          <w:rFonts w:ascii="Times New Roman" w:eastAsia="Times New Roman" w:hAnsi="Times New Roman" w:cs="Times New Roman"/>
+          <w:i/>
+          <w:iCs/>
+          <w:sz w:val="24"/>
+          <w:szCs w:val="24"/>
+        </w:rPr>
+        <w:t>Software Developer Intern</w:t>
+      </w:r>
+    </w:p>
+    <w:p>
+      <w:pPr>
+        <w:spacing w:after="0" w:line="240" w:lineRule="auto"/>
+        <w:jc w:val="both"/>
+        <w:rPr>
+          <w:rFonts w:ascii="Times New Roman" w:eastAsia="Times New Roman" w:hAnsi="Times New Roman" w:cs="Times New Roman"/>
+          <w:sz w:val="24"/>
+          <w:szCs w:val="24"/>
+        </w:rPr>
+      </w:pPr>
+      <w:r>
+        <w:rPr>
+          <w:rFonts w:ascii="Times New Roman" w:eastAsia="Times New Roman" w:hAnsi="Times New Roman" w:cs="Times New Roman"/>
+          <w:i/>
+          <w:iCs/>
+          <w:sz w:val="24"/>
+          <w:szCs w:val="24"/>
+        </w:rPr>
+        <w:t>Cambridge, MA | Aug 2014 – Feb 2015</w:t>
       </w:r>
     </w:p>
     <w:p>
@@ -820,43 +2554,25 @@
           <w:sz w:val="24"/>
           <w:szCs w:val="24"/>
         </w:rPr>
-        <w:t xml:space="preserve">Spearheaded the architecture and development of real-time </w:t>
-      </w:r>
-      <w:proofErr w:type="spellStart"/>
-      <w:r>
-        <w:rPr>
-          <w:rFonts w:ascii="Times New Roman" w:eastAsia="Times New Roman" w:hAnsi="Times New Roman" w:cs="Times New Roman"/>
-          <w:sz w:val="24"/>
-          <w:szCs w:val="24"/>
-        </w:rPr>
-        <w:t>microservices</w:t>
-      </w:r>
-      <w:proofErr w:type="spellEnd"/>
-      <w:r>
-        <w:rPr>
-          <w:rFonts w:ascii="Times New Roman" w:eastAsia="Times New Roman" w:hAnsi="Times New Roman" w:cs="Times New Roman"/>
-          <w:sz w:val="24"/>
-          <w:szCs w:val="24"/>
-        </w:rPr>
-        <w:t xml:space="preserve"> using Python </w:t>
-      </w:r>
-      <w:proofErr w:type="spellStart"/>
-      <w:r>
-        <w:rPr>
-          <w:rFonts w:ascii="Times New Roman" w:eastAsia="Times New Roman" w:hAnsi="Times New Roman" w:cs="Times New Roman"/>
-          <w:sz w:val="24"/>
-          <w:szCs w:val="24"/>
-        </w:rPr>
-        <w:t>FastAPI</w:t>
-      </w:r>
-      <w:proofErr w:type="spellEnd"/>
-      <w:r>
-        <w:rPr>
-          <w:rFonts w:ascii="Times New Roman" w:eastAsia="Times New Roman" w:hAnsi="Times New Roman" w:cs="Times New Roman"/>
-          <w:sz w:val="24"/>
-          <w:szCs w:val="24"/>
-        </w:rPr>
-        <w:t xml:space="preserve"> and PostgreSQL, improving financial data ingestion speed by 300% while maintaining accuracy at scale.</w:t>
+        <w:t xml:space="preserve">Supported internal application development using </w:t>
+      </w:r>
+      <w:r>
+        <w:rPr>
+          <w:rFonts w:ascii="Times New Roman" w:eastAsia="Times New Roman" w:hAnsi="Times New Roman" w:cs="Times New Roman"/>
+          <w:b/>
+          <w:bCs/>
+          <w:sz w:val="24"/>
+          <w:szCs w:val="24"/>
+        </w:rPr>
+        <w:t>Python, JavaScript, SQL, and web technologies</w:t>
+      </w:r>
+      <w:r>
+        <w:rPr>
+          <w:rFonts w:ascii="Times New Roman" w:eastAsia="Times New Roman" w:hAnsi="Times New Roman" w:cs="Times New Roman"/>
+          <w:sz w:val="24"/>
+          <w:szCs w:val="24"/>
+        </w:rPr>
+        <w:t>.</w:t>
       </w:r>
     </w:p>
     <w:p>
@@ -880,7 +2596,7 @@
           <w:sz w:val="24"/>
           <w:szCs w:val="24"/>
         </w:rPr>
-        <w:t>Designed and implemented investment workflow orchestration logic integrated with third-party APIs for automated reconciliation, audit trails, and ledger consistency in high-throughput environments.</w:t>
+        <w:t>Assisted with debugging production defects and improving application stability.</w:t>
       </w:r>
     </w:p>
     <w:p>
@@ -904,25 +2620,7 @@
           <w:sz w:val="24"/>
           <w:szCs w:val="24"/>
         </w:rPr>
-        <w:t xml:space="preserve">Deployed scalable frontend solutions using React and Next.js, enabling millisecond refresh rates for live portfolio dashboards with </w:t>
-      </w:r>
-      <w:proofErr w:type="spellStart"/>
-      <w:r>
-        <w:rPr>
-          <w:rFonts w:ascii="Times New Roman" w:eastAsia="Times New Roman" w:hAnsi="Times New Roman" w:cs="Times New Roman"/>
-          <w:sz w:val="24"/>
-          <w:szCs w:val="24"/>
-        </w:rPr>
-        <w:t>WebSocket</w:t>
-      </w:r>
-      <w:proofErr w:type="spellEnd"/>
-      <w:r>
-        <w:rPr>
-          <w:rFonts w:ascii="Times New Roman" w:eastAsia="Times New Roman" w:hAnsi="Times New Roman" w:cs="Times New Roman"/>
-          <w:sz w:val="24"/>
-          <w:szCs w:val="24"/>
-        </w:rPr>
-        <w:t>-based push updates.</w:t>
+        <w:t>Created scripts for automation tasks and developer productivity improvements.</w:t>
       </w:r>
     </w:p>
     <w:p>
@@ -946,7 +2644,7 @@
           <w:sz w:val="24"/>
           <w:szCs w:val="24"/>
         </w:rPr>
-        <w:t>Led cross-functional sprints, mentoring 4+ junior engineers and coordinating product releases from ideation to post-release retrospectives across distributed teams.</w:t>
+        <w:t>Participated in testing, code reviews, and software delivery processes.</w:t>
       </w:r>
     </w:p>
     <w:p>
@@ -970,7 +2668,7 @@
           <w:sz w:val="24"/>
           <w:szCs w:val="24"/>
         </w:rPr>
-        <w:t>Introduced test-driven development culture and CI/CD pipelines with GitHub Actions and Docker, reducing bug reports in production by 65% over two quarters.</w:t>
+        <w:t>Collaborated with senior engineers on feature implementation and documentation.</w:t>
       </w:r>
     </w:p>
     <w:p>
@@ -994,7 +2692,7 @@
           <w:sz w:val="24"/>
           <w:szCs w:val="24"/>
         </w:rPr>
-        <w:t>Integrated cloud-native solutions with AWS services including Lambda, S3, RDS, and API Gateway to build highly available RESTful and event-driven systems.</w:t>
+        <w:t>Created internal dashboards supporting engineering visibility and reporting.</w:t>
       </w:r>
     </w:p>
     <w:p>
@@ -1018,7 +2716,155 @@
           <w:sz w:val="24"/>
           <w:szCs w:val="24"/>
         </w:rPr>
-        <w:t>Contributed to internal SDKs and developer tooling libraries, reducing API integration time for new investment products by 45%.</w:t>
+        <w:t>Improved code maintainability through refactoring and cleanup initiatives.</w:t>
+      </w:r>
+    </w:p>
+    <w:p>
+      <w:pPr>
+        <w:shd w:val="clear" w:color="auto" w:fill="DBE5F1" w:themeFill="accent1" w:themeFillTint="33"/>
+        <w:spacing w:before="100" w:beforeAutospacing="1" w:after="100" w:afterAutospacing="1" w:line="240" w:lineRule="auto"/>
+        <w:jc w:val="both"/>
+        <w:outlineLvl w:val="2"/>
+        <w:rPr>
+          <w:rFonts w:ascii="Impact" w:eastAsia="Times New Roman" w:hAnsi="Impact" w:cs="Times New Roman"/>
+          <w:b/>
+          <w:bCs/>
+          <w:color w:val="1F497D" w:themeColor="text2"/>
+          <w:sz w:val="27"/>
+          <w:szCs w:val="27"/>
+        </w:rPr>
+      </w:pPr>
+      <w:r>
+        <w:rPr>
+          <w:rFonts w:ascii="Impact" w:eastAsia="Times New Roman" w:hAnsi="Impact" w:cs="Times New Roman"/>
+          <w:b/>
+          <w:bCs/>
+          <w:color w:val="1F497D" w:themeColor="text2"/>
+          <w:sz w:val="27"/>
+          <w:szCs w:val="27"/>
+        </w:rPr>
+        <w:t>Projects</w:t>
+      </w:r>
+    </w:p>
+    <w:p>
+      <w:pPr>
+        <w:pStyle w:val="Heading3"/>
+        <w:jc w:val="both"/>
+      </w:pPr>
+      <w:r>
+        <w:rPr>
+          <w:rStyle w:val="Strong"/>
+          <w:b/>
+          <w:bCs/>
+        </w:rPr>
+        <w:t>Cloud-Native Customer Analytics Platform</w:t>
+      </w:r>
+    </w:p>
+    <w:p>
+      <w:pPr>
+        <w:pStyle w:val="NormalWeb"/>
+        <w:numPr>
+          <w:ilvl w:val="0"/>
+          <w:numId w:val="19"/>
+        </w:numPr>
+        <w:jc w:val="both"/>
+      </w:pPr>
+      <w:r>
+        <w:t xml:space="preserve">Developed a distributed analytics platform using </w:t>
+      </w:r>
+      <w:proofErr w:type="spellStart"/>
+      <w:r>
+        <w:rPr>
+          <w:rStyle w:val="Strong"/>
+        </w:rPr>
+        <w:t>FastAPI</w:t>
+      </w:r>
+      <w:proofErr w:type="spellEnd"/>
+      <w:r>
+        <w:rPr>
+          <w:rStyle w:val="Strong"/>
+        </w:rPr>
+        <w:t xml:space="preserve">, React, Kafka, PostgreSQL, </w:t>
+      </w:r>
+      <w:proofErr w:type="spellStart"/>
+      <w:r>
+        <w:rPr>
+          <w:rStyle w:val="Strong"/>
+        </w:rPr>
+        <w:t>Redis</w:t>
+      </w:r>
+      <w:proofErr w:type="spellEnd"/>
+      <w:r>
+        <w:rPr>
+          <w:rStyle w:val="Strong"/>
+        </w:rPr>
+        <w:t>, and AWS</w:t>
+      </w:r>
+      <w:r>
+        <w:t>, enabling near real-time customer insights and scalable event processing across multiple business domains.</w:t>
+      </w:r>
+    </w:p>
+    <w:p>
+      <w:pPr>
+        <w:pStyle w:val="Heading3"/>
+        <w:jc w:val="both"/>
+      </w:pPr>
+      <w:r>
+        <w:rPr>
+          <w:rStyle w:val="Strong"/>
+          <w:b/>
+          <w:bCs/>
+        </w:rPr>
+        <w:t>Enterprise Workflow Automation System</w:t>
+      </w:r>
+    </w:p>
+    <w:p>
+      <w:pPr>
+        <w:pStyle w:val="NormalWeb"/>
+        <w:numPr>
+          <w:ilvl w:val="0"/>
+          <w:numId w:val="19"/>
+        </w:numPr>
+        <w:jc w:val="both"/>
+      </w:pPr>
+      <w:r>
+        <w:t xml:space="preserve">Built a workflow orchestration platform using </w:t>
+      </w:r>
+      <w:r>
+        <w:rPr>
+          <w:rStyle w:val="Strong"/>
+        </w:rPr>
+        <w:t>Python, React, Celery, Docker, Kubernetes, and Terraform</w:t>
+      </w:r>
+      <w:r>
+        <w:t>, automating business operations and significantly reducing manual operational effort.</w:t>
+      </w:r>
+    </w:p>
+    <w:p>
+      <w:pPr>
+        <w:shd w:val="clear" w:color="auto" w:fill="DBE5F1" w:themeFill="accent1" w:themeFillTint="33"/>
+        <w:spacing w:before="100" w:beforeAutospacing="1" w:after="100" w:afterAutospacing="1" w:line="240" w:lineRule="auto"/>
+        <w:jc w:val="both"/>
+        <w:outlineLvl w:val="2"/>
+        <w:rPr>
+          <w:rFonts w:ascii="Impact" w:eastAsia="Times New Roman" w:hAnsi="Impact" w:cs="Times New Roman"/>
+          <w:b/>
+          <w:bCs/>
+          <w:color w:val="1F497D" w:themeColor="text2"/>
+          <w:sz w:val="27"/>
+          <w:szCs w:val="27"/>
+        </w:rPr>
+      </w:pPr>
+      <w:r>
+        <w:rPr>
+          <w:rFonts w:ascii="Impact" w:eastAsia="Times New Roman" w:hAnsi="Impact" w:cs="Times New Roman"/>
+          <w:b/>
+          <w:bCs/>
+          <w:color w:val="1F497D" w:themeColor="text2"/>
+          <w:sz w:val="27"/>
+          <w:szCs w:val="27"/>
+        </w:rPr>
+        <w:t>Certifications</w:t>
       </w:r>
     </w:p>
     <w:p>
@@ -1026,104 +2872,32 @@
         <w:pStyle w:val="ListParagraph"/>
         <w:numPr>
           <w:ilvl w:val="0"/>
-          <w:numId w:val="9"/>
+          <w:numId w:val="19"/>
         </w:numPr>
-        <w:spacing w:before="100" w:beforeAutospacing="1" w:after="100" w:afterAutospacing="1" w:line="240" w:lineRule="auto"/>
-        <w:jc w:val="both"/>
-        <w:rPr>
-          <w:rFonts w:ascii="Times New Roman" w:eastAsia="Times New Roman" w:hAnsi="Times New Roman" w:cs="Times New Roman"/>
-          <w:sz w:val="24"/>
-          <w:szCs w:val="24"/>
-        </w:rPr>
-      </w:pPr>
-      <w:r>
-        <w:rPr>
-          <w:rFonts w:ascii="Times New Roman" w:eastAsia="Times New Roman" w:hAnsi="Times New Roman" w:cs="Times New Roman"/>
-          <w:sz w:val="24"/>
-          <w:szCs w:val="24"/>
-        </w:rPr>
-        <w:t>Actively collaborated with product stakeholders to define roadmap features, aligning engineering priorities with investor and compliance requirements.</w:t>
-      </w:r>
-    </w:p>
-    <w:p>
-      <w:pPr>
-        <w:spacing w:before="100" w:beforeAutospacing="1" w:after="100" w:afterAutospacing="1" w:line="240" w:lineRule="auto"/>
-        <w:jc w:val="both"/>
-        <w:outlineLvl w:val="3"/>
-        <w:rPr>
-          <w:rFonts w:ascii="Arial Black" w:eastAsia="Times New Roman" w:hAnsi="Arial Black" w:cs="Times New Roman"/>
-          <w:b/>
-          <w:bCs/>
-          <w:sz w:val="24"/>
-          <w:szCs w:val="24"/>
-        </w:rPr>
-      </w:pPr>
-      <w:proofErr w:type="spellStart"/>
-      <w:r>
-        <w:rPr>
-          <w:rFonts w:ascii="Arial Black" w:eastAsia="Times New Roman" w:hAnsi="Arial Black" w:cs="Times New Roman"/>
-          <w:b/>
-          <w:bCs/>
-          <w:sz w:val="24"/>
-          <w:szCs w:val="24"/>
-        </w:rPr>
-        <w:lastRenderedPageBreak/>
-        <w:t>Hexaview</w:t>
-      </w:r>
-      <w:proofErr w:type="spellEnd"/>
-      <w:r>
-        <w:rPr>
-          <w:rFonts w:ascii="Arial Black" w:eastAsia="Times New Roman" w:hAnsi="Arial Black" w:cs="Times New Roman"/>
-          <w:b/>
-          <w:bCs/>
-          <w:sz w:val="24"/>
-          <w:szCs w:val="24"/>
-        </w:rPr>
-        <w:t xml:space="preserve"> Technologies Inc.</w:t>
-      </w:r>
-    </w:p>
-    <w:p>
-      <w:pPr>
         <w:spacing w:after="0" w:line="240" w:lineRule="auto"/>
-        <w:jc w:val="both"/>
-        <w:rPr>
-          <w:rFonts w:ascii="Times New Roman" w:eastAsia="Times New Roman" w:hAnsi="Times New Roman" w:cs="Times New Roman"/>
-          <w:i/>
-          <w:iCs/>
-          <w:sz w:val="24"/>
-          <w:szCs w:val="24"/>
-        </w:rPr>
-      </w:pPr>
-      <w:r>
-        <w:rPr>
-          <w:rFonts w:ascii="Times New Roman" w:eastAsia="Times New Roman" w:hAnsi="Times New Roman" w:cs="Times New Roman"/>
-          <w:i/>
-          <w:iCs/>
-          <w:sz w:val="24"/>
-          <w:szCs w:val="24"/>
-        </w:rPr>
-        <w:t>Software Engineer</w:t>
-      </w:r>
-    </w:p>
-    <w:p>
-      <w:pPr>
-        <w:spacing w:after="0" w:line="240" w:lineRule="auto"/>
-        <w:jc w:val="both"/>
-        <w:rPr>
-          <w:rFonts w:ascii="Times New Roman" w:eastAsia="Times New Roman" w:hAnsi="Times New Roman" w:cs="Times New Roman"/>
-          <w:sz w:val="24"/>
-          <w:szCs w:val="24"/>
-        </w:rPr>
-      </w:pPr>
-      <w:r>
-        <w:rPr>
-          <w:rFonts w:ascii="Times New Roman" w:eastAsia="Times New Roman" w:hAnsi="Times New Roman" w:cs="Times New Roman"/>
-          <w:i/>
-          <w:iCs/>
-          <w:sz w:val="24"/>
-          <w:szCs w:val="24"/>
-        </w:rPr>
-        <w:t>New York, NY | Jul 2018 – Mar 2023</w:t>
+        <w:rPr>
+          <w:rFonts w:ascii="Times New Roman" w:eastAsia="Times New Roman" w:hAnsi="Times New Roman" w:cs="Times New Roman"/>
+          <w:sz w:val="24"/>
+          <w:szCs w:val="24"/>
+        </w:rPr>
+      </w:pPr>
+      <w:r>
+        <w:rPr>
+          <w:rFonts w:ascii="Times New Roman" w:eastAsia="Times New Roman" w:hAnsi="Times New Roman" w:cs="Times New Roman"/>
+          <w:b/>
+          <w:bCs/>
+          <w:sz w:val="24"/>
+          <w:szCs w:val="24"/>
+        </w:rPr>
+        <w:t>AWS Certified Developer – Associate</w:t>
+      </w:r>
+      <w:r>
+        <w:rPr>
+          <w:rFonts w:ascii="Times New Roman" w:eastAsia="Times New Roman" w:hAnsi="Times New Roman" w:cs="Times New Roman"/>
+          <w:sz w:val="24"/>
+          <w:szCs w:val="24"/>
+        </w:rPr>
+        <w:t xml:space="preserve"> </w:t>
       </w:r>
     </w:p>
     <w:p>
@@ -1131,59 +2905,32 @@
         <w:pStyle w:val="ListParagraph"/>
         <w:numPr>
           <w:ilvl w:val="0"/>
-          <w:numId w:val="9"/>
+          <w:numId w:val="19"/>
         </w:numPr>
-        <w:spacing w:before="100" w:beforeAutospacing="1" w:after="100" w:afterAutospacing="1" w:line="240" w:lineRule="auto"/>
-        <w:jc w:val="both"/>
-        <w:rPr>
-          <w:rFonts w:ascii="Times New Roman" w:eastAsia="Times New Roman" w:hAnsi="Times New Roman" w:cs="Times New Roman"/>
-          <w:sz w:val="24"/>
-          <w:szCs w:val="24"/>
-        </w:rPr>
-      </w:pPr>
-      <w:r>
-        <w:rPr>
-          <w:rFonts w:ascii="Times New Roman" w:eastAsia="Times New Roman" w:hAnsi="Times New Roman" w:cs="Times New Roman"/>
-          <w:sz w:val="24"/>
-          <w:szCs w:val="24"/>
-        </w:rPr>
-        <w:t xml:space="preserve">Delivered end-to-end wealth management dashboards in a startup </w:t>
-      </w:r>
-      <w:proofErr w:type="spellStart"/>
-      <w:r>
-        <w:rPr>
-          <w:rFonts w:ascii="Times New Roman" w:eastAsia="Times New Roman" w:hAnsi="Times New Roman" w:cs="Times New Roman"/>
-          <w:sz w:val="24"/>
-          <w:szCs w:val="24"/>
-        </w:rPr>
-        <w:t>fintech</w:t>
-      </w:r>
-      <w:proofErr w:type="spellEnd"/>
-      <w:r>
-        <w:rPr>
-          <w:rFonts w:ascii="Times New Roman" w:eastAsia="Times New Roman" w:hAnsi="Times New Roman" w:cs="Times New Roman"/>
-          <w:sz w:val="24"/>
-          <w:szCs w:val="24"/>
-        </w:rPr>
-        <w:t xml:space="preserve"> setting, integrating Plaid and </w:t>
-      </w:r>
-      <w:proofErr w:type="spellStart"/>
-      <w:r>
-        <w:rPr>
-          <w:rFonts w:ascii="Times New Roman" w:eastAsia="Times New Roman" w:hAnsi="Times New Roman" w:cs="Times New Roman"/>
-          <w:sz w:val="24"/>
-          <w:szCs w:val="24"/>
-        </w:rPr>
-        <w:t>Yodlee</w:t>
-      </w:r>
-      <w:proofErr w:type="spellEnd"/>
-      <w:r>
-        <w:rPr>
-          <w:rFonts w:ascii="Times New Roman" w:eastAsia="Times New Roman" w:hAnsi="Times New Roman" w:cs="Times New Roman"/>
-          <w:sz w:val="24"/>
-          <w:szCs w:val="24"/>
-        </w:rPr>
-        <w:t xml:space="preserve"> APIs to power seamless account aggregation.</w:t>
+        <w:spacing w:after="0" w:line="240" w:lineRule="auto"/>
+        <w:rPr>
+          <w:rFonts w:ascii="Times New Roman" w:eastAsia="Times New Roman" w:hAnsi="Times New Roman" w:cs="Times New Roman"/>
+          <w:sz w:val="24"/>
+          <w:szCs w:val="24"/>
+        </w:rPr>
+      </w:pPr>
+      <w:r>
+        <w:rPr>
+          <w:rFonts w:ascii="Times New Roman" w:eastAsia="Times New Roman" w:hAnsi="Times New Roman" w:cs="Times New Roman"/>
+          <w:b/>
+          <w:bCs/>
+          <w:sz w:val="24"/>
+          <w:szCs w:val="24"/>
+        </w:rPr>
+        <w:t>AWS Certified Solutions Architect – Associate</w:t>
+      </w:r>
+      <w:r>
+        <w:rPr>
+          <w:rFonts w:ascii="Times New Roman" w:eastAsia="Times New Roman" w:hAnsi="Times New Roman" w:cs="Times New Roman"/>
+          <w:sz w:val="24"/>
+          <w:szCs w:val="24"/>
+        </w:rPr>
+        <w:t xml:space="preserve"> </w:t>
       </w:r>
     </w:p>
     <w:p>
@@ -1191,41 +2938,32 @@
         <w:pStyle w:val="ListParagraph"/>
         <w:numPr>
           <w:ilvl w:val="0"/>
-          <w:numId w:val="9"/>
+          <w:numId w:val="19"/>
         </w:numPr>
-        <w:spacing w:before="100" w:beforeAutospacing="1" w:after="100" w:afterAutospacing="1" w:line="240" w:lineRule="auto"/>
-        <w:jc w:val="both"/>
-        <w:rPr>
-          <w:rFonts w:ascii="Times New Roman" w:eastAsia="Times New Roman" w:hAnsi="Times New Roman" w:cs="Times New Roman"/>
-          <w:sz w:val="24"/>
-          <w:szCs w:val="24"/>
-        </w:rPr>
-      </w:pPr>
-      <w:r>
-        <w:rPr>
-          <w:rFonts w:ascii="Times New Roman" w:eastAsia="Times New Roman" w:hAnsi="Times New Roman" w:cs="Times New Roman"/>
-          <w:sz w:val="24"/>
-          <w:szCs w:val="24"/>
-        </w:rPr>
-        <w:t xml:space="preserve">Built complex investment simulation engines using Node.js and </w:t>
-      </w:r>
-      <w:proofErr w:type="spellStart"/>
-      <w:r>
-        <w:rPr>
-          <w:rFonts w:ascii="Times New Roman" w:eastAsia="Times New Roman" w:hAnsi="Times New Roman" w:cs="Times New Roman"/>
-          <w:sz w:val="24"/>
-          <w:szCs w:val="24"/>
-        </w:rPr>
-        <w:t>TypeScript</w:t>
-      </w:r>
-      <w:proofErr w:type="spellEnd"/>
-      <w:r>
-        <w:rPr>
-          <w:rFonts w:ascii="Times New Roman" w:eastAsia="Times New Roman" w:hAnsi="Times New Roman" w:cs="Times New Roman"/>
-          <w:sz w:val="24"/>
-          <w:szCs w:val="24"/>
-        </w:rPr>
-        <w:t>, allowing advisors to generate scenario-based performance reports for clients.</w:t>
+        <w:spacing w:after="0" w:line="240" w:lineRule="auto"/>
+        <w:rPr>
+          <w:rFonts w:ascii="Times New Roman" w:eastAsia="Times New Roman" w:hAnsi="Times New Roman" w:cs="Times New Roman"/>
+          <w:sz w:val="24"/>
+          <w:szCs w:val="24"/>
+        </w:rPr>
+      </w:pPr>
+      <w:r>
+        <w:rPr>
+          <w:rFonts w:ascii="Times New Roman" w:eastAsia="Times New Roman" w:hAnsi="Times New Roman" w:cs="Times New Roman"/>
+          <w:b/>
+          <w:bCs/>
+          <w:sz w:val="24"/>
+          <w:szCs w:val="24"/>
+        </w:rPr>
+        <w:t>Microsoft Azure Fundamentals</w:t>
+      </w:r>
+      <w:r>
+        <w:rPr>
+          <w:rFonts w:ascii="Times New Roman" w:eastAsia="Times New Roman" w:hAnsi="Times New Roman" w:cs="Times New Roman"/>
+          <w:sz w:val="24"/>
+          <w:szCs w:val="24"/>
+        </w:rPr>
+        <w:t xml:space="preserve"> </w:t>
       </w:r>
     </w:p>
     <w:p>
@@ -1233,41 +2971,32 @@
         <w:pStyle w:val="ListParagraph"/>
         <w:numPr>
           <w:ilvl w:val="0"/>
-          <w:numId w:val="9"/>
+          <w:numId w:val="19"/>
         </w:numPr>
-        <w:spacing w:before="100" w:beforeAutospacing="1" w:after="100" w:afterAutospacing="1" w:line="240" w:lineRule="auto"/>
-        <w:jc w:val="both"/>
-        <w:rPr>
-          <w:rFonts w:ascii="Times New Roman" w:eastAsia="Times New Roman" w:hAnsi="Times New Roman" w:cs="Times New Roman"/>
-          <w:sz w:val="24"/>
-          <w:szCs w:val="24"/>
-        </w:rPr>
-      </w:pPr>
-      <w:r>
-        <w:rPr>
-          <w:rFonts w:ascii="Times New Roman" w:eastAsia="Times New Roman" w:hAnsi="Times New Roman" w:cs="Times New Roman"/>
-          <w:sz w:val="24"/>
-          <w:szCs w:val="24"/>
-        </w:rPr>
-        <w:t xml:space="preserve">Led migration of legacy PHP backend to Python </w:t>
-      </w:r>
-      <w:proofErr w:type="spellStart"/>
-      <w:r>
-        <w:rPr>
-          <w:rFonts w:ascii="Times New Roman" w:eastAsia="Times New Roman" w:hAnsi="Times New Roman" w:cs="Times New Roman"/>
-          <w:sz w:val="24"/>
-          <w:szCs w:val="24"/>
-        </w:rPr>
-        <w:t>microservices</w:t>
-      </w:r>
-      <w:proofErr w:type="spellEnd"/>
-      <w:r>
-        <w:rPr>
-          <w:rFonts w:ascii="Times New Roman" w:eastAsia="Times New Roman" w:hAnsi="Times New Roman" w:cs="Times New Roman"/>
-          <w:sz w:val="24"/>
-          <w:szCs w:val="24"/>
-        </w:rPr>
-        <w:t>, reducing deployment times and maintenance overhead by 70%.</w:t>
+        <w:spacing w:after="0" w:line="240" w:lineRule="auto"/>
+        <w:rPr>
+          <w:rFonts w:ascii="Times New Roman" w:eastAsia="Times New Roman" w:hAnsi="Times New Roman" w:cs="Times New Roman"/>
+          <w:sz w:val="24"/>
+          <w:szCs w:val="24"/>
+        </w:rPr>
+      </w:pPr>
+      <w:r>
+        <w:rPr>
+          <w:rFonts w:ascii="Times New Roman" w:eastAsia="Times New Roman" w:hAnsi="Times New Roman" w:cs="Times New Roman"/>
+          <w:b/>
+          <w:bCs/>
+          <w:sz w:val="24"/>
+          <w:szCs w:val="24"/>
+        </w:rPr>
+        <w:t>Certified Kubernetes Application Developer (CKAD)</w:t>
+      </w:r>
+      <w:r>
+        <w:rPr>
+          <w:rFonts w:ascii="Times New Roman" w:eastAsia="Times New Roman" w:hAnsi="Times New Roman" w:cs="Times New Roman"/>
+          <w:sz w:val="24"/>
+          <w:szCs w:val="24"/>
+        </w:rPr>
+        <w:t xml:space="preserve"> </w:t>
       </w:r>
     </w:p>
     <w:p>
@@ -1275,1163 +3004,24 @@
         <w:pStyle w:val="ListParagraph"/>
         <w:numPr>
           <w:ilvl w:val="0"/>
-          <w:numId w:val="9"/>
+          <w:numId w:val="19"/>
         </w:numPr>
-        <w:spacing w:before="100" w:beforeAutospacing="1" w:after="100" w:afterAutospacing="1" w:line="240" w:lineRule="auto"/>
-        <w:jc w:val="both"/>
-        <w:rPr>
-          <w:rFonts w:ascii="Times New Roman" w:eastAsia="Times New Roman" w:hAnsi="Times New Roman" w:cs="Times New Roman"/>
-          <w:sz w:val="24"/>
-          <w:szCs w:val="24"/>
-        </w:rPr>
-      </w:pPr>
-      <w:r>
-        <w:rPr>
-          <w:rFonts w:ascii="Times New Roman" w:eastAsia="Times New Roman" w:hAnsi="Times New Roman" w:cs="Times New Roman"/>
-          <w:sz w:val="24"/>
-          <w:szCs w:val="24"/>
-        </w:rPr>
-        <w:t>Introduced Apache Kafka for asynchronous trade processing, resulting in 80% throughput improvement in reconciliation tasks.</w:t>
-      </w:r>
-    </w:p>
-    <w:p>
-      <w:pPr>
-        <w:pStyle w:val="ListParagraph"/>
-        <w:numPr>
-          <w:ilvl w:val="0"/>
-          <w:numId w:val="9"/>
-        </w:numPr>
-        <w:spacing w:before="100" w:beforeAutospacing="1" w:after="100" w:afterAutospacing="1" w:line="240" w:lineRule="auto"/>
-        <w:jc w:val="both"/>
-        <w:rPr>
-          <w:rFonts w:ascii="Times New Roman" w:eastAsia="Times New Roman" w:hAnsi="Times New Roman" w:cs="Times New Roman"/>
-          <w:sz w:val="24"/>
-          <w:szCs w:val="24"/>
-        </w:rPr>
-      </w:pPr>
-      <w:r>
-        <w:rPr>
-          <w:rFonts w:ascii="Times New Roman" w:eastAsia="Times New Roman" w:hAnsi="Times New Roman" w:cs="Times New Roman"/>
-          <w:sz w:val="24"/>
-          <w:szCs w:val="24"/>
-        </w:rPr>
-        <w:t xml:space="preserve">Managed AWS ECS container orchestration and Terraform-based </w:t>
-      </w:r>
-      <w:proofErr w:type="spellStart"/>
-      <w:r>
-        <w:rPr>
-          <w:rFonts w:ascii="Times New Roman" w:eastAsia="Times New Roman" w:hAnsi="Times New Roman" w:cs="Times New Roman"/>
-          <w:sz w:val="24"/>
-          <w:szCs w:val="24"/>
-        </w:rPr>
-        <w:t>IaC</w:t>
-      </w:r>
-      <w:proofErr w:type="spellEnd"/>
-      <w:r>
-        <w:rPr>
-          <w:rFonts w:ascii="Times New Roman" w:eastAsia="Times New Roman" w:hAnsi="Times New Roman" w:cs="Times New Roman"/>
-          <w:sz w:val="24"/>
-          <w:szCs w:val="24"/>
-        </w:rPr>
-        <w:t xml:space="preserve"> to support scalable deployments across dev/staging/prod environments.</w:t>
-      </w:r>
-    </w:p>
-    <w:p>
-      <w:pPr>
-        <w:pStyle w:val="ListParagraph"/>
-        <w:numPr>
-          <w:ilvl w:val="0"/>
-          <w:numId w:val="9"/>
-        </w:numPr>
-        <w:spacing w:before="100" w:beforeAutospacing="1" w:after="100" w:afterAutospacing="1" w:line="240" w:lineRule="auto"/>
-        <w:jc w:val="both"/>
-        <w:rPr>
-          <w:rFonts w:ascii="Times New Roman" w:eastAsia="Times New Roman" w:hAnsi="Times New Roman" w:cs="Times New Roman"/>
-          <w:sz w:val="24"/>
-          <w:szCs w:val="24"/>
-        </w:rPr>
-      </w:pPr>
-      <w:r>
-        <w:rPr>
-          <w:rFonts w:ascii="Times New Roman" w:eastAsia="Times New Roman" w:hAnsi="Times New Roman" w:cs="Times New Roman"/>
-          <w:sz w:val="24"/>
-          <w:szCs w:val="24"/>
-        </w:rPr>
-        <w:t>Built automated trade compliance checks for regulatory enforcement using a rule-based validation engine with PostgreSQL triggers and stored procedures.</w:t>
-      </w:r>
-    </w:p>
-    <w:p>
-      <w:pPr>
-        <w:pStyle w:val="ListParagraph"/>
-        <w:numPr>
-          <w:ilvl w:val="0"/>
-          <w:numId w:val="9"/>
-        </w:numPr>
-        <w:spacing w:before="100" w:beforeAutospacing="1" w:after="100" w:afterAutospacing="1" w:line="240" w:lineRule="auto"/>
-        <w:jc w:val="both"/>
-        <w:rPr>
-          <w:rFonts w:ascii="Times New Roman" w:eastAsia="Times New Roman" w:hAnsi="Times New Roman" w:cs="Times New Roman"/>
-          <w:sz w:val="24"/>
-          <w:szCs w:val="24"/>
-        </w:rPr>
-      </w:pPr>
-      <w:r>
-        <w:rPr>
-          <w:rFonts w:ascii="Times New Roman" w:eastAsia="Times New Roman" w:hAnsi="Times New Roman" w:cs="Times New Roman"/>
-          <w:sz w:val="24"/>
-          <w:szCs w:val="24"/>
-        </w:rPr>
-        <w:t>Collaborated with design and product teams to develop reusable React component libraries aligned with WCAG accessibility standards.</w:t>
-      </w:r>
-    </w:p>
-    <w:p>
-      <w:pPr>
-        <w:pStyle w:val="ListParagraph"/>
-        <w:numPr>
-          <w:ilvl w:val="0"/>
-          <w:numId w:val="9"/>
-        </w:numPr>
-        <w:spacing w:before="100" w:beforeAutospacing="1" w:after="100" w:afterAutospacing="1" w:line="240" w:lineRule="auto"/>
-        <w:jc w:val="both"/>
-        <w:rPr>
-          <w:rFonts w:ascii="Times New Roman" w:eastAsia="Times New Roman" w:hAnsi="Times New Roman" w:cs="Times New Roman"/>
-          <w:sz w:val="24"/>
-          <w:szCs w:val="24"/>
-        </w:rPr>
-      </w:pPr>
-      <w:r>
-        <w:rPr>
-          <w:rFonts w:ascii="Times New Roman" w:eastAsia="Times New Roman" w:hAnsi="Times New Roman" w:cs="Times New Roman"/>
-          <w:sz w:val="24"/>
-          <w:szCs w:val="24"/>
-        </w:rPr>
-        <w:t>Pioneered feature flag-based release processes to enable safe rollout of beta features and A/B testing strategies in production.</w:t>
-      </w:r>
-    </w:p>
-    <w:p>
-      <w:pPr>
-        <w:spacing w:before="100" w:beforeAutospacing="1" w:after="100" w:afterAutospacing="1" w:line="240" w:lineRule="auto"/>
-        <w:jc w:val="both"/>
-        <w:outlineLvl w:val="3"/>
-        <w:rPr>
-          <w:rFonts w:ascii="Arial Black" w:eastAsia="Times New Roman" w:hAnsi="Arial Black" w:cs="Times New Roman"/>
-          <w:b/>
-          <w:bCs/>
-          <w:sz w:val="24"/>
-          <w:szCs w:val="24"/>
-        </w:rPr>
-      </w:pPr>
-      <w:proofErr w:type="spellStart"/>
-      <w:r>
-        <w:rPr>
-          <w:rFonts w:ascii="Arial Black" w:eastAsia="Times New Roman" w:hAnsi="Arial Black" w:cs="Times New Roman"/>
-          <w:b/>
-          <w:bCs/>
-          <w:sz w:val="24"/>
-          <w:szCs w:val="24"/>
-        </w:rPr>
-        <w:t>SimbirSoft</w:t>
-      </w:r>
-      <w:proofErr w:type="spellEnd"/>
-      <w:r>
-        <w:rPr>
-          <w:rFonts w:ascii="Arial Black" w:eastAsia="Times New Roman" w:hAnsi="Arial Black" w:cs="Times New Roman"/>
-          <w:b/>
-          <w:bCs/>
-          <w:sz w:val="24"/>
-          <w:szCs w:val="24"/>
-        </w:rPr>
-        <w:t xml:space="preserve"> Company</w:t>
-      </w:r>
-    </w:p>
-    <w:p>
-      <w:pPr>
         <w:spacing w:after="0" w:line="240" w:lineRule="auto"/>
-        <w:jc w:val="both"/>
-        <w:rPr>
-          <w:rFonts w:ascii="Times New Roman" w:eastAsia="Times New Roman" w:hAnsi="Times New Roman" w:cs="Times New Roman"/>
-          <w:i/>
-          <w:iCs/>
-          <w:sz w:val="24"/>
-          <w:szCs w:val="24"/>
-        </w:rPr>
-      </w:pPr>
-      <w:r>
-        <w:rPr>
-          <w:rFonts w:ascii="Times New Roman" w:eastAsia="Times New Roman" w:hAnsi="Times New Roman" w:cs="Times New Roman"/>
-          <w:i/>
-          <w:iCs/>
-          <w:sz w:val="24"/>
-          <w:szCs w:val="24"/>
-        </w:rPr>
-        <w:t>Software Developer</w:t>
-      </w:r>
-    </w:p>
-    <w:p>
-      <w:pPr>
-        <w:spacing w:after="0" w:line="240" w:lineRule="auto"/>
-        <w:jc w:val="both"/>
-        <w:rPr>
-          <w:rFonts w:ascii="Times New Roman" w:eastAsia="Times New Roman" w:hAnsi="Times New Roman" w:cs="Times New Roman"/>
-          <w:sz w:val="24"/>
-          <w:szCs w:val="24"/>
-        </w:rPr>
-      </w:pPr>
-      <w:r>
-        <w:rPr>
-          <w:rFonts w:ascii="Times New Roman" w:eastAsia="Times New Roman" w:hAnsi="Times New Roman" w:cs="Times New Roman"/>
-          <w:i/>
-          <w:iCs/>
-          <w:sz w:val="24"/>
-          <w:szCs w:val="24"/>
-        </w:rPr>
-        <w:t>Boston, MA | Mar 2015 – Jun 2018</w:t>
-      </w:r>
-    </w:p>
-    <w:p>
-      <w:pPr>
-        <w:pStyle w:val="ListParagraph"/>
-        <w:numPr>
-          <w:ilvl w:val="0"/>
-          <w:numId w:val="9"/>
-        </w:numPr>
-        <w:spacing w:before="100" w:beforeAutospacing="1" w:after="100" w:afterAutospacing="1" w:line="240" w:lineRule="auto"/>
-        <w:jc w:val="both"/>
-        <w:rPr>
-          <w:rFonts w:ascii="Times New Roman" w:eastAsia="Times New Roman" w:hAnsi="Times New Roman" w:cs="Times New Roman"/>
-          <w:sz w:val="24"/>
-          <w:szCs w:val="24"/>
-        </w:rPr>
-      </w:pPr>
-      <w:r>
-        <w:rPr>
-          <w:rFonts w:ascii="Times New Roman" w:eastAsia="Times New Roman" w:hAnsi="Times New Roman" w:cs="Times New Roman"/>
-          <w:sz w:val="24"/>
-          <w:szCs w:val="24"/>
-        </w:rPr>
-        <w:t>Developed high-throughput B2B SaaS tools for managing financial operations, supporting over 10,000 concurrent users at peak traffic.</w:t>
-      </w:r>
-    </w:p>
-    <w:p>
-      <w:pPr>
-        <w:pStyle w:val="ListParagraph"/>
-        <w:numPr>
-          <w:ilvl w:val="0"/>
-          <w:numId w:val="9"/>
-        </w:numPr>
-        <w:spacing w:before="100" w:beforeAutospacing="1" w:after="100" w:afterAutospacing="1" w:line="240" w:lineRule="auto"/>
-        <w:jc w:val="both"/>
-        <w:rPr>
-          <w:rFonts w:ascii="Times New Roman" w:eastAsia="Times New Roman" w:hAnsi="Times New Roman" w:cs="Times New Roman"/>
-          <w:sz w:val="24"/>
-          <w:szCs w:val="24"/>
-        </w:rPr>
-      </w:pPr>
-      <w:r>
-        <w:rPr>
-          <w:rFonts w:ascii="Times New Roman" w:eastAsia="Times New Roman" w:hAnsi="Times New Roman" w:cs="Times New Roman"/>
-          <w:sz w:val="24"/>
-          <w:szCs w:val="24"/>
-        </w:rPr>
-        <w:t xml:space="preserve">Led the creation of an internal permissions management </w:t>
-      </w:r>
-      <w:proofErr w:type="spellStart"/>
-      <w:r>
-        <w:rPr>
-          <w:rFonts w:ascii="Times New Roman" w:eastAsia="Times New Roman" w:hAnsi="Times New Roman" w:cs="Times New Roman"/>
-          <w:sz w:val="24"/>
-          <w:szCs w:val="24"/>
-        </w:rPr>
-        <w:t>microservice</w:t>
-      </w:r>
-      <w:proofErr w:type="spellEnd"/>
-      <w:r>
-        <w:rPr>
-          <w:rFonts w:ascii="Times New Roman" w:eastAsia="Times New Roman" w:hAnsi="Times New Roman" w:cs="Times New Roman"/>
-          <w:sz w:val="24"/>
-          <w:szCs w:val="24"/>
-        </w:rPr>
-        <w:t xml:space="preserve"> using JWT and OAuth2 standards, improving system-wide security compliance.</w:t>
-      </w:r>
-    </w:p>
-    <w:p>
-      <w:pPr>
-        <w:pStyle w:val="ListParagraph"/>
-        <w:numPr>
-          <w:ilvl w:val="0"/>
-          <w:numId w:val="9"/>
-        </w:numPr>
-        <w:spacing w:before="100" w:beforeAutospacing="1" w:after="100" w:afterAutospacing="1" w:line="240" w:lineRule="auto"/>
-        <w:jc w:val="both"/>
-        <w:rPr>
-          <w:rFonts w:ascii="Times New Roman" w:eastAsia="Times New Roman" w:hAnsi="Times New Roman" w:cs="Times New Roman"/>
-          <w:sz w:val="24"/>
-          <w:szCs w:val="24"/>
-        </w:rPr>
-      </w:pPr>
-      <w:r>
-        <w:rPr>
-          <w:rFonts w:ascii="Times New Roman" w:eastAsia="Times New Roman" w:hAnsi="Times New Roman" w:cs="Times New Roman"/>
-          <w:sz w:val="24"/>
-          <w:szCs w:val="24"/>
-        </w:rPr>
-        <w:t>Built internal dashboards with D3.js and React for financial analysts to monitor KPIs and detect anomalies in transactional data.</w:t>
-      </w:r>
-    </w:p>
-    <w:p>
-      <w:pPr>
-        <w:pStyle w:val="ListParagraph"/>
-        <w:numPr>
-          <w:ilvl w:val="0"/>
-          <w:numId w:val="9"/>
-        </w:numPr>
-        <w:spacing w:before="100" w:beforeAutospacing="1" w:after="100" w:afterAutospacing="1" w:line="240" w:lineRule="auto"/>
-        <w:jc w:val="both"/>
-        <w:rPr>
-          <w:rFonts w:ascii="Times New Roman" w:eastAsia="Times New Roman" w:hAnsi="Times New Roman" w:cs="Times New Roman"/>
-          <w:sz w:val="24"/>
-          <w:szCs w:val="24"/>
-        </w:rPr>
-      </w:pPr>
-      <w:r>
-        <w:rPr>
-          <w:rFonts w:ascii="Times New Roman" w:eastAsia="Times New Roman" w:hAnsi="Times New Roman" w:cs="Times New Roman"/>
-          <w:sz w:val="24"/>
-          <w:szCs w:val="24"/>
-        </w:rPr>
-        <w:t>Enhanced logging and observability using ELK stack and custom middleware, reducing incident detection time from hours to minutes.</w:t>
-      </w:r>
-    </w:p>
-    <w:p>
-      <w:pPr>
-        <w:pStyle w:val="ListParagraph"/>
-        <w:numPr>
-          <w:ilvl w:val="0"/>
-          <w:numId w:val="9"/>
-        </w:numPr>
-        <w:spacing w:before="100" w:beforeAutospacing="1" w:after="100" w:afterAutospacing="1" w:line="240" w:lineRule="auto"/>
-        <w:jc w:val="both"/>
-        <w:rPr>
-          <w:rFonts w:ascii="Times New Roman" w:eastAsia="Times New Roman" w:hAnsi="Times New Roman" w:cs="Times New Roman"/>
-          <w:sz w:val="24"/>
-          <w:szCs w:val="24"/>
-        </w:rPr>
-      </w:pPr>
-      <w:r>
-        <w:rPr>
-          <w:rFonts w:ascii="Times New Roman" w:eastAsia="Times New Roman" w:hAnsi="Times New Roman" w:cs="Times New Roman"/>
-          <w:sz w:val="24"/>
-          <w:szCs w:val="24"/>
-        </w:rPr>
-        <w:t xml:space="preserve">Maintained robust REST and </w:t>
-      </w:r>
-      <w:proofErr w:type="spellStart"/>
-      <w:r>
-        <w:rPr>
-          <w:rFonts w:ascii="Times New Roman" w:eastAsia="Times New Roman" w:hAnsi="Times New Roman" w:cs="Times New Roman"/>
-          <w:sz w:val="24"/>
-          <w:szCs w:val="24"/>
-        </w:rPr>
-        <w:t>GraphQL</w:t>
-      </w:r>
-      <w:proofErr w:type="spellEnd"/>
-      <w:r>
-        <w:rPr>
-          <w:rFonts w:ascii="Times New Roman" w:eastAsia="Times New Roman" w:hAnsi="Times New Roman" w:cs="Times New Roman"/>
-          <w:sz w:val="24"/>
-          <w:szCs w:val="24"/>
-        </w:rPr>
-        <w:t xml:space="preserve"> APIs using Express.js and </w:t>
-      </w:r>
-      <w:proofErr w:type="spellStart"/>
-      <w:r>
-        <w:rPr>
-          <w:rFonts w:ascii="Times New Roman" w:eastAsia="Times New Roman" w:hAnsi="Times New Roman" w:cs="Times New Roman"/>
-          <w:sz w:val="24"/>
-          <w:szCs w:val="24"/>
-        </w:rPr>
-        <w:t>TypeScript</w:t>
-      </w:r>
-      <w:proofErr w:type="spellEnd"/>
-      <w:r>
-        <w:rPr>
-          <w:rFonts w:ascii="Times New Roman" w:eastAsia="Times New Roman" w:hAnsi="Times New Roman" w:cs="Times New Roman"/>
-          <w:sz w:val="24"/>
-          <w:szCs w:val="24"/>
-        </w:rPr>
-        <w:t>, achieving 99.98% uptime across 12-month rolling periods.</w:t>
-      </w:r>
-    </w:p>
-    <w:p>
-      <w:pPr>
-        <w:pStyle w:val="ListParagraph"/>
-        <w:numPr>
-          <w:ilvl w:val="0"/>
-          <w:numId w:val="9"/>
-        </w:numPr>
-        <w:spacing w:before="100" w:beforeAutospacing="1" w:after="100" w:afterAutospacing="1" w:line="240" w:lineRule="auto"/>
-        <w:jc w:val="both"/>
-        <w:rPr>
-          <w:rFonts w:ascii="Times New Roman" w:eastAsia="Times New Roman" w:hAnsi="Times New Roman" w:cs="Times New Roman"/>
-          <w:sz w:val="24"/>
-          <w:szCs w:val="24"/>
-        </w:rPr>
-      </w:pPr>
-      <w:r>
-        <w:rPr>
-          <w:rFonts w:ascii="Times New Roman" w:eastAsia="Times New Roman" w:hAnsi="Times New Roman" w:cs="Times New Roman"/>
-          <w:sz w:val="24"/>
-          <w:szCs w:val="24"/>
-        </w:rPr>
-        <w:t>Collaborated with QA engineers to implement BDD frameworks using Cucumber.js and Cypress for critical user flows.</w:t>
-      </w:r>
-    </w:p>
-    <w:p>
-      <w:pPr>
-        <w:pStyle w:val="ListParagraph"/>
-        <w:numPr>
-          <w:ilvl w:val="0"/>
-          <w:numId w:val="9"/>
-        </w:numPr>
-        <w:spacing w:before="100" w:beforeAutospacing="1" w:after="100" w:afterAutospacing="1" w:line="240" w:lineRule="auto"/>
-        <w:jc w:val="both"/>
-        <w:rPr>
-          <w:rFonts w:ascii="Times New Roman" w:eastAsia="Times New Roman" w:hAnsi="Times New Roman" w:cs="Times New Roman"/>
-          <w:sz w:val="24"/>
-          <w:szCs w:val="24"/>
-        </w:rPr>
-      </w:pPr>
-      <w:r>
-        <w:rPr>
-          <w:rFonts w:ascii="Times New Roman" w:eastAsia="Times New Roman" w:hAnsi="Times New Roman" w:cs="Times New Roman"/>
-          <w:sz w:val="24"/>
-          <w:szCs w:val="24"/>
-        </w:rPr>
-        <w:t>Refactored legacy reporting system to a distributed architecture, enabling dynamic report generation and export at scale.</w:t>
-      </w:r>
-    </w:p>
-    <w:p>
-      <w:pPr>
-        <w:pStyle w:val="ListParagraph"/>
-        <w:numPr>
-          <w:ilvl w:val="0"/>
-          <w:numId w:val="9"/>
-        </w:numPr>
-        <w:spacing w:before="100" w:beforeAutospacing="1" w:after="100" w:afterAutospacing="1" w:line="240" w:lineRule="auto"/>
-        <w:jc w:val="both"/>
-        <w:rPr>
-          <w:rFonts w:ascii="Times New Roman" w:eastAsia="Times New Roman" w:hAnsi="Times New Roman" w:cs="Times New Roman"/>
-          <w:sz w:val="24"/>
-          <w:szCs w:val="24"/>
-        </w:rPr>
-      </w:pPr>
-      <w:r>
-        <w:rPr>
-          <w:rFonts w:ascii="Times New Roman" w:eastAsia="Times New Roman" w:hAnsi="Times New Roman" w:cs="Times New Roman"/>
-          <w:sz w:val="24"/>
-          <w:szCs w:val="24"/>
-        </w:rPr>
-        <w:t>Participated in sprint planning, grooming, and team retrospectives as part of an Agile Scrum team with continuous delivery targets.</w:t>
-      </w:r>
-    </w:p>
-    <w:p>
-      <w:pPr>
-        <w:spacing w:before="100" w:beforeAutospacing="1" w:after="100" w:afterAutospacing="1" w:line="240" w:lineRule="auto"/>
-        <w:jc w:val="both"/>
-        <w:rPr>
-          <w:rFonts w:ascii="Times New Roman" w:eastAsia="Times New Roman" w:hAnsi="Times New Roman" w:cs="Times New Roman"/>
-          <w:sz w:val="24"/>
-          <w:szCs w:val="24"/>
-        </w:rPr>
-      </w:pPr>
-    </w:p>
-    <w:p>
-      <w:pPr>
-        <w:spacing w:before="100" w:beforeAutospacing="1" w:after="100" w:afterAutospacing="1" w:line="240" w:lineRule="auto"/>
-        <w:jc w:val="both"/>
-        <w:rPr>
-          <w:rFonts w:ascii="Times New Roman" w:eastAsia="Times New Roman" w:hAnsi="Times New Roman" w:cs="Times New Roman"/>
-          <w:sz w:val="24"/>
-          <w:szCs w:val="24"/>
-        </w:rPr>
-      </w:pPr>
-    </w:p>
-    <w:p>
-      <w:pPr>
-        <w:spacing w:before="100" w:beforeAutospacing="1" w:after="100" w:afterAutospacing="1" w:line="240" w:lineRule="auto"/>
-        <w:jc w:val="both"/>
-        <w:rPr>
-          <w:rFonts w:ascii="Times New Roman" w:eastAsia="Times New Roman" w:hAnsi="Times New Roman" w:cs="Times New Roman"/>
-          <w:sz w:val="24"/>
-          <w:szCs w:val="24"/>
-        </w:rPr>
-      </w:pPr>
-    </w:p>
-    <w:p>
-      <w:pPr>
-        <w:spacing w:before="100" w:beforeAutospacing="1" w:after="100" w:afterAutospacing="1" w:line="240" w:lineRule="auto"/>
-        <w:jc w:val="both"/>
-        <w:outlineLvl w:val="3"/>
-        <w:rPr>
-          <w:rFonts w:ascii="Arial Black" w:eastAsia="Times New Roman" w:hAnsi="Arial Black" w:cs="Times New Roman"/>
-          <w:b/>
-          <w:bCs/>
-          <w:sz w:val="24"/>
-          <w:szCs w:val="24"/>
-        </w:rPr>
-      </w:pPr>
-      <w:r>
-        <w:rPr>
-          <w:rFonts w:ascii="Arial Black" w:eastAsia="Times New Roman" w:hAnsi="Arial Black" w:cs="Times New Roman"/>
-          <w:b/>
-          <w:bCs/>
-          <w:sz w:val="24"/>
-          <w:szCs w:val="24"/>
-        </w:rPr>
-        <w:lastRenderedPageBreak/>
-        <w:t>Microsoft</w:t>
-      </w:r>
-    </w:p>
-    <w:p>
-      <w:pPr>
-        <w:spacing w:after="0" w:line="240" w:lineRule="auto"/>
-        <w:jc w:val="both"/>
-        <w:rPr>
-          <w:rFonts w:ascii="Times New Roman" w:eastAsia="Times New Roman" w:hAnsi="Times New Roman" w:cs="Times New Roman"/>
-          <w:i/>
-          <w:iCs/>
-          <w:sz w:val="24"/>
-          <w:szCs w:val="24"/>
-        </w:rPr>
-      </w:pPr>
-      <w:r>
-        <w:rPr>
-          <w:rFonts w:ascii="Times New Roman" w:eastAsia="Times New Roman" w:hAnsi="Times New Roman" w:cs="Times New Roman"/>
-          <w:i/>
-          <w:iCs/>
-          <w:sz w:val="24"/>
-          <w:szCs w:val="24"/>
-        </w:rPr>
-        <w:t>Software Developer Intern</w:t>
-      </w:r>
-    </w:p>
-    <w:p>
-      <w:pPr>
-        <w:spacing w:after="0" w:line="240" w:lineRule="auto"/>
-        <w:jc w:val="both"/>
-        <w:rPr>
-          <w:rFonts w:ascii="Times New Roman" w:eastAsia="Times New Roman" w:hAnsi="Times New Roman" w:cs="Times New Roman"/>
-          <w:sz w:val="24"/>
-          <w:szCs w:val="24"/>
-        </w:rPr>
-      </w:pPr>
-      <w:r>
-        <w:rPr>
-          <w:rFonts w:ascii="Times New Roman" w:eastAsia="Times New Roman" w:hAnsi="Times New Roman" w:cs="Times New Roman"/>
-          <w:i/>
-          <w:iCs/>
-          <w:sz w:val="24"/>
-          <w:szCs w:val="24"/>
-        </w:rPr>
-        <w:t>Cambridge, MA | Aug 2014 – Feb 2015</w:t>
-      </w:r>
-    </w:p>
-    <w:p>
-      <w:pPr>
-        <w:pStyle w:val="ListParagraph"/>
-        <w:numPr>
-          <w:ilvl w:val="0"/>
-          <w:numId w:val="9"/>
-        </w:numPr>
-        <w:spacing w:before="100" w:beforeAutospacing="1" w:after="100" w:afterAutospacing="1" w:line="240" w:lineRule="auto"/>
-        <w:jc w:val="both"/>
-        <w:rPr>
-          <w:rFonts w:ascii="Times New Roman" w:eastAsia="Times New Roman" w:hAnsi="Times New Roman" w:cs="Times New Roman"/>
-          <w:sz w:val="24"/>
-          <w:szCs w:val="24"/>
-        </w:rPr>
-      </w:pPr>
-      <w:r>
-        <w:rPr>
-          <w:rFonts w:ascii="Times New Roman" w:eastAsia="Times New Roman" w:hAnsi="Times New Roman" w:cs="Times New Roman"/>
-          <w:sz w:val="24"/>
-          <w:szCs w:val="24"/>
-        </w:rPr>
-        <w:t>Supported early-stage development of cloud-native developer tools on Azure platform, contributing to backend API enhancements in C#.</w:t>
-      </w:r>
-    </w:p>
-    <w:p>
-      <w:pPr>
-        <w:pStyle w:val="ListParagraph"/>
-        <w:numPr>
-          <w:ilvl w:val="0"/>
-          <w:numId w:val="9"/>
-        </w:numPr>
-        <w:spacing w:before="100" w:beforeAutospacing="1" w:after="100" w:afterAutospacing="1" w:line="240" w:lineRule="auto"/>
-        <w:jc w:val="both"/>
-        <w:rPr>
-          <w:rFonts w:ascii="Times New Roman" w:eastAsia="Times New Roman" w:hAnsi="Times New Roman" w:cs="Times New Roman"/>
-          <w:sz w:val="24"/>
-          <w:szCs w:val="24"/>
-        </w:rPr>
-      </w:pPr>
-      <w:r>
-        <w:rPr>
-          <w:rFonts w:ascii="Times New Roman" w:eastAsia="Times New Roman" w:hAnsi="Times New Roman" w:cs="Times New Roman"/>
-          <w:sz w:val="24"/>
-          <w:szCs w:val="24"/>
-        </w:rPr>
-        <w:t>Built internal diagnostics dashboard for engineering leadership to monitor service health and feature adoption metrics.</w:t>
-      </w:r>
-    </w:p>
-    <w:p>
-      <w:pPr>
-        <w:pStyle w:val="ListParagraph"/>
-        <w:numPr>
-          <w:ilvl w:val="0"/>
-          <w:numId w:val="9"/>
-        </w:numPr>
-        <w:spacing w:before="100" w:beforeAutospacing="1" w:after="100" w:afterAutospacing="1" w:line="240" w:lineRule="auto"/>
-        <w:jc w:val="both"/>
-        <w:rPr>
-          <w:rFonts w:ascii="Times New Roman" w:eastAsia="Times New Roman" w:hAnsi="Times New Roman" w:cs="Times New Roman"/>
-          <w:sz w:val="24"/>
-          <w:szCs w:val="24"/>
-        </w:rPr>
-      </w:pPr>
-      <w:r>
-        <w:rPr>
-          <w:rFonts w:ascii="Times New Roman" w:eastAsia="Times New Roman" w:hAnsi="Times New Roman" w:cs="Times New Roman"/>
-          <w:sz w:val="24"/>
-          <w:szCs w:val="24"/>
-        </w:rPr>
-        <w:t xml:space="preserve">Automated testing pipelines using Jenkins and </w:t>
-      </w:r>
-      <w:proofErr w:type="spellStart"/>
-      <w:r>
-        <w:rPr>
-          <w:rFonts w:ascii="Times New Roman" w:eastAsia="Times New Roman" w:hAnsi="Times New Roman" w:cs="Times New Roman"/>
-          <w:sz w:val="24"/>
-          <w:szCs w:val="24"/>
-        </w:rPr>
-        <w:t>NUnit</w:t>
-      </w:r>
-      <w:proofErr w:type="spellEnd"/>
-      <w:r>
-        <w:rPr>
-          <w:rFonts w:ascii="Times New Roman" w:eastAsia="Times New Roman" w:hAnsi="Times New Roman" w:cs="Times New Roman"/>
-          <w:sz w:val="24"/>
-          <w:szCs w:val="24"/>
-        </w:rPr>
-        <w:t>, reducing regression-related downtime by 30%.</w:t>
-      </w:r>
-    </w:p>
-    <w:p>
-      <w:pPr>
-        <w:pStyle w:val="ListParagraph"/>
-        <w:numPr>
-          <w:ilvl w:val="0"/>
-          <w:numId w:val="9"/>
-        </w:numPr>
-        <w:spacing w:before="100" w:beforeAutospacing="1" w:after="100" w:afterAutospacing="1" w:line="240" w:lineRule="auto"/>
-        <w:jc w:val="both"/>
-        <w:rPr>
-          <w:rFonts w:ascii="Times New Roman" w:eastAsia="Times New Roman" w:hAnsi="Times New Roman" w:cs="Times New Roman"/>
-          <w:sz w:val="24"/>
-          <w:szCs w:val="24"/>
-        </w:rPr>
-      </w:pPr>
-      <w:r>
-        <w:rPr>
-          <w:rFonts w:ascii="Times New Roman" w:eastAsia="Times New Roman" w:hAnsi="Times New Roman" w:cs="Times New Roman"/>
-          <w:sz w:val="24"/>
-          <w:szCs w:val="24"/>
-        </w:rPr>
-        <w:t>Conducted code reviews and implemented performance profiling tools to optimize latency in developer workflows.</w:t>
-      </w:r>
-    </w:p>
-    <w:p>
-      <w:pPr>
-        <w:pStyle w:val="ListParagraph"/>
-        <w:numPr>
-          <w:ilvl w:val="0"/>
-          <w:numId w:val="9"/>
-        </w:numPr>
-        <w:spacing w:before="100" w:beforeAutospacing="1" w:after="100" w:afterAutospacing="1" w:line="240" w:lineRule="auto"/>
-        <w:jc w:val="both"/>
-        <w:rPr>
-          <w:rFonts w:ascii="Times New Roman" w:eastAsia="Times New Roman" w:hAnsi="Times New Roman" w:cs="Times New Roman"/>
-          <w:sz w:val="24"/>
-          <w:szCs w:val="24"/>
-        </w:rPr>
-      </w:pPr>
-      <w:r>
-        <w:rPr>
-          <w:rFonts w:ascii="Times New Roman" w:eastAsia="Times New Roman" w:hAnsi="Times New Roman" w:cs="Times New Roman"/>
-          <w:sz w:val="24"/>
-          <w:szCs w:val="24"/>
-        </w:rPr>
-        <w:t xml:space="preserve">Integrated </w:t>
-      </w:r>
-      <w:proofErr w:type="spellStart"/>
-      <w:r>
-        <w:rPr>
-          <w:rFonts w:ascii="Times New Roman" w:eastAsia="Times New Roman" w:hAnsi="Times New Roman" w:cs="Times New Roman"/>
-          <w:sz w:val="24"/>
-          <w:szCs w:val="24"/>
-        </w:rPr>
-        <w:t>Git</w:t>
-      </w:r>
-      <w:proofErr w:type="spellEnd"/>
-      <w:r>
-        <w:rPr>
-          <w:rFonts w:ascii="Times New Roman" w:eastAsia="Times New Roman" w:hAnsi="Times New Roman" w:cs="Times New Roman"/>
-          <w:sz w:val="24"/>
-          <w:szCs w:val="24"/>
-        </w:rPr>
-        <w:t xml:space="preserve"> for version control and trained junior interns on </w:t>
-      </w:r>
-      <w:proofErr w:type="spellStart"/>
-      <w:r>
-        <w:rPr>
-          <w:rFonts w:ascii="Times New Roman" w:eastAsia="Times New Roman" w:hAnsi="Times New Roman" w:cs="Times New Roman"/>
-          <w:sz w:val="24"/>
-          <w:szCs w:val="24"/>
-        </w:rPr>
-        <w:t>Git</w:t>
-      </w:r>
-      <w:proofErr w:type="spellEnd"/>
-      <w:r>
-        <w:rPr>
-          <w:rFonts w:ascii="Times New Roman" w:eastAsia="Times New Roman" w:hAnsi="Times New Roman" w:cs="Times New Roman"/>
-          <w:sz w:val="24"/>
-          <w:szCs w:val="24"/>
-        </w:rPr>
-        <w:t xml:space="preserve"> branching strategies for large-team collaboration.</w:t>
-      </w:r>
-    </w:p>
-    <w:p>
-      <w:pPr>
-        <w:pStyle w:val="ListParagraph"/>
-        <w:numPr>
-          <w:ilvl w:val="0"/>
-          <w:numId w:val="9"/>
-        </w:numPr>
-        <w:spacing w:before="100" w:beforeAutospacing="1" w:after="100" w:afterAutospacing="1" w:line="240" w:lineRule="auto"/>
-        <w:jc w:val="both"/>
-        <w:rPr>
-          <w:rFonts w:ascii="Times New Roman" w:eastAsia="Times New Roman" w:hAnsi="Times New Roman" w:cs="Times New Roman"/>
-          <w:sz w:val="24"/>
-          <w:szCs w:val="24"/>
-        </w:rPr>
-      </w:pPr>
-      <w:r>
-        <w:rPr>
-          <w:rFonts w:ascii="Times New Roman" w:eastAsia="Times New Roman" w:hAnsi="Times New Roman" w:cs="Times New Roman"/>
-          <w:sz w:val="24"/>
-          <w:szCs w:val="24"/>
-        </w:rPr>
-        <w:t>Attended weekly architecture meetings and contributed to RFCs for new service components.</w:t>
-      </w:r>
-    </w:p>
-    <w:p>
-      <w:pPr>
-        <w:pStyle w:val="ListParagraph"/>
-        <w:numPr>
-          <w:ilvl w:val="0"/>
-          <w:numId w:val="9"/>
-        </w:numPr>
-        <w:spacing w:before="100" w:beforeAutospacing="1" w:after="100" w:afterAutospacing="1" w:line="240" w:lineRule="auto"/>
-        <w:jc w:val="both"/>
-        <w:rPr>
-          <w:rFonts w:ascii="Times New Roman" w:eastAsia="Times New Roman" w:hAnsi="Times New Roman" w:cs="Times New Roman"/>
-          <w:sz w:val="24"/>
-          <w:szCs w:val="24"/>
-        </w:rPr>
-      </w:pPr>
-      <w:r>
-        <w:rPr>
-          <w:rFonts w:ascii="Times New Roman" w:eastAsia="Times New Roman" w:hAnsi="Times New Roman" w:cs="Times New Roman"/>
-          <w:sz w:val="24"/>
-          <w:szCs w:val="24"/>
-        </w:rPr>
-        <w:t>Participated in hackathons and innovation days; co-developed a plugin system that became part of internal toolchain.</w:t>
-      </w:r>
-    </w:p>
-    <w:p>
-      <w:pPr>
-        <w:pStyle w:val="ListParagraph"/>
-        <w:numPr>
-          <w:ilvl w:val="0"/>
-          <w:numId w:val="9"/>
-        </w:numPr>
-        <w:spacing w:before="100" w:beforeAutospacing="1" w:after="100" w:afterAutospacing="1" w:line="240" w:lineRule="auto"/>
-        <w:jc w:val="both"/>
-        <w:rPr>
-          <w:rFonts w:ascii="Times New Roman" w:eastAsia="Times New Roman" w:hAnsi="Times New Roman" w:cs="Times New Roman"/>
-          <w:sz w:val="24"/>
-          <w:szCs w:val="24"/>
-        </w:rPr>
-      </w:pPr>
-      <w:r>
-        <w:rPr>
-          <w:rFonts w:ascii="Times New Roman" w:eastAsia="Times New Roman" w:hAnsi="Times New Roman" w:cs="Times New Roman"/>
-          <w:sz w:val="24"/>
-          <w:szCs w:val="24"/>
-        </w:rPr>
-        <w:t>Documented internal tooling and authored onboarding guides adopted across engineering teams.</w:t>
-      </w:r>
-    </w:p>
-    <w:p>
-      <w:pPr>
-        <w:shd w:val="clear" w:color="auto" w:fill="DBE5F1" w:themeFill="accent1" w:themeFillTint="33"/>
-        <w:spacing w:before="100" w:beforeAutospacing="1" w:after="100" w:afterAutospacing="1" w:line="240" w:lineRule="auto"/>
-        <w:jc w:val="both"/>
-        <w:outlineLvl w:val="2"/>
-        <w:rPr>
-          <w:rFonts w:ascii="Impact" w:eastAsia="Times New Roman" w:hAnsi="Impact" w:cs="Times New Roman"/>
-          <w:b/>
-          <w:bCs/>
-          <w:color w:val="1F497D" w:themeColor="text2"/>
-          <w:sz w:val="27"/>
-          <w:szCs w:val="27"/>
-        </w:rPr>
-      </w:pPr>
-      <w:r>
-        <w:rPr>
-          <w:rFonts w:ascii="Impact" w:eastAsia="Times New Roman" w:hAnsi="Impact" w:cs="Times New Roman"/>
-          <w:b/>
-          <w:bCs/>
-          <w:color w:val="1F497D" w:themeColor="text2"/>
-          <w:sz w:val="27"/>
-          <w:szCs w:val="27"/>
-        </w:rPr>
-        <w:t>Projects</w:t>
-      </w:r>
-    </w:p>
-    <w:p>
-      <w:pPr>
-        <w:pStyle w:val="ListParagraph"/>
-        <w:numPr>
-          <w:ilvl w:val="0"/>
-          <w:numId w:val="14"/>
-        </w:numPr>
-        <w:spacing w:before="100" w:beforeAutospacing="1" w:after="100" w:afterAutospacing="1" w:line="240" w:lineRule="auto"/>
-        <w:jc w:val="both"/>
-        <w:rPr>
-          <w:rFonts w:ascii="Times New Roman" w:eastAsia="Times New Roman" w:hAnsi="Times New Roman" w:cs="Times New Roman"/>
-          <w:sz w:val="24"/>
-          <w:szCs w:val="24"/>
-        </w:rPr>
-      </w:pPr>
-      <w:r>
-        <w:rPr>
-          <w:rFonts w:ascii="Times New Roman" w:eastAsia="Times New Roman" w:hAnsi="Times New Roman" w:cs="Times New Roman"/>
-          <w:b/>
-          <w:bCs/>
-          <w:sz w:val="24"/>
-          <w:szCs w:val="24"/>
-        </w:rPr>
-        <w:t>Real-Time Investment Platform</w:t>
-      </w:r>
-      <w:r>
-        <w:rPr>
-          <w:rFonts w:ascii="Times New Roman" w:eastAsia="Times New Roman" w:hAnsi="Times New Roman" w:cs="Times New Roman"/>
-          <w:sz w:val="24"/>
-          <w:szCs w:val="24"/>
-        </w:rPr>
-        <w:t xml:space="preserve"> </w:t>
-      </w:r>
-      <w:r>
-        <w:rPr>
-          <w:rFonts w:ascii="Times New Roman" w:eastAsia="Times New Roman" w:hAnsi="Times New Roman" w:cs="Times New Roman"/>
-          <w:i/>
-          <w:iCs/>
-          <w:sz w:val="24"/>
-          <w:szCs w:val="24"/>
-        </w:rPr>
-        <w:t>(</w:t>
-      </w:r>
-      <w:proofErr w:type="spellStart"/>
-      <w:r>
-        <w:rPr>
-          <w:rFonts w:ascii="Times New Roman" w:eastAsia="Times New Roman" w:hAnsi="Times New Roman" w:cs="Times New Roman"/>
-          <w:i/>
-          <w:iCs/>
-          <w:sz w:val="24"/>
-          <w:szCs w:val="24"/>
-        </w:rPr>
-        <w:t>SumatoSoft</w:t>
-      </w:r>
-      <w:proofErr w:type="spellEnd"/>
-      <w:r>
-        <w:rPr>
-          <w:rFonts w:ascii="Times New Roman" w:eastAsia="Times New Roman" w:hAnsi="Times New Roman" w:cs="Times New Roman"/>
-          <w:i/>
-          <w:iCs/>
-          <w:sz w:val="24"/>
-          <w:szCs w:val="24"/>
-        </w:rPr>
-        <w:t>, 2024)</w:t>
-      </w:r>
-    </w:p>
-    <w:p>
-      <w:pPr>
-        <w:pStyle w:val="ListParagraph"/>
-        <w:spacing w:before="100" w:beforeAutospacing="1" w:after="100" w:afterAutospacing="1" w:line="240" w:lineRule="auto"/>
-        <w:jc w:val="both"/>
-        <w:rPr>
-          <w:rFonts w:ascii="Times New Roman" w:eastAsia="Times New Roman" w:hAnsi="Times New Roman" w:cs="Times New Roman"/>
-          <w:sz w:val="24"/>
-          <w:szCs w:val="24"/>
-        </w:rPr>
-      </w:pPr>
-      <w:proofErr w:type="gramStart"/>
-      <w:r>
-        <w:rPr>
-          <w:rFonts w:ascii="Times New Roman" w:eastAsia="Times New Roman" w:hAnsi="Times New Roman" w:cs="Times New Roman"/>
-          <w:sz w:val="24"/>
-          <w:szCs w:val="24"/>
-        </w:rPr>
-        <w:t>Built a real-time investment platform for retail users, handling live asset pricing, order execution, and portfolio tracking with millisecond-level accuracy.</w:t>
-      </w:r>
-      <w:proofErr w:type="gramEnd"/>
-      <w:r>
-        <w:rPr>
-          <w:rFonts w:ascii="Times New Roman" w:eastAsia="Times New Roman" w:hAnsi="Times New Roman" w:cs="Times New Roman"/>
-          <w:sz w:val="24"/>
-          <w:szCs w:val="24"/>
-        </w:rPr>
-        <w:t xml:space="preserve"> Enabled seamless onboarding, trade execution, and automated compliance checks.</w:t>
-      </w:r>
-    </w:p>
-    <w:p>
-      <w:pPr>
-        <w:pStyle w:val="ListParagraph"/>
-        <w:numPr>
-          <w:ilvl w:val="0"/>
-          <w:numId w:val="14"/>
-        </w:numPr>
-        <w:spacing w:before="100" w:beforeAutospacing="1" w:after="100" w:afterAutospacing="1" w:line="240" w:lineRule="auto"/>
-        <w:jc w:val="both"/>
-        <w:rPr>
-          <w:rFonts w:ascii="Times New Roman" w:eastAsia="Times New Roman" w:hAnsi="Times New Roman" w:cs="Times New Roman"/>
-          <w:sz w:val="24"/>
-          <w:szCs w:val="24"/>
-        </w:rPr>
-      </w:pPr>
-      <w:r>
-        <w:rPr>
-          <w:rFonts w:ascii="Times New Roman" w:eastAsia="Times New Roman" w:hAnsi="Times New Roman" w:cs="Times New Roman"/>
-          <w:b/>
-          <w:bCs/>
-          <w:sz w:val="24"/>
-          <w:szCs w:val="24"/>
-        </w:rPr>
-        <w:t>Event-Driven Wealth Management System</w:t>
-      </w:r>
-      <w:r>
-        <w:rPr>
-          <w:rFonts w:ascii="Times New Roman" w:eastAsia="Times New Roman" w:hAnsi="Times New Roman" w:cs="Times New Roman"/>
-          <w:sz w:val="24"/>
-          <w:szCs w:val="24"/>
-        </w:rPr>
-        <w:t xml:space="preserve"> </w:t>
-      </w:r>
-      <w:r>
-        <w:rPr>
-          <w:rFonts w:ascii="Times New Roman" w:eastAsia="Times New Roman" w:hAnsi="Times New Roman" w:cs="Times New Roman"/>
-          <w:i/>
-          <w:iCs/>
-          <w:sz w:val="24"/>
-          <w:szCs w:val="24"/>
-        </w:rPr>
-        <w:t>(</w:t>
-      </w:r>
-      <w:proofErr w:type="spellStart"/>
-      <w:r>
-        <w:rPr>
-          <w:rFonts w:ascii="Times New Roman" w:eastAsia="Times New Roman" w:hAnsi="Times New Roman" w:cs="Times New Roman"/>
-          <w:i/>
-          <w:iCs/>
-          <w:sz w:val="24"/>
-          <w:szCs w:val="24"/>
-        </w:rPr>
-        <w:t>Hexaview</w:t>
-      </w:r>
-      <w:proofErr w:type="spellEnd"/>
-      <w:r>
-        <w:rPr>
-          <w:rFonts w:ascii="Times New Roman" w:eastAsia="Times New Roman" w:hAnsi="Times New Roman" w:cs="Times New Roman"/>
-          <w:i/>
-          <w:iCs/>
-          <w:sz w:val="24"/>
-          <w:szCs w:val="24"/>
-        </w:rPr>
-        <w:t>, 2021)</w:t>
-      </w:r>
-    </w:p>
-    <w:p>
-      <w:pPr>
-        <w:pStyle w:val="ListParagraph"/>
-        <w:spacing w:before="100" w:beforeAutospacing="1" w:after="100" w:afterAutospacing="1" w:line="240" w:lineRule="auto"/>
-        <w:jc w:val="both"/>
-        <w:rPr>
-          <w:rFonts w:ascii="Times New Roman" w:eastAsia="Times New Roman" w:hAnsi="Times New Roman" w:cs="Times New Roman"/>
-          <w:sz w:val="24"/>
-          <w:szCs w:val="24"/>
-        </w:rPr>
-      </w:pPr>
-      <w:proofErr w:type="gramStart"/>
-      <w:r>
-        <w:rPr>
-          <w:rFonts w:ascii="Times New Roman" w:eastAsia="Times New Roman" w:hAnsi="Times New Roman" w:cs="Times New Roman"/>
-          <w:sz w:val="24"/>
-          <w:szCs w:val="24"/>
-        </w:rPr>
-        <w:t>Led backend design of a Kafka-based portfolio alerting system that processed 5M+ events daily.</w:t>
-      </w:r>
-      <w:proofErr w:type="gramEnd"/>
-      <w:r>
-        <w:rPr>
-          <w:rFonts w:ascii="Times New Roman" w:eastAsia="Times New Roman" w:hAnsi="Times New Roman" w:cs="Times New Roman"/>
-          <w:sz w:val="24"/>
-          <w:szCs w:val="24"/>
-        </w:rPr>
-        <w:t xml:space="preserve"> </w:t>
-      </w:r>
-      <w:proofErr w:type="gramStart"/>
-      <w:r>
-        <w:rPr>
-          <w:rFonts w:ascii="Times New Roman" w:eastAsia="Times New Roman" w:hAnsi="Times New Roman" w:cs="Times New Roman"/>
-          <w:sz w:val="24"/>
-          <w:szCs w:val="24"/>
-        </w:rPr>
-        <w:t>Implemented rules engine for proactive client engagement and risk management.</w:t>
-      </w:r>
-      <w:proofErr w:type="gramEnd"/>
-    </w:p>
-    <w:p>
-      <w:pPr>
-        <w:shd w:val="clear" w:color="auto" w:fill="DBE5F1" w:themeFill="accent1" w:themeFillTint="33"/>
-        <w:spacing w:before="100" w:beforeAutospacing="1" w:after="100" w:afterAutospacing="1" w:line="240" w:lineRule="auto"/>
-        <w:jc w:val="both"/>
-        <w:outlineLvl w:val="2"/>
-        <w:rPr>
-          <w:rFonts w:ascii="Impact" w:eastAsia="Times New Roman" w:hAnsi="Impact" w:cs="Times New Roman"/>
-          <w:b/>
-          <w:bCs/>
-          <w:color w:val="1F497D" w:themeColor="text2"/>
-          <w:sz w:val="27"/>
-          <w:szCs w:val="27"/>
-        </w:rPr>
-      </w:pPr>
-      <w:r>
-        <w:rPr>
-          <w:rFonts w:ascii="Impact" w:eastAsia="Times New Roman" w:hAnsi="Impact" w:cs="Times New Roman"/>
-          <w:b/>
-          <w:bCs/>
-          <w:color w:val="1F497D" w:themeColor="text2"/>
-          <w:sz w:val="27"/>
-          <w:szCs w:val="27"/>
-        </w:rPr>
-        <w:t>Certifications</w:t>
-      </w:r>
-    </w:p>
-    <w:p>
-      <w:pPr>
-        <w:pStyle w:val="ListParagraph"/>
-        <w:numPr>
-          <w:ilvl w:val="0"/>
-          <w:numId w:val="15"/>
-        </w:numPr>
-        <w:spacing w:before="100" w:beforeAutospacing="1" w:after="100" w:afterAutospacing="1" w:line="240" w:lineRule="auto"/>
-        <w:jc w:val="both"/>
-        <w:rPr>
-          <w:rFonts w:ascii="Times New Roman" w:eastAsia="Times New Roman" w:hAnsi="Times New Roman" w:cs="Times New Roman"/>
-          <w:sz w:val="24"/>
-          <w:szCs w:val="24"/>
-        </w:rPr>
-      </w:pPr>
-      <w:r>
-        <w:rPr>
-          <w:rFonts w:ascii="Times New Roman" w:eastAsia="Times New Roman" w:hAnsi="Times New Roman" w:cs="Times New Roman"/>
-          <w:sz w:val="24"/>
-          <w:szCs w:val="24"/>
-        </w:rPr>
-        <w:t>AWS Certified Solutions Architect – Associate</w:t>
-      </w:r>
-    </w:p>
-    <w:p>
-      <w:pPr>
-        <w:pStyle w:val="ListParagraph"/>
-        <w:numPr>
-          <w:ilvl w:val="0"/>
-          <w:numId w:val="15"/>
-        </w:numPr>
-        <w:spacing w:before="100" w:beforeAutospacing="1" w:after="100" w:afterAutospacing="1" w:line="240" w:lineRule="auto"/>
-        <w:jc w:val="both"/>
-        <w:rPr>
-          <w:rFonts w:ascii="Times New Roman" w:eastAsia="Times New Roman" w:hAnsi="Times New Roman" w:cs="Times New Roman"/>
-          <w:sz w:val="24"/>
-          <w:szCs w:val="24"/>
-        </w:rPr>
-      </w:pPr>
-      <w:r>
-        <w:rPr>
-          <w:rFonts w:ascii="Times New Roman" w:eastAsia="Times New Roman" w:hAnsi="Times New Roman" w:cs="Times New Roman"/>
-          <w:sz w:val="24"/>
-          <w:szCs w:val="24"/>
-        </w:rPr>
-        <w:t>Google Associate Cloud Engineer</w:t>
-      </w:r>
-    </w:p>
-    <w:p>
-      <w:pPr>
-        <w:pStyle w:val="ListParagraph"/>
-        <w:numPr>
-          <w:ilvl w:val="0"/>
-          <w:numId w:val="15"/>
-        </w:numPr>
-        <w:spacing w:before="100" w:beforeAutospacing="1" w:after="100" w:afterAutospacing="1" w:line="240" w:lineRule="auto"/>
-        <w:jc w:val="both"/>
-        <w:rPr>
-          <w:rFonts w:ascii="Times New Roman" w:eastAsia="Times New Roman" w:hAnsi="Times New Roman" w:cs="Times New Roman"/>
-          <w:sz w:val="24"/>
-          <w:szCs w:val="24"/>
-        </w:rPr>
-      </w:pPr>
-      <w:r>
-        <w:rPr>
-          <w:rFonts w:ascii="Times New Roman" w:eastAsia="Times New Roman" w:hAnsi="Times New Roman" w:cs="Times New Roman"/>
-          <w:sz w:val="24"/>
-          <w:szCs w:val="24"/>
-        </w:rPr>
-        <w:t>MongoDB for Developers (MongoDB University)</w:t>
-      </w:r>
-    </w:p>
-    <w:p>
-      <w:pPr>
-        <w:pStyle w:val="ListParagraph"/>
-        <w:numPr>
-          <w:ilvl w:val="0"/>
-          <w:numId w:val="15"/>
-        </w:numPr>
-        <w:spacing w:before="100" w:beforeAutospacing="1" w:after="100" w:afterAutospacing="1" w:line="240" w:lineRule="auto"/>
-        <w:jc w:val="both"/>
-        <w:rPr>
-          <w:rFonts w:ascii="Times New Roman" w:eastAsia="Times New Roman" w:hAnsi="Times New Roman" w:cs="Times New Roman"/>
-          <w:sz w:val="24"/>
-          <w:szCs w:val="24"/>
-        </w:rPr>
-      </w:pPr>
-      <w:r>
-        <w:rPr>
-          <w:rFonts w:ascii="Times New Roman" w:eastAsia="Times New Roman" w:hAnsi="Times New Roman" w:cs="Times New Roman"/>
-          <w:sz w:val="24"/>
-          <w:szCs w:val="24"/>
-        </w:rPr>
-        <w:t>Python for Data Structures and Algorithms (Coursera)</w:t>
+        <w:rPr>
+          <w:rFonts w:ascii="Times New Roman" w:eastAsia="Times New Roman" w:hAnsi="Times New Roman" w:cs="Times New Roman"/>
+          <w:sz w:val="24"/>
+          <w:szCs w:val="24"/>
+        </w:rPr>
+      </w:pPr>
+      <w:r>
+        <w:rPr>
+          <w:rFonts w:ascii="Times New Roman" w:eastAsia="Times New Roman" w:hAnsi="Times New Roman" w:cs="Times New Roman"/>
+          <w:b/>
+          <w:bCs/>
+          <w:sz w:val="24"/>
+          <w:szCs w:val="24"/>
+        </w:rPr>
+        <w:t>Professional Scrum Master I (PSM I)</w:t>
       </w:r>
     </w:p>
     <w:p>
@@ -2838,7 +3428,7 @@
       <w:lvlText w:val=""/>
       <w:lvlJc w:val="left"/>
       <w:pPr>
-        <w:ind w:left="720" w:hanging="360"/>
+        <w:ind w:left="360" w:hanging="360"/>
       </w:pPr>
       <w:rPr>
         <w:rFonts w:ascii="Wingdings" w:hAnsi="Wingdings" w:hint="default"/>
@@ -2850,7 +3440,7 @@
       <w:lvlText w:val="o"/>
       <w:lvlJc w:val="left"/>
       <w:pPr>
-        <w:ind w:left="1440" w:hanging="360"/>
+        <w:ind w:left="1080" w:hanging="360"/>
       </w:pPr>
       <w:rPr>
         <w:rFonts w:ascii="Courier New" w:hAnsi="Courier New" w:cs="Courier New" w:hint="default"/>
@@ -2862,7 +3452,7 @@
       <w:lvlText w:val=""/>
       <w:lvlJc w:val="left"/>
       <w:pPr>
-        <w:ind w:left="2160" w:hanging="360"/>
+        <w:ind w:left="1800" w:hanging="360"/>
       </w:pPr>
       <w:rPr>
         <w:rFonts w:ascii="Wingdings" w:hAnsi="Wingdings" w:hint="default"/>
@@ -2874,7 +3464,7 @@
       <w:lvlText w:val=""/>
       <w:lvlJc w:val="left"/>
       <w:pPr>
-        <w:ind w:left="2880" w:hanging="360"/>
+        <w:ind w:left="2520" w:hanging="360"/>
       </w:pPr>
       <w:rPr>
         <w:rFonts w:ascii="Symbol" w:hAnsi="Symbol" w:hint="default"/>
@@ -2886,7 +3476,7 @@
       <w:lvlText w:val="o"/>
       <w:lvlJc w:val="left"/>
       <w:pPr>
-        <w:ind w:left="3600" w:hanging="360"/>
+        <w:ind w:left="3240" w:hanging="360"/>
       </w:pPr>
       <w:rPr>
         <w:rFonts w:ascii="Courier New" w:hAnsi="Courier New" w:cs="Courier New" w:hint="default"/>
@@ -2898,7 +3488,7 @@
       <w:lvlText w:val=""/>
       <w:lvlJc w:val="left"/>
       <w:pPr>
-        <w:ind w:left="4320" w:hanging="360"/>
+        <w:ind w:left="3960" w:hanging="360"/>
       </w:pPr>
       <w:rPr>
         <w:rFonts w:ascii="Wingdings" w:hAnsi="Wingdings" w:hint="default"/>
@@ -2910,7 +3500,7 @@
       <w:lvlText w:val=""/>
       <w:lvlJc w:val="left"/>
       <w:pPr>
-        <w:ind w:left="5040" w:hanging="360"/>
+        <w:ind w:left="4680" w:hanging="360"/>
       </w:pPr>
       <w:rPr>
         <w:rFonts w:ascii="Symbol" w:hAnsi="Symbol" w:hint="default"/>
@@ -2922,7 +3512,7 @@
       <w:lvlText w:val="o"/>
       <w:lvlJc w:val="left"/>
       <w:pPr>
-        <w:ind w:left="5760" w:hanging="360"/>
+        <w:ind w:left="5400" w:hanging="360"/>
       </w:pPr>
       <w:rPr>
         <w:rFonts w:ascii="Courier New" w:hAnsi="Courier New" w:cs="Courier New" w:hint="default"/>
@@ -2934,7 +3524,7 @@
       <w:lvlText w:val=""/>
       <w:lvlJc w:val="left"/>
       <w:pPr>
-        <w:ind w:left="6480" w:hanging="360"/>
+        <w:ind w:left="6120" w:hanging="360"/>
       </w:pPr>
       <w:rPr>
         <w:rFonts w:ascii="Wingdings" w:hAnsi="Wingdings" w:hint="default"/>
@@ -3353,6 +3943,119 @@
     </w:lvl>
   </w:abstractNum>
   <w:abstractNum w:abstractNumId="6">
+    <w:nsid w:val="10DC6C26"/>
+    <w:multiLevelType w:val="hybridMultilevel"/>
+    <w:tmpl w:val="75826BC4"/>
+    <w:lvl w:ilvl="0" w:tplc="04090001">
+      <w:start w:val="1"/>
+      <w:numFmt w:val="bullet"/>
+      <w:lvlText w:val=""/>
+      <w:lvlJc w:val="left"/>
+      <w:pPr>
+        <w:ind w:left="360" w:hanging="360"/>
+      </w:pPr>
+      <w:rPr>
+        <w:rFonts w:ascii="Symbol" w:hAnsi="Symbol" w:hint="default"/>
+      </w:rPr>
+    </w:lvl>
+    <w:lvl w:ilvl="1" w:tplc="04090003" w:tentative="1">
+      <w:start w:val="1"/>
+      <w:numFmt w:val="bullet"/>
+      <w:lvlText w:val="o"/>
+      <w:lvlJc w:val="left"/>
+      <w:pPr>
+        <w:ind w:left="1080" w:hanging="360"/>
+      </w:pPr>
+      <w:rPr>
+        <w:rFonts w:ascii="Courier New" w:hAnsi="Courier New" w:cs="Courier New" w:hint="default"/>
+      </w:rPr>
+    </w:lvl>
+    <w:lvl w:ilvl="2" w:tplc="04090005" w:tentative="1">
+      <w:start w:val="1"/>
+      <w:numFmt w:val="bullet"/>
+      <w:lvlText w:val=""/>
+      <w:lvlJc w:val="left"/>
+      <w:pPr>
+        <w:ind w:left="1800" w:hanging="360"/>
+      </w:pPr>
+      <w:rPr>
+        <w:rFonts w:ascii="Wingdings" w:hAnsi="Wingdings" w:hint="default"/>
+      </w:rPr>
+    </w:lvl>
+    <w:lvl w:ilvl="3" w:tplc="04090001" w:tentative="1">
+      <w:start w:val="1"/>
+      <w:numFmt w:val="bullet"/>
+      <w:lvlText w:val=""/>
+      <w:lvlJc w:val="left"/>
+      <w:pPr>
+        <w:ind w:left="2520" w:hanging="360"/>
+      </w:pPr>
+      <w:rPr>
+        <w:rFonts w:ascii="Symbol" w:hAnsi="Symbol" w:hint="default"/>
+      </w:rPr>
+    </w:lvl>
+    <w:lvl w:ilvl="4" w:tplc="04090003" w:tentative="1">
+      <w:start w:val="1"/>
+      <w:numFmt w:val="bullet"/>
+      <w:lvlText w:val="o"/>
+      <w:lvlJc w:val="left"/>
+      <w:pPr>
+        <w:ind w:left="3240" w:hanging="360"/>
+      </w:pPr>
+      <w:rPr>
+        <w:rFonts w:ascii="Courier New" w:hAnsi="Courier New" w:cs="Courier New" w:hint="default"/>
+      </w:rPr>
+    </w:lvl>
+    <w:lvl w:ilvl="5" w:tplc="04090005" w:tentative="1">
+      <w:start w:val="1"/>
+      <w:numFmt w:val="bullet"/>
+      <w:lvlText w:val=""/>
+      <w:lvlJc w:val="left"/>
+      <w:pPr>
+        <w:ind w:left="3960" w:hanging="360"/>
+      </w:pPr>
+      <w:rPr>
+        <w:rFonts w:ascii="Wingdings" w:hAnsi="Wingdings" w:hint="default"/>
+      </w:rPr>
+    </w:lvl>
+    <w:lvl w:ilvl="6" w:tplc="04090001" w:tentative="1">
+      <w:start w:val="1"/>
+      <w:numFmt w:val="bullet"/>
+      <w:lvlText w:val=""/>
+      <w:lvlJc w:val="left"/>
+      <w:pPr>
+        <w:ind w:left="4680" w:hanging="360"/>
+      </w:pPr>
+      <w:rPr>
+        <w:rFonts w:ascii="Symbol" w:hAnsi="Symbol" w:hint="default"/>
+      </w:rPr>
+    </w:lvl>
+    <w:lvl w:ilvl="7" w:tplc="04090003" w:tentative="1">
+      <w:start w:val="1"/>
+      <w:numFmt w:val="bullet"/>
+      <w:lvlText w:val="o"/>
+      <w:lvlJc w:val="left"/>
+      <w:pPr>
+        <w:ind w:left="5400" w:hanging="360"/>
+      </w:pPr>
+      <w:rPr>
+        <w:rFonts w:ascii="Courier New" w:hAnsi="Courier New" w:cs="Courier New" w:hint="default"/>
+      </w:rPr>
+    </w:lvl>
+    <w:lvl w:ilvl="8" w:tplc="04090005" w:tentative="1">
+      <w:start w:val="1"/>
+      <w:numFmt w:val="bullet"/>
+      <w:lvlText w:val=""/>
+      <w:lvlJc w:val="left"/>
+      <w:pPr>
+        <w:ind w:left="6120" w:hanging="360"/>
+      </w:pPr>
+      <w:rPr>
+        <w:rFonts w:ascii="Wingdings" w:hAnsi="Wingdings" w:hint="default"/>
+      </w:rPr>
+    </w:lvl>
+  </w:abstractNum>
+  <w:abstractNum w:abstractNumId="7">
     <w:nsid w:val="137B005A"/>
     <w:multiLevelType w:val="hybridMultilevel"/>
     <w:tmpl w:val="6B9CDDCE"/>
@@ -3465,7 +4168,7 @@
       </w:rPr>
     </w:lvl>
   </w:abstractNum>
-  <w:abstractNum w:abstractNumId="7">
+  <w:abstractNum w:abstractNumId="8">
     <w:nsid w:val="1EF60C02"/>
     <w:multiLevelType w:val="hybridMultilevel"/>
     <w:tmpl w:val="B3CE9A98"/>
@@ -3578,7 +4281,120 @@
       </w:rPr>
     </w:lvl>
   </w:abstractNum>
-  <w:abstractNum w:abstractNumId="8">
+  <w:abstractNum w:abstractNumId="9">
+    <w:nsid w:val="21810A70"/>
+    <w:multiLevelType w:val="hybridMultilevel"/>
+    <w:tmpl w:val="5C08F9AE"/>
+    <w:lvl w:ilvl="0" w:tplc="04090001">
+      <w:start w:val="1"/>
+      <w:numFmt w:val="bullet"/>
+      <w:lvlText w:val=""/>
+      <w:lvlJc w:val="left"/>
+      <w:pPr>
+        <w:ind w:left="360" w:hanging="360"/>
+      </w:pPr>
+      <w:rPr>
+        <w:rFonts w:ascii="Symbol" w:hAnsi="Symbol" w:hint="default"/>
+      </w:rPr>
+    </w:lvl>
+    <w:lvl w:ilvl="1" w:tplc="04090003" w:tentative="1">
+      <w:start w:val="1"/>
+      <w:numFmt w:val="bullet"/>
+      <w:lvlText w:val="o"/>
+      <w:lvlJc w:val="left"/>
+      <w:pPr>
+        <w:ind w:left="1080" w:hanging="360"/>
+      </w:pPr>
+      <w:rPr>
+        <w:rFonts w:ascii="Courier New" w:hAnsi="Courier New" w:cs="Courier New" w:hint="default"/>
+      </w:rPr>
+    </w:lvl>
+    <w:lvl w:ilvl="2" w:tplc="04090005" w:tentative="1">
+      <w:start w:val="1"/>
+      <w:numFmt w:val="bullet"/>
+      <w:lvlText w:val=""/>
+      <w:lvlJc w:val="left"/>
+      <w:pPr>
+        <w:ind w:left="1800" w:hanging="360"/>
+      </w:pPr>
+      <w:rPr>
+        <w:rFonts w:ascii="Wingdings" w:hAnsi="Wingdings" w:hint="default"/>
+      </w:rPr>
+    </w:lvl>
+    <w:lvl w:ilvl="3" w:tplc="04090001" w:tentative="1">
+      <w:start w:val="1"/>
+      <w:numFmt w:val="bullet"/>
+      <w:lvlText w:val=""/>
+      <w:lvlJc w:val="left"/>
+      <w:pPr>
+        <w:ind w:left="2520" w:hanging="360"/>
+      </w:pPr>
+      <w:rPr>
+        <w:rFonts w:ascii="Symbol" w:hAnsi="Symbol" w:hint="default"/>
+      </w:rPr>
+    </w:lvl>
+    <w:lvl w:ilvl="4" w:tplc="04090003" w:tentative="1">
+      <w:start w:val="1"/>
+      <w:numFmt w:val="bullet"/>
+      <w:lvlText w:val="o"/>
+      <w:lvlJc w:val="left"/>
+      <w:pPr>
+        <w:ind w:left="3240" w:hanging="360"/>
+      </w:pPr>
+      <w:rPr>
+        <w:rFonts w:ascii="Courier New" w:hAnsi="Courier New" w:cs="Courier New" w:hint="default"/>
+      </w:rPr>
+    </w:lvl>
+    <w:lvl w:ilvl="5" w:tplc="04090005" w:tentative="1">
+      <w:start w:val="1"/>
+      <w:numFmt w:val="bullet"/>
+      <w:lvlText w:val=""/>
+      <w:lvlJc w:val="left"/>
+      <w:pPr>
+        <w:ind w:left="3960" w:hanging="360"/>
+      </w:pPr>
+      <w:rPr>
+        <w:rFonts w:ascii="Wingdings" w:hAnsi="Wingdings" w:hint="default"/>
+      </w:rPr>
+    </w:lvl>
+    <w:lvl w:ilvl="6" w:tplc="04090001" w:tentative="1">
+      <w:start w:val="1"/>
+      <w:numFmt w:val="bullet"/>
+      <w:lvlText w:val=""/>
+      <w:lvlJc w:val="left"/>
+      <w:pPr>
+        <w:ind w:left="4680" w:hanging="360"/>
+      </w:pPr>
+      <w:rPr>
+        <w:rFonts w:ascii="Symbol" w:hAnsi="Symbol" w:hint="default"/>
+      </w:rPr>
+    </w:lvl>
+    <w:lvl w:ilvl="7" w:tplc="04090003" w:tentative="1">
+      <w:start w:val="1"/>
+      <w:numFmt w:val="bullet"/>
+      <w:lvlText w:val="o"/>
+      <w:lvlJc w:val="left"/>
+      <w:pPr>
+        <w:ind w:left="5400" w:hanging="360"/>
+      </w:pPr>
+      <w:rPr>
+        <w:rFonts w:ascii="Courier New" w:hAnsi="Courier New" w:cs="Courier New" w:hint="default"/>
+      </w:rPr>
+    </w:lvl>
+    <w:lvl w:ilvl="8" w:tplc="04090005" w:tentative="1">
+      <w:start w:val="1"/>
+      <w:numFmt w:val="bullet"/>
+      <w:lvlText w:val=""/>
+      <w:lvlJc w:val="left"/>
+      <w:pPr>
+        <w:ind w:left="6120" w:hanging="360"/>
+      </w:pPr>
+      <w:rPr>
+        <w:rFonts w:ascii="Wingdings" w:hAnsi="Wingdings" w:hint="default"/>
+      </w:rPr>
+    </w:lvl>
+  </w:abstractNum>
+  <w:abstractNum w:abstractNumId="10">
     <w:nsid w:val="220C6A62"/>
     <w:multiLevelType w:val="hybridMultilevel"/>
     <w:tmpl w:val="1DEC4FD4"/>
@@ -3588,7 +4404,7 @@
       <w:lvlText w:val=""/>
       <w:lvlJc w:val="left"/>
       <w:pPr>
-        <w:ind w:left="720" w:hanging="360"/>
+        <w:ind w:left="360" w:hanging="360"/>
       </w:pPr>
       <w:rPr>
         <w:rFonts w:ascii="Symbol" w:hAnsi="Symbol" w:hint="default"/>
@@ -3600,7 +4416,7 @@
       <w:lvlText w:val="o"/>
       <w:lvlJc w:val="left"/>
       <w:pPr>
-        <w:ind w:left="1440" w:hanging="360"/>
+        <w:ind w:left="1080" w:hanging="360"/>
       </w:pPr>
       <w:rPr>
         <w:rFonts w:ascii="Courier New" w:hAnsi="Courier New" w:cs="Courier New" w:hint="default"/>
@@ -3612,7 +4428,7 @@
       <w:lvlText w:val=""/>
       <w:lvlJc w:val="left"/>
       <w:pPr>
-        <w:ind w:left="2160" w:hanging="360"/>
+        <w:ind w:left="1800" w:hanging="360"/>
       </w:pPr>
       <w:rPr>
         <w:rFonts w:ascii="Wingdings" w:hAnsi="Wingdings" w:hint="default"/>
@@ -3624,7 +4440,7 @@
       <w:lvlText w:val=""/>
       <w:lvlJc w:val="left"/>
       <w:pPr>
-        <w:ind w:left="2880" w:hanging="360"/>
+        <w:ind w:left="2520" w:hanging="360"/>
       </w:pPr>
       <w:rPr>
         <w:rFonts w:ascii="Symbol" w:hAnsi="Symbol" w:hint="default"/>
@@ -3636,7 +4452,7 @@
       <w:lvlText w:val="o"/>
       <w:lvlJc w:val="left"/>
       <w:pPr>
-        <w:ind w:left="3600" w:hanging="360"/>
+        <w:ind w:left="3240" w:hanging="360"/>
       </w:pPr>
       <w:rPr>
         <w:rFonts w:ascii="Courier New" w:hAnsi="Courier New" w:cs="Courier New" w:hint="default"/>
@@ -3648,7 +4464,7 @@
       <w:lvlText w:val=""/>
       <w:lvlJc w:val="left"/>
       <w:pPr>
-        <w:ind w:left="4320" w:hanging="360"/>
+        <w:ind w:left="3960" w:hanging="360"/>
       </w:pPr>
       <w:rPr>
         <w:rFonts w:ascii="Wingdings" w:hAnsi="Wingdings" w:hint="default"/>
@@ -3660,7 +4476,7 @@
       <w:lvlText w:val=""/>
       <w:lvlJc w:val="left"/>
       <w:pPr>
-        <w:ind w:left="5040" w:hanging="360"/>
+        <w:ind w:left="4680" w:hanging="360"/>
       </w:pPr>
       <w:rPr>
         <w:rFonts w:ascii="Symbol" w:hAnsi="Symbol" w:hint="default"/>
@@ -3672,7 +4488,7 @@
       <w:lvlText w:val="o"/>
       <w:lvlJc w:val="left"/>
       <w:pPr>
-        <w:ind w:left="5760" w:hanging="360"/>
+        <w:ind w:left="5400" w:hanging="360"/>
       </w:pPr>
       <w:rPr>
         <w:rFonts w:ascii="Courier New" w:hAnsi="Courier New" w:cs="Courier New" w:hint="default"/>
@@ -3684,14 +4500,14 @@
       <w:lvlText w:val=""/>
       <w:lvlJc w:val="left"/>
       <w:pPr>
-        <w:ind w:left="6480" w:hanging="360"/>
+        <w:ind w:left="6120" w:hanging="360"/>
       </w:pPr>
       <w:rPr>
         <w:rFonts w:ascii="Wingdings" w:hAnsi="Wingdings" w:hint="default"/>
       </w:rPr>
     </w:lvl>
   </w:abstractNum>
-  <w:abstractNum w:abstractNumId="9">
+  <w:abstractNum w:abstractNumId="11">
     <w:nsid w:val="264A315D"/>
     <w:multiLevelType w:val="multilevel"/>
     <w:tmpl w:val="264A315D"/>
@@ -3840,7 +4656,120 @@
       </w:rPr>
     </w:lvl>
   </w:abstractNum>
-  <w:abstractNum w:abstractNumId="10">
+  <w:abstractNum w:abstractNumId="12">
+    <w:nsid w:val="272F62EB"/>
+    <w:multiLevelType w:val="hybridMultilevel"/>
+    <w:tmpl w:val="5FE07406"/>
+    <w:lvl w:ilvl="0" w:tplc="04090001">
+      <w:start w:val="1"/>
+      <w:numFmt w:val="bullet"/>
+      <w:lvlText w:val=""/>
+      <w:lvlJc w:val="left"/>
+      <w:pPr>
+        <w:ind w:left="360" w:hanging="360"/>
+      </w:pPr>
+      <w:rPr>
+        <w:rFonts w:ascii="Symbol" w:hAnsi="Symbol" w:hint="default"/>
+      </w:rPr>
+    </w:lvl>
+    <w:lvl w:ilvl="1" w:tplc="04090003" w:tentative="1">
+      <w:start w:val="1"/>
+      <w:numFmt w:val="bullet"/>
+      <w:lvlText w:val="o"/>
+      <w:lvlJc w:val="left"/>
+      <w:pPr>
+        <w:ind w:left="1080" w:hanging="360"/>
+      </w:pPr>
+      <w:rPr>
+        <w:rFonts w:ascii="Courier New" w:hAnsi="Courier New" w:cs="Courier New" w:hint="default"/>
+      </w:rPr>
+    </w:lvl>
+    <w:lvl w:ilvl="2" w:tplc="04090005" w:tentative="1">
+      <w:start w:val="1"/>
+      <w:numFmt w:val="bullet"/>
+      <w:lvlText w:val=""/>
+      <w:lvlJc w:val="left"/>
+      <w:pPr>
+        <w:ind w:left="1800" w:hanging="360"/>
+      </w:pPr>
+      <w:rPr>
+        <w:rFonts w:ascii="Wingdings" w:hAnsi="Wingdings" w:hint="default"/>
+      </w:rPr>
+    </w:lvl>
+    <w:lvl w:ilvl="3" w:tplc="04090001" w:tentative="1">
+      <w:start w:val="1"/>
+      <w:numFmt w:val="bullet"/>
+      <w:lvlText w:val=""/>
+      <w:lvlJc w:val="left"/>
+      <w:pPr>
+        <w:ind w:left="2520" w:hanging="360"/>
+      </w:pPr>
+      <w:rPr>
+        <w:rFonts w:ascii="Symbol" w:hAnsi="Symbol" w:hint="default"/>
+      </w:rPr>
+    </w:lvl>
+    <w:lvl w:ilvl="4" w:tplc="04090003" w:tentative="1">
+      <w:start w:val="1"/>
+      <w:numFmt w:val="bullet"/>
+      <w:lvlText w:val="o"/>
+      <w:lvlJc w:val="left"/>
+      <w:pPr>
+        <w:ind w:left="3240" w:hanging="360"/>
+      </w:pPr>
+      <w:rPr>
+        <w:rFonts w:ascii="Courier New" w:hAnsi="Courier New" w:cs="Courier New" w:hint="default"/>
+      </w:rPr>
+    </w:lvl>
+    <w:lvl w:ilvl="5" w:tplc="04090005" w:tentative="1">
+      <w:start w:val="1"/>
+      <w:numFmt w:val="bullet"/>
+      <w:lvlText w:val=""/>
+      <w:lvlJc w:val="left"/>
+      <w:pPr>
+        <w:ind w:left="3960" w:hanging="360"/>
+      </w:pPr>
+      <w:rPr>
+        <w:rFonts w:ascii="Wingdings" w:hAnsi="Wingdings" w:hint="default"/>
+      </w:rPr>
+    </w:lvl>
+    <w:lvl w:ilvl="6" w:tplc="04090001" w:tentative="1">
+      <w:start w:val="1"/>
+      <w:numFmt w:val="bullet"/>
+      <w:lvlText w:val=""/>
+      <w:lvlJc w:val="left"/>
+      <w:pPr>
+        <w:ind w:left="4680" w:hanging="360"/>
+      </w:pPr>
+      <w:rPr>
+        <w:rFonts w:ascii="Symbol" w:hAnsi="Symbol" w:hint="default"/>
+      </w:rPr>
+    </w:lvl>
+    <w:lvl w:ilvl="7" w:tplc="04090003" w:tentative="1">
+      <w:start w:val="1"/>
+      <w:numFmt w:val="bullet"/>
+      <w:lvlText w:val="o"/>
+      <w:lvlJc w:val="left"/>
+      <w:pPr>
+        <w:ind w:left="5400" w:hanging="360"/>
+      </w:pPr>
+      <w:rPr>
+        <w:rFonts w:ascii="Courier New" w:hAnsi="Courier New" w:cs="Courier New" w:hint="default"/>
+      </w:rPr>
+    </w:lvl>
+    <w:lvl w:ilvl="8" w:tplc="04090005" w:tentative="1">
+      <w:start w:val="1"/>
+      <w:numFmt w:val="bullet"/>
+      <w:lvlText w:val=""/>
+      <w:lvlJc w:val="left"/>
+      <w:pPr>
+        <w:ind w:left="6120" w:hanging="360"/>
+      </w:pPr>
+      <w:rPr>
+        <w:rFonts w:ascii="Wingdings" w:hAnsi="Wingdings" w:hint="default"/>
+      </w:rPr>
+    </w:lvl>
+  </w:abstractNum>
+  <w:abstractNum w:abstractNumId="13">
     <w:nsid w:val="31A1277E"/>
     <w:multiLevelType w:val="hybridMultilevel"/>
     <w:tmpl w:val="90769452"/>
@@ -3953,7 +4882,7 @@
       </w:rPr>
     </w:lvl>
   </w:abstractNum>
-  <w:abstractNum w:abstractNumId="11">
+  <w:abstractNum w:abstractNumId="14">
     <w:nsid w:val="48FC4289"/>
     <w:multiLevelType w:val="multilevel"/>
     <w:tmpl w:val="48FC4289"/>
@@ -4102,7 +5031,7 @@
       </w:rPr>
     </w:lvl>
   </w:abstractNum>
-  <w:abstractNum w:abstractNumId="12">
+  <w:abstractNum w:abstractNumId="15">
     <w:nsid w:val="4B2C24B2"/>
     <w:multiLevelType w:val="hybridMultilevel"/>
     <w:tmpl w:val="4C6C5E56"/>
@@ -4214,7 +5143,7 @@
       </w:rPr>
     </w:lvl>
   </w:abstractNum>
-  <w:abstractNum w:abstractNumId="13">
+  <w:abstractNum w:abstractNumId="16">
     <w:nsid w:val="51382AD3"/>
     <w:multiLevelType w:val="multilevel"/>
     <w:tmpl w:val="51382AD3"/>
@@ -4363,7 +5292,120 @@
       </w:rPr>
     </w:lvl>
   </w:abstractNum>
-  <w:abstractNum w:abstractNumId="14">
+  <w:abstractNum w:abstractNumId="17">
+    <w:nsid w:val="5B9537A8"/>
+    <w:multiLevelType w:val="hybridMultilevel"/>
+    <w:tmpl w:val="DD6279F0"/>
+    <w:lvl w:ilvl="0" w:tplc="04090001">
+      <w:start w:val="1"/>
+      <w:numFmt w:val="bullet"/>
+      <w:lvlText w:val=""/>
+      <w:lvlJc w:val="left"/>
+      <w:pPr>
+        <w:ind w:left="360" w:hanging="360"/>
+      </w:pPr>
+      <w:rPr>
+        <w:rFonts w:ascii="Symbol" w:hAnsi="Symbol" w:hint="default"/>
+      </w:rPr>
+    </w:lvl>
+    <w:lvl w:ilvl="1" w:tplc="04090003" w:tentative="1">
+      <w:start w:val="1"/>
+      <w:numFmt w:val="bullet"/>
+      <w:lvlText w:val="o"/>
+      <w:lvlJc w:val="left"/>
+      <w:pPr>
+        <w:ind w:left="1080" w:hanging="360"/>
+      </w:pPr>
+      <w:rPr>
+        <w:rFonts w:ascii="Courier New" w:hAnsi="Courier New" w:cs="Courier New" w:hint="default"/>
+      </w:rPr>
+    </w:lvl>
+    <w:lvl w:ilvl="2" w:tplc="04090005" w:tentative="1">
+      <w:start w:val="1"/>
+      <w:numFmt w:val="bullet"/>
+      <w:lvlText w:val=""/>
+      <w:lvlJc w:val="left"/>
+      <w:pPr>
+        <w:ind w:left="1800" w:hanging="360"/>
+      </w:pPr>
+      <w:rPr>
+        <w:rFonts w:ascii="Wingdings" w:hAnsi="Wingdings" w:hint="default"/>
+      </w:rPr>
+    </w:lvl>
+    <w:lvl w:ilvl="3" w:tplc="04090001" w:tentative="1">
+      <w:start w:val="1"/>
+      <w:numFmt w:val="bullet"/>
+      <w:lvlText w:val=""/>
+      <w:lvlJc w:val="left"/>
+      <w:pPr>
+        <w:ind w:left="2520" w:hanging="360"/>
+      </w:pPr>
+      <w:rPr>
+        <w:rFonts w:ascii="Symbol" w:hAnsi="Symbol" w:hint="default"/>
+      </w:rPr>
+    </w:lvl>
+    <w:lvl w:ilvl="4" w:tplc="04090003" w:tentative="1">
+      <w:start w:val="1"/>
+      <w:numFmt w:val="bullet"/>
+      <w:lvlText w:val="o"/>
+      <w:lvlJc w:val="left"/>
+      <w:pPr>
+        <w:ind w:left="3240" w:hanging="360"/>
+      </w:pPr>
+      <w:rPr>
+        <w:rFonts w:ascii="Courier New" w:hAnsi="Courier New" w:cs="Courier New" w:hint="default"/>
+      </w:rPr>
+    </w:lvl>
+    <w:lvl w:ilvl="5" w:tplc="04090005" w:tentative="1">
+      <w:start w:val="1"/>
+      <w:numFmt w:val="bullet"/>
+      <w:lvlText w:val=""/>
+      <w:lvlJc w:val="left"/>
+      <w:pPr>
+        <w:ind w:left="3960" w:hanging="360"/>
+      </w:pPr>
+      <w:rPr>
+        <w:rFonts w:ascii="Wingdings" w:hAnsi="Wingdings" w:hint="default"/>
+      </w:rPr>
+    </w:lvl>
+    <w:lvl w:ilvl="6" w:tplc="04090001" w:tentative="1">
+      <w:start w:val="1"/>
+      <w:numFmt w:val="bullet"/>
+      <w:lvlText w:val=""/>
+      <w:lvlJc w:val="left"/>
+      <w:pPr>
+        <w:ind w:left="4680" w:hanging="360"/>
+      </w:pPr>
+      <w:rPr>
+        <w:rFonts w:ascii="Symbol" w:hAnsi="Symbol" w:hint="default"/>
+      </w:rPr>
+    </w:lvl>
+    <w:lvl w:ilvl="7" w:tplc="04090003" w:tentative="1">
+      <w:start w:val="1"/>
+      <w:numFmt w:val="bullet"/>
+      <w:lvlText w:val="o"/>
+      <w:lvlJc w:val="left"/>
+      <w:pPr>
+        <w:ind w:left="5400" w:hanging="360"/>
+      </w:pPr>
+      <w:rPr>
+        <w:rFonts w:ascii="Courier New" w:hAnsi="Courier New" w:cs="Courier New" w:hint="default"/>
+      </w:rPr>
+    </w:lvl>
+    <w:lvl w:ilvl="8" w:tplc="04090005" w:tentative="1">
+      <w:start w:val="1"/>
+      <w:numFmt w:val="bullet"/>
+      <w:lvlText w:val=""/>
+      <w:lvlJc w:val="left"/>
+      <w:pPr>
+        <w:ind w:left="6120" w:hanging="360"/>
+      </w:pPr>
+      <w:rPr>
+        <w:rFonts w:ascii="Wingdings" w:hAnsi="Wingdings" w:hint="default"/>
+      </w:rPr>
+    </w:lvl>
+  </w:abstractNum>
+  <w:abstractNum w:abstractNumId="18">
     <w:nsid w:val="6C3908AE"/>
     <w:multiLevelType w:val="multilevel"/>
     <w:tmpl w:val="6C3908AE"/>
@@ -4516,7 +5558,7 @@
     <w:abstractNumId w:val="5"/>
   </w:num>
   <w:num w:numId="2">
-    <w:abstractNumId w:val="14"/>
+    <w:abstractNumId w:val="18"/>
   </w:num>
   <w:num w:numId="3">
     <w:abstractNumId w:val="0"/>
@@ -4525,22 +5567,22 @@
     <w:abstractNumId w:val="4"/>
   </w:num>
   <w:num w:numId="5">
-    <w:abstractNumId w:val="13"/>
+    <w:abstractNumId w:val="16"/>
   </w:num>
   <w:num w:numId="6">
-    <w:abstractNumId w:val="9"/>
+    <w:abstractNumId w:val="11"/>
   </w:num>
   <w:num w:numId="7">
-    <w:abstractNumId w:val="11"/>
+    <w:abstractNumId w:val="14"/>
   </w:num>
   <w:num w:numId="8">
     <w:abstractNumId w:val="2"/>
   </w:num>
   <w:num w:numId="9">
-    <w:abstractNumId w:val="8"/>
+    <w:abstractNumId w:val="10"/>
   </w:num>
   <w:num w:numId="10">
-    <w:abstractNumId w:val="12"/>
+    <w:abstractNumId w:val="15"/>
   </w:num>
   <w:num w:numId="11">
     <w:abstractNumId w:val="1"/>
@@ -4549,13 +5591,25 @@
     <w:abstractNumId w:val="3"/>
   </w:num>
   <w:num w:numId="13">
+    <w:abstractNumId w:val="8"/>
+  </w:num>
+  <w:num w:numId="14">
     <w:abstractNumId w:val="7"/>
   </w:num>
-  <w:num w:numId="14">
+  <w:num w:numId="15">
+    <w:abstractNumId w:val="13"/>
+  </w:num>
+  <w:num w:numId="16">
+    <w:abstractNumId w:val="17"/>
+  </w:num>
+  <w:num w:numId="17">
+    <w:abstractNumId w:val="9"/>
+  </w:num>
+  <w:num w:numId="18">
+    <w:abstractNumId w:val="12"/>
+  </w:num>
+  <w:num w:numId="19">
     <w:abstractNumId w:val="6"/>
-  </w:num>
-  <w:num w:numId="15">
-    <w:abstractNumId w:val="10"/>
   </w:num>
 </w:numbering>
 </file>
@@ -5492,7 +6546,7 @@
 </file>
 
 <file path=customXml/itemProps1.xml><?xml version="1.0" encoding="utf-8"?>
-<ds:datastoreItem xmlns:ds="http://schemas.openxmlformats.org/officeDocument/2006/customXml" ds:itemID="{B8C2660C-F3DE-4EC7-BDCE-1A5AE7949661}">
+<ds:datastoreItem xmlns:ds="http://schemas.openxmlformats.org/officeDocument/2006/customXml" ds:itemID="{495AF3C8-10A8-482E-9263-43C4EE251CD4}">
   <ds:schemaRefs>
     <ds:schemaRef ds:uri="http://schemas.openxmlformats.org/officeDocument/2006/bibliography"/>
   </ds:schemaRefs>

--- a/Taylor/Python, React/Taylor Pentz.docx
+++ b/Taylor/Python, React/Taylor Pentz.docx
@@ -91,8 +91,6 @@
         </w:rPr>
         <w:t>/Django), React, AWS</w:t>
       </w:r>
-      <w:bookmarkStart w:id="0" w:name="_GoBack"/>
-      <w:bookmarkEnd w:id="0"/>
       <w:r>
         <w:rPr>
           <w:rFonts w:ascii="Times New Roman" w:eastAsia="Times New Roman" w:hAnsi="Times New Roman" w:cs="Times New Roman"/>
@@ -1156,7 +1154,29 @@
           <w:sz w:val="24"/>
           <w:szCs w:val="24"/>
         </w:rPr>
-        <w:t>Boston, MA (Remote) | Apr 2023 – Mar 2025</w:t>
+        <w:t xml:space="preserve">Boston, MA (Remote) | Apr 2023 – </w:t>
+      </w:r>
+      <w:r>
+        <w:rPr>
+          <w:rFonts w:ascii="Times New Roman" w:eastAsia="Times New Roman" w:hAnsi="Times New Roman" w:cs="Times New Roman"/>
+          <w:i/>
+          <w:iCs/>
+          <w:sz w:val="24"/>
+          <w:szCs w:val="24"/>
+        </w:rPr>
+        <w:t>Dec</w:t>
+      </w:r>
+      <w:bookmarkStart w:id="0" w:name="_GoBack"/>
+      <w:bookmarkEnd w:id="0"/>
+      <w:r>
+        <w:rPr>
+          <w:rFonts w:ascii="Times New Roman" w:eastAsia="Times New Roman" w:hAnsi="Times New Roman" w:cs="Times New Roman"/>
+          <w:i/>
+          <w:iCs/>
+          <w:sz w:val="24"/>
+          <w:szCs w:val="24"/>
+        </w:rPr>
+        <w:t xml:space="preserve"> 2025</w:t>
       </w:r>
     </w:p>
     <w:p>
@@ -6546,7 +6566,7 @@
 </file>
 
 <file path=customXml/itemProps1.xml><?xml version="1.0" encoding="utf-8"?>
-<ds:datastoreItem xmlns:ds="http://schemas.openxmlformats.org/officeDocument/2006/customXml" ds:itemID="{495AF3C8-10A8-482E-9263-43C4EE251CD4}">
+<ds:datastoreItem xmlns:ds="http://schemas.openxmlformats.org/officeDocument/2006/customXml" ds:itemID="{D25E4D91-20E6-4AA6-84B9-9A3322C3F747}">
   <ds:schemaRefs>
     <ds:schemaRef ds:uri="http://schemas.openxmlformats.org/officeDocument/2006/bibliography"/>
   </ds:schemaRefs>
